--- a/Second-Pass-Results-Readout.docx
+++ b/Second-Pass-Results-Readout.docx
@@ -4,7 +4,7 @@
   <w:body>
     <w:p>
       <w:pPr>
-        <w:spacing w:before="0" w:after="40" w:line="230" w:lineRule="auto"/>
+        <w:spacing w:before="0" w:after="128" w:line="240" w:lineRule="auto"/>
         <w:jc w:val="center"/>
         <w:keepNext/>
       </w:pPr>
@@ -19,7 +19,7 @@
     </w:p>
     <w:p>
       <w:pPr>
-        <w:spacing w:before="30" w:after="0" w:line="230" w:lineRule="auto"/>
+        <w:spacing w:before="96" w:after="0" w:line="240" w:lineRule="auto"/>
       </w:pPr>
       <w:r>
         <w:rPr>
@@ -27,7 +27,7 @@
           <w:b w:val="0"/>
           <w:sz w:val="21"/>
         </w:rPr>
-        <w:t xml:space="preserve">One page a facilitator fills after a session. Run findings.py against the downloaded responses and copy its output in. The name in each cell is the field the script writes for it, and a field printed under </w:t>
+        <w:t xml:space="preserve">One page a facilitator fills after a session, and one page for each case set the session played. Run findings.py against the downloaded responses, add --roster when you kept a consented roster, and copy its output in. The name in each cell is the field the script writes for it. The run. fields come from the Run block and every other field comes from the block headed by this page's case set, so a page is never filled from two case sets. A field the script prints as *not available*, or one listed under </w:t>
       </w:r>
       <w:r>
         <w:rPr>
@@ -43,12 +43,25 @@
           <w:b w:val="0"/>
           <w:sz w:val="21"/>
         </w:rPr>
-        <w:t xml:space="preserve"> leaves its cell blank rather than estimated. Players are distinct codenames, and one who tapped two chapters counts in both. Session run.generated, file run.source_file, cases run.case_round1 and run.case_round2, key dated run.key_date, product run.product_version, responses run.responses_total, players run.players, test rows dropped run.test_rows_dropped, replays dropped run.replays_dropped.</w:t>
+        <w:t>, leaves its cell blank rather than estimated.</w:t>
       </w:r>
     </w:p>
     <w:p>
       <w:pPr>
-        <w:spacing w:before="50" w:after="20" w:line="230" w:lineRule="auto"/>
+        <w:spacing w:before="96" w:after="0" w:line="240" w:lineRule="auto"/>
+      </w:pPr>
+      <w:r>
+        <w:rPr>
+          <w:rFonts w:ascii="Calibri" w:hAnsi="Calibri"/>
+          <w:b w:val="0"/>
+          <w:sz w:val="21"/>
+        </w:rPr>
+        <w:t>Session run.generated, file run.source_file, product run.product_version, evidence status run.evidence_status. Practice case set.case_round1, fresh case set.case_round2, key dated set.key_date.</w:t>
+      </w:r>
+    </w:p>
+    <w:p>
+      <w:pPr>
+        <w:spacing w:before="160" w:after="64" w:line="240" w:lineRule="auto"/>
         <w:pBdr>
           <w:bottom w:val="single" w:sz="6" w:space="1" w:color="000000"/>
         </w:pBdr>
@@ -61,12 +74,904 @@
           <w:sz w:val="21"/>
           <w:spacing w:val="20"/>
         </w:rPr>
-        <w:t>1. Players by organization, fields carrying the prefix `org.`</w:t>
+        <w:t>Counts, each defined once</w:t>
       </w:r>
     </w:p>
     <w:p>
       <w:pPr>
-        <w:spacing w:before="25" w:after="0" w:line="230" w:lineRule="auto"/>
+        <w:spacing w:before="80" w:after="0" w:line="240" w:lineRule="auto"/>
+        <w:rPr>
+          <w:sz w:val="2"/>
+          <w:szCs w:val="2"/>
+        </w:rPr>
+      </w:pPr>
+    </w:p>
+    <w:tbl>
+      <w:tblPr>
+        <w:tblW w:type="auto" w:w="0"/>
+        <w:jc w:val="left"/>
+        <w:tblLayout w:type="fixed"/>
+        <w:tblLook w:firstColumn="1" w:firstRow="1" w:lastColumn="0" w:lastRow="0" w:noHBand="0" w:noVBand="1" w:val="04A0"/>
+      </w:tblPr>
+      <w:tblGrid>
+        <w:gridCol w:w="3504"/>
+        <w:gridCol w:w="3504"/>
+        <w:gridCol w:w="3504"/>
+      </w:tblGrid>
+      <w:tr>
+        <w:trPr>
+          <w:tblHeader/>
+        </w:trPr>
+        <w:tc>
+          <w:tcPr>
+            <w:tcW w:type="dxa" w:w="3312"/>
+            <w:tcBorders>
+              <w:top w:val="single" w:sz="4" w:space="0" w:color="9A9A9A"/>
+              <w:left w:val="single" w:sz="4" w:space="0" w:color="9A9A9A"/>
+              <w:bottom w:val="single" w:sz="4" w:space="0" w:color="9A9A9A"/>
+              <w:right w:val="single" w:sz="4" w:space="0" w:color="9A9A9A"/>
+            </w:tcBorders>
+          </w:tcPr>
+          <w:p>
+            <w:pPr>
+              <w:spacing w:before="13" w:after="13" w:line="240" w:lineRule="auto"/>
+            </w:pPr>
+            <w:r>
+              <w:rPr>
+                <w:rFonts w:ascii="Calibri" w:hAnsi="Calibri"/>
+                <w:b/>
+                <w:sz w:val="21"/>
+              </w:rPr>
+              <w:t>Count</w:t>
+            </w:r>
+          </w:p>
+        </w:tc>
+        <w:tc>
+          <w:tcPr>
+            <w:tcW w:type="dxa" w:w="2160"/>
+            <w:tcBorders>
+              <w:top w:val="single" w:sz="4" w:space="0" w:color="9A9A9A"/>
+              <w:left w:val="single" w:sz="4" w:space="0" w:color="9A9A9A"/>
+              <w:bottom w:val="single" w:sz="4" w:space="0" w:color="9A9A9A"/>
+              <w:right w:val="single" w:sz="4" w:space="0" w:color="9A9A9A"/>
+            </w:tcBorders>
+          </w:tcPr>
+          <w:p>
+            <w:pPr>
+              <w:spacing w:before="13" w:after="13" w:line="240" w:lineRule="auto"/>
+            </w:pPr>
+            <w:r>
+              <w:rPr>
+                <w:rFonts w:ascii="Calibri" w:hAnsi="Calibri"/>
+                <w:b/>
+                <w:sz w:val="21"/>
+              </w:rPr>
+              <w:t>Field</w:t>
+            </w:r>
+          </w:p>
+        </w:tc>
+        <w:tc>
+          <w:tcPr>
+            <w:tcW w:type="dxa" w:w="5040"/>
+            <w:tcBorders>
+              <w:top w:val="single" w:sz="4" w:space="0" w:color="9A9A9A"/>
+              <w:left w:val="single" w:sz="4" w:space="0" w:color="9A9A9A"/>
+              <w:bottom w:val="single" w:sz="4" w:space="0" w:color="9A9A9A"/>
+              <w:right w:val="single" w:sz="4" w:space="0" w:color="9A9A9A"/>
+            </w:tcBorders>
+          </w:tcPr>
+          <w:p>
+            <w:pPr>
+              <w:spacing w:before="13" w:after="13" w:line="240" w:lineRule="auto"/>
+            </w:pPr>
+            <w:r>
+              <w:rPr>
+                <w:rFonts w:ascii="Calibri" w:hAnsi="Calibri"/>
+                <w:b/>
+                <w:sz w:val="21"/>
+              </w:rPr>
+              <w:t>What it counts</w:t>
+            </w:r>
+          </w:p>
+        </w:tc>
+      </w:tr>
+      <w:tr>
+        <w:tc>
+          <w:tcPr>
+            <w:tcW w:type="dxa" w:w="3312"/>
+            <w:tcBorders>
+              <w:top w:val="single" w:sz="4" w:space="0" w:color="9A9A9A"/>
+              <w:left w:val="single" w:sz="4" w:space="0" w:color="9A9A9A"/>
+              <w:bottom w:val="single" w:sz="4" w:space="0" w:color="9A9A9A"/>
+              <w:right w:val="single" w:sz="4" w:space="0" w:color="9A9A9A"/>
+            </w:tcBorders>
+          </w:tcPr>
+          <w:p>
+            <w:pPr>
+              <w:spacing w:before="13" w:after="13" w:line="240" w:lineRule="auto"/>
+            </w:pPr>
+            <w:r>
+              <w:rPr>
+                <w:rFonts w:ascii="Calibri" w:hAnsi="Calibri"/>
+                <w:b w:val="0"/>
+                <w:sz w:val="21"/>
+              </w:rPr>
+              <w:t>Rows in the export</w:t>
+            </w:r>
+          </w:p>
+        </w:tc>
+        <w:tc>
+          <w:tcPr>
+            <w:tcW w:type="dxa" w:w="2160"/>
+            <w:tcBorders>
+              <w:top w:val="single" w:sz="4" w:space="0" w:color="9A9A9A"/>
+              <w:left w:val="single" w:sz="4" w:space="0" w:color="9A9A9A"/>
+              <w:bottom w:val="single" w:sz="4" w:space="0" w:color="9A9A9A"/>
+              <w:right w:val="single" w:sz="4" w:space="0" w:color="9A9A9A"/>
+            </w:tcBorders>
+          </w:tcPr>
+          <w:p>
+            <w:pPr>
+              <w:spacing w:before="13" w:after="13" w:line="240" w:lineRule="auto"/>
+            </w:pPr>
+            <w:r>
+              <w:rPr>
+                <w:rFonts w:ascii="Calibri" w:hAnsi="Calibri"/>
+                <w:b w:val="0"/>
+                <w:sz w:val="21"/>
+              </w:rPr>
+              <w:t>run.rows_in_export</w:t>
+            </w:r>
+          </w:p>
+        </w:tc>
+        <w:tc>
+          <w:tcPr>
+            <w:tcW w:type="dxa" w:w="5040"/>
+            <w:tcBorders>
+              <w:top w:val="single" w:sz="4" w:space="0" w:color="9A9A9A"/>
+              <w:left w:val="single" w:sz="4" w:space="0" w:color="9A9A9A"/>
+              <w:bottom w:val="single" w:sz="4" w:space="0" w:color="9A9A9A"/>
+              <w:right w:val="single" w:sz="4" w:space="0" w:color="9A9A9A"/>
+            </w:tcBorders>
+          </w:tcPr>
+          <w:p>
+            <w:pPr>
+              <w:spacing w:before="13" w:after="13" w:line="240" w:lineRule="auto"/>
+            </w:pPr>
+            <w:r>
+              <w:rPr>
+                <w:rFonts w:ascii="Calibri" w:hAnsi="Calibri"/>
+                <w:b w:val="0"/>
+                <w:sz w:val="21"/>
+              </w:rPr>
+              <w:t>Every data row in the downloaded file.</w:t>
+            </w:r>
+          </w:p>
+        </w:tc>
+      </w:tr>
+      <w:tr>
+        <w:tc>
+          <w:tcPr>
+            <w:tcW w:type="dxa" w:w="3312"/>
+            <w:tcBorders>
+              <w:top w:val="single" w:sz="4" w:space="0" w:color="9A9A9A"/>
+              <w:left w:val="single" w:sz="4" w:space="0" w:color="9A9A9A"/>
+              <w:bottom w:val="single" w:sz="4" w:space="0" w:color="9A9A9A"/>
+              <w:right w:val="single" w:sz="4" w:space="0" w:color="9A9A9A"/>
+            </w:tcBorders>
+          </w:tcPr>
+          <w:p>
+            <w:pPr>
+              <w:spacing w:before="13" w:after="13" w:line="240" w:lineRule="auto"/>
+            </w:pPr>
+            <w:r>
+              <w:rPr>
+                <w:rFonts w:ascii="Calibri" w:hAnsi="Calibri"/>
+                <w:b w:val="0"/>
+                <w:sz w:val="21"/>
+              </w:rPr>
+              <w:t>Rows excluded</w:t>
+            </w:r>
+          </w:p>
+        </w:tc>
+        <w:tc>
+          <w:tcPr>
+            <w:tcW w:type="dxa" w:w="2160"/>
+            <w:tcBorders>
+              <w:top w:val="single" w:sz="4" w:space="0" w:color="9A9A9A"/>
+              <w:left w:val="single" w:sz="4" w:space="0" w:color="9A9A9A"/>
+              <w:bottom w:val="single" w:sz="4" w:space="0" w:color="9A9A9A"/>
+              <w:right w:val="single" w:sz="4" w:space="0" w:color="9A9A9A"/>
+            </w:tcBorders>
+          </w:tcPr>
+          <w:p>
+            <w:pPr>
+              <w:spacing w:before="13" w:after="13" w:line="240" w:lineRule="auto"/>
+            </w:pPr>
+            <w:r>
+              <w:rPr>
+                <w:rFonts w:ascii="Calibri" w:hAnsi="Calibri"/>
+                <w:b w:val="0"/>
+                <w:sz w:val="21"/>
+              </w:rPr>
+              <w:t>run.rows_excluded</w:t>
+            </w:r>
+          </w:p>
+        </w:tc>
+        <w:tc>
+          <w:tcPr>
+            <w:tcW w:type="dxa" w:w="5040"/>
+            <w:tcBorders>
+              <w:top w:val="single" w:sz="4" w:space="0" w:color="9A9A9A"/>
+              <w:left w:val="single" w:sz="4" w:space="0" w:color="9A9A9A"/>
+              <w:bottom w:val="single" w:sz="4" w:space="0" w:color="9A9A9A"/>
+              <w:right w:val="single" w:sz="4" w:space="0" w:color="9A9A9A"/>
+            </w:tcBorders>
+          </w:tcPr>
+          <w:p>
+            <w:pPr>
+              <w:spacing w:before="13" w:after="13" w:line="240" w:lineRule="auto"/>
+            </w:pPr>
+            <w:r>
+              <w:rPr>
+                <w:rFonts w:ascii="Calibri" w:hAnsi="Calibri"/>
+                <w:b w:val="0"/>
+                <w:sz w:val="21"/>
+              </w:rPr>
+              <w:t>Test codenames, rows the page marked as a test attempt, blank codenames and synthetic rows, each reason with its own run.rows_excluded. field.</w:t>
+            </w:r>
+          </w:p>
+        </w:tc>
+      </w:tr>
+      <w:tr>
+        <w:tc>
+          <w:tcPr>
+            <w:tcW w:type="dxa" w:w="3312"/>
+            <w:tcBorders>
+              <w:top w:val="single" w:sz="4" w:space="0" w:color="9A9A9A"/>
+              <w:left w:val="single" w:sz="4" w:space="0" w:color="9A9A9A"/>
+              <w:bottom w:val="single" w:sz="4" w:space="0" w:color="9A9A9A"/>
+              <w:right w:val="single" w:sz="4" w:space="0" w:color="9A9A9A"/>
+            </w:tcBorders>
+          </w:tcPr>
+          <w:p>
+            <w:pPr>
+              <w:spacing w:before="13" w:after="13" w:line="240" w:lineRule="auto"/>
+            </w:pPr>
+            <w:r>
+              <w:rPr>
+                <w:rFonts w:ascii="Calibri" w:hAnsi="Calibri"/>
+                <w:b w:val="0"/>
+                <w:sz w:val="21"/>
+              </w:rPr>
+              <w:t>Duplicate sends</w:t>
+            </w:r>
+          </w:p>
+        </w:tc>
+        <w:tc>
+          <w:tcPr>
+            <w:tcW w:type="dxa" w:w="2160"/>
+            <w:tcBorders>
+              <w:top w:val="single" w:sz="4" w:space="0" w:color="9A9A9A"/>
+              <w:left w:val="single" w:sz="4" w:space="0" w:color="9A9A9A"/>
+              <w:bottom w:val="single" w:sz="4" w:space="0" w:color="9A9A9A"/>
+              <w:right w:val="single" w:sz="4" w:space="0" w:color="9A9A9A"/>
+            </w:tcBorders>
+          </w:tcPr>
+          <w:p>
+            <w:pPr>
+              <w:spacing w:before="13" w:after="13" w:line="240" w:lineRule="auto"/>
+            </w:pPr>
+            <w:r>
+              <w:rPr>
+                <w:rFonts w:ascii="Calibri" w:hAnsi="Calibri"/>
+                <w:b w:val="0"/>
+                <w:sz w:val="21"/>
+              </w:rPr>
+              <w:t>run.duplicate_sends_set_aside</w:t>
+            </w:r>
+          </w:p>
+        </w:tc>
+        <w:tc>
+          <w:tcPr>
+            <w:tcW w:type="dxa" w:w="5040"/>
+            <w:tcBorders>
+              <w:top w:val="single" w:sz="4" w:space="0" w:color="9A9A9A"/>
+              <w:left w:val="single" w:sz="4" w:space="0" w:color="9A9A9A"/>
+              <w:bottom w:val="single" w:sz="4" w:space="0" w:color="9A9A9A"/>
+              <w:right w:val="single" w:sz="4" w:space="0" w:color="9A9A9A"/>
+            </w:tcBorders>
+          </w:tcPr>
+          <w:p>
+            <w:pPr>
+              <w:spacing w:before="13" w:after="13" w:line="240" w:lineRule="auto"/>
+            </w:pPr>
+            <w:r>
+              <w:rPr>
+                <w:rFonts w:ascii="Calibri" w:hAnsi="Calibri"/>
+                <w:b w:val="0"/>
+                <w:sz w:val="21"/>
+              </w:rPr>
+              <w:t>Rows that repeat an attempt identifier already read, so one attempt sent twice counts once.</w:t>
+            </w:r>
+          </w:p>
+        </w:tc>
+      </w:tr>
+      <w:tr>
+        <w:tc>
+          <w:tcPr>
+            <w:tcW w:type="dxa" w:w="3312"/>
+            <w:tcBorders>
+              <w:top w:val="single" w:sz="4" w:space="0" w:color="9A9A9A"/>
+              <w:left w:val="single" w:sz="4" w:space="0" w:color="9A9A9A"/>
+              <w:bottom w:val="single" w:sz="4" w:space="0" w:color="9A9A9A"/>
+              <w:right w:val="single" w:sz="4" w:space="0" w:color="9A9A9A"/>
+            </w:tcBorders>
+          </w:tcPr>
+          <w:p>
+            <w:pPr>
+              <w:spacing w:before="13" w:after="13" w:line="240" w:lineRule="auto"/>
+            </w:pPr>
+            <w:r>
+              <w:rPr>
+                <w:rFonts w:ascii="Calibri" w:hAnsi="Calibri"/>
+                <w:b w:val="0"/>
+                <w:sz w:val="21"/>
+              </w:rPr>
+              <w:t>Received attempts</w:t>
+            </w:r>
+          </w:p>
+        </w:tc>
+        <w:tc>
+          <w:tcPr>
+            <w:tcW w:type="dxa" w:w="2160"/>
+            <w:tcBorders>
+              <w:top w:val="single" w:sz="4" w:space="0" w:color="9A9A9A"/>
+              <w:left w:val="single" w:sz="4" w:space="0" w:color="9A9A9A"/>
+              <w:bottom w:val="single" w:sz="4" w:space="0" w:color="9A9A9A"/>
+              <w:right w:val="single" w:sz="4" w:space="0" w:color="9A9A9A"/>
+            </w:tcBorders>
+          </w:tcPr>
+          <w:p>
+            <w:pPr>
+              <w:spacing w:before="13" w:after="13" w:line="240" w:lineRule="auto"/>
+            </w:pPr>
+            <w:r>
+              <w:rPr>
+                <w:rFonts w:ascii="Calibri" w:hAnsi="Calibri"/>
+                <w:b w:val="0"/>
+                <w:sz w:val="21"/>
+              </w:rPr>
+              <w:t>run.attempts_received</w:t>
+            </w:r>
+          </w:p>
+        </w:tc>
+        <w:tc>
+          <w:tcPr>
+            <w:tcW w:type="dxa" w:w="5040"/>
+            <w:tcBorders>
+              <w:top w:val="single" w:sz="4" w:space="0" w:color="9A9A9A"/>
+              <w:left w:val="single" w:sz="4" w:space="0" w:color="9A9A9A"/>
+              <w:bottom w:val="single" w:sz="4" w:space="0" w:color="9A9A9A"/>
+              <w:right w:val="single" w:sz="4" w:space="0" w:color="9A9A9A"/>
+            </w:tcBorders>
+          </w:tcPr>
+          <w:p>
+            <w:pPr>
+              <w:spacing w:before="13" w:after="13" w:line="240" w:lineRule="auto"/>
+            </w:pPr>
+            <w:r>
+              <w:rPr>
+                <w:rFonts w:ascii="Calibri" w:hAnsi="Calibri"/>
+                <w:b w:val="0"/>
+                <w:sz w:val="21"/>
+              </w:rPr>
+              <w:t>The rows left after exclusions and duplicate sends, each one run of the drill.</w:t>
+            </w:r>
+          </w:p>
+        </w:tc>
+      </w:tr>
+      <w:tr>
+        <w:tc>
+          <w:tcPr>
+            <w:tcW w:type="dxa" w:w="3312"/>
+            <w:tcBorders>
+              <w:top w:val="single" w:sz="4" w:space="0" w:color="9A9A9A"/>
+              <w:left w:val="single" w:sz="4" w:space="0" w:color="9A9A9A"/>
+              <w:bottom w:val="single" w:sz="4" w:space="0" w:color="9A9A9A"/>
+              <w:right w:val="single" w:sz="4" w:space="0" w:color="9A9A9A"/>
+            </w:tcBorders>
+          </w:tcPr>
+          <w:p>
+            <w:pPr>
+              <w:spacing w:before="13" w:after="13" w:line="240" w:lineRule="auto"/>
+            </w:pPr>
+            <w:r>
+              <w:rPr>
+                <w:rFonts w:ascii="Calibri" w:hAnsi="Calibri"/>
+                <w:b w:val="0"/>
+                <w:sz w:val="21"/>
+              </w:rPr>
+              <w:t>Completed attempts</w:t>
+            </w:r>
+          </w:p>
+        </w:tc>
+        <w:tc>
+          <w:tcPr>
+            <w:tcW w:type="dxa" w:w="2160"/>
+            <w:tcBorders>
+              <w:top w:val="single" w:sz="4" w:space="0" w:color="9A9A9A"/>
+              <w:left w:val="single" w:sz="4" w:space="0" w:color="9A9A9A"/>
+              <w:bottom w:val="single" w:sz="4" w:space="0" w:color="9A9A9A"/>
+              <w:right w:val="single" w:sz="4" w:space="0" w:color="9A9A9A"/>
+            </w:tcBorders>
+          </w:tcPr>
+          <w:p>
+            <w:pPr>
+              <w:spacing w:before="13" w:after="13" w:line="240" w:lineRule="auto"/>
+            </w:pPr>
+            <w:r>
+              <w:rPr>
+                <w:rFonts w:ascii="Calibri" w:hAnsi="Calibri"/>
+                <w:b w:val="0"/>
+                <w:sz w:val="21"/>
+              </w:rPr>
+              <w:t>run.attempts_completed</w:t>
+            </w:r>
+          </w:p>
+        </w:tc>
+        <w:tc>
+          <w:tcPr>
+            <w:tcW w:type="dxa" w:w="5040"/>
+            <w:tcBorders>
+              <w:top w:val="single" w:sz="4" w:space="0" w:color="9A9A9A"/>
+              <w:left w:val="single" w:sz="4" w:space="0" w:color="9A9A9A"/>
+              <w:bottom w:val="single" w:sz="4" w:space="0" w:color="9A9A9A"/>
+              <w:right w:val="single" w:sz="4" w:space="0" w:color="9A9A9A"/>
+            </w:tcBorders>
+          </w:tcPr>
+          <w:p>
+            <w:pPr>
+              <w:spacing w:before="13" w:after="13" w:line="240" w:lineRule="auto"/>
+            </w:pPr>
+            <w:r>
+              <w:rPr>
+                <w:rFonts w:ascii="Calibri" w:hAnsi="Calibri"/>
+                <w:b w:val="0"/>
+                <w:sz w:val="21"/>
+              </w:rPr>
+              <w:t>Received attempts with a call on every practice line and, where a fresh case is named, on every fresh line.</w:t>
+            </w:r>
+          </w:p>
+        </w:tc>
+      </w:tr>
+      <w:tr>
+        <w:tc>
+          <w:tcPr>
+            <w:tcW w:type="dxa" w:w="3312"/>
+            <w:tcBorders>
+              <w:top w:val="single" w:sz="4" w:space="0" w:color="9A9A9A"/>
+              <w:left w:val="single" w:sz="4" w:space="0" w:color="9A9A9A"/>
+              <w:bottom w:val="single" w:sz="4" w:space="0" w:color="9A9A9A"/>
+              <w:right w:val="single" w:sz="4" w:space="0" w:color="9A9A9A"/>
+            </w:tcBorders>
+          </w:tcPr>
+          <w:p>
+            <w:pPr>
+              <w:spacing w:before="13" w:after="13" w:line="240" w:lineRule="auto"/>
+            </w:pPr>
+            <w:r>
+              <w:rPr>
+                <w:rFonts w:ascii="Calibri" w:hAnsi="Calibri"/>
+                <w:b w:val="0"/>
+                <w:sz w:val="21"/>
+              </w:rPr>
+              <w:t>Distinct codenames</w:t>
+            </w:r>
+          </w:p>
+        </w:tc>
+        <w:tc>
+          <w:tcPr>
+            <w:tcW w:type="dxa" w:w="2160"/>
+            <w:tcBorders>
+              <w:top w:val="single" w:sz="4" w:space="0" w:color="9A9A9A"/>
+              <w:left w:val="single" w:sz="4" w:space="0" w:color="9A9A9A"/>
+              <w:bottom w:val="single" w:sz="4" w:space="0" w:color="9A9A9A"/>
+              <w:right w:val="single" w:sz="4" w:space="0" w:color="9A9A9A"/>
+            </w:tcBorders>
+          </w:tcPr>
+          <w:p>
+            <w:pPr>
+              <w:spacing w:before="13" w:after="13" w:line="240" w:lineRule="auto"/>
+            </w:pPr>
+            <w:r>
+              <w:rPr>
+                <w:rFonts w:ascii="Calibri" w:hAnsi="Calibri"/>
+                <w:b w:val="0"/>
+                <w:sz w:val="21"/>
+              </w:rPr>
+              <w:t>run.codenames_distinct</w:t>
+            </w:r>
+          </w:p>
+        </w:tc>
+        <w:tc>
+          <w:tcPr>
+            <w:tcW w:type="dxa" w:w="5040"/>
+            <w:tcBorders>
+              <w:top w:val="single" w:sz="4" w:space="0" w:color="9A9A9A"/>
+              <w:left w:val="single" w:sz="4" w:space="0" w:color="9A9A9A"/>
+              <w:bottom w:val="single" w:sz="4" w:space="0" w:color="9A9A9A"/>
+              <w:right w:val="single" w:sz="4" w:space="0" w:color="9A9A9A"/>
+            </w:tcBorders>
+          </w:tcPr>
+          <w:p>
+            <w:pPr>
+              <w:spacing w:before="13" w:after="13" w:line="240" w:lineRule="auto"/>
+            </w:pPr>
+            <w:r>
+              <w:rPr>
+                <w:rFonts w:ascii="Calibri" w:hAnsi="Calibri"/>
+                <w:b w:val="0"/>
+                <w:sz w:val="21"/>
+              </w:rPr>
+              <w:t>Different codenames among received attempts. A codename is a pseudonym, so this count is never reported as a number of people.</w:t>
+            </w:r>
+          </w:p>
+        </w:tc>
+      </w:tr>
+      <w:tr>
+        <w:tc>
+          <w:tcPr>
+            <w:tcW w:type="dxa" w:w="3312"/>
+            <w:tcBorders>
+              <w:top w:val="single" w:sz="4" w:space="0" w:color="9A9A9A"/>
+              <w:left w:val="single" w:sz="4" w:space="0" w:color="9A9A9A"/>
+              <w:bottom w:val="single" w:sz="4" w:space="0" w:color="9A9A9A"/>
+              <w:right w:val="single" w:sz="4" w:space="0" w:color="9A9A9A"/>
+            </w:tcBorders>
+          </w:tcPr>
+          <w:p>
+            <w:pPr>
+              <w:spacing w:before="13" w:after="13" w:line="240" w:lineRule="auto"/>
+            </w:pPr>
+            <w:r>
+              <w:rPr>
+                <w:rFonts w:ascii="Calibri" w:hAnsi="Calibri"/>
+                <w:b w:val="0"/>
+                <w:sz w:val="21"/>
+              </w:rPr>
+              <w:t>Facilitator-confirmed participants</w:t>
+            </w:r>
+          </w:p>
+        </w:tc>
+        <w:tc>
+          <w:tcPr>
+            <w:tcW w:type="dxa" w:w="2160"/>
+            <w:tcBorders>
+              <w:top w:val="single" w:sz="4" w:space="0" w:color="9A9A9A"/>
+              <w:left w:val="single" w:sz="4" w:space="0" w:color="9A9A9A"/>
+              <w:bottom w:val="single" w:sz="4" w:space="0" w:color="9A9A9A"/>
+              <w:right w:val="single" w:sz="4" w:space="0" w:color="9A9A9A"/>
+            </w:tcBorders>
+          </w:tcPr>
+          <w:p>
+            <w:pPr>
+              <w:spacing w:before="13" w:after="13" w:line="240" w:lineRule="auto"/>
+            </w:pPr>
+            <w:r>
+              <w:rPr>
+                <w:rFonts w:ascii="Calibri" w:hAnsi="Calibri"/>
+                <w:b w:val="0"/>
+                <w:sz w:val="21"/>
+              </w:rPr>
+              <w:t>run.participants_confirmed, this case set set.participants_confirmed</w:t>
+            </w:r>
+          </w:p>
+        </w:tc>
+        <w:tc>
+          <w:tcPr>
+            <w:tcW w:type="dxa" w:w="5040"/>
+            <w:tcBorders>
+              <w:top w:val="single" w:sz="4" w:space="0" w:color="9A9A9A"/>
+              <w:left w:val="single" w:sz="4" w:space="0" w:color="9A9A9A"/>
+              <w:bottom w:val="single" w:sz="4" w:space="0" w:color="9A9A9A"/>
+              <w:right w:val="single" w:sz="4" w:space="0" w:color="9A9A9A"/>
+            </w:tcBorders>
+          </w:tcPr>
+          <w:p>
+            <w:pPr>
+              <w:spacing w:before="13" w:after="13" w:line="240" w:lineRule="auto"/>
+            </w:pPr>
+            <w:r>
+              <w:rPr>
+                <w:rFonts w:ascii="Calibri" w:hAnsi="Calibri"/>
+                <w:b w:val="0"/>
+                <w:sz w:val="21"/>
+              </w:rPr>
+              <w:t>Distinct participants on the consented roster with at least one received attempt. It stays blank when no roster was kept, and it is the only count on this page that may be called people.</w:t>
+            </w:r>
+          </w:p>
+        </w:tc>
+      </w:tr>
+      <w:tr>
+        <w:tc>
+          <w:tcPr>
+            <w:tcW w:type="dxa" w:w="3312"/>
+            <w:tcBorders>
+              <w:top w:val="single" w:sz="4" w:space="0" w:color="9A9A9A"/>
+              <w:left w:val="single" w:sz="4" w:space="0" w:color="9A9A9A"/>
+              <w:bottom w:val="single" w:sz="4" w:space="0" w:color="9A9A9A"/>
+              <w:right w:val="single" w:sz="4" w:space="0" w:color="9A9A9A"/>
+            </w:tcBorders>
+          </w:tcPr>
+          <w:p>
+            <w:pPr>
+              <w:spacing w:before="13" w:after="13" w:line="240" w:lineRule="auto"/>
+            </w:pPr>
+            <w:r>
+              <w:rPr>
+                <w:rFonts w:ascii="Calibri" w:hAnsi="Calibri"/>
+                <w:b w:val="0"/>
+                <w:sz w:val="21"/>
+              </w:rPr>
+              <w:t>First attempts</w:t>
+            </w:r>
+          </w:p>
+        </w:tc>
+        <w:tc>
+          <w:tcPr>
+            <w:tcW w:type="dxa" w:w="2160"/>
+            <w:tcBorders>
+              <w:top w:val="single" w:sz="4" w:space="0" w:color="9A9A9A"/>
+              <w:left w:val="single" w:sz="4" w:space="0" w:color="9A9A9A"/>
+              <w:bottom w:val="single" w:sz="4" w:space="0" w:color="9A9A9A"/>
+              <w:right w:val="single" w:sz="4" w:space="0" w:color="9A9A9A"/>
+            </w:tcBorders>
+          </w:tcPr>
+          <w:p>
+            <w:pPr>
+              <w:spacing w:before="13" w:after="13" w:line="240" w:lineRule="auto"/>
+            </w:pPr>
+            <w:r>
+              <w:rPr>
+                <w:rFonts w:ascii="Calibri" w:hAnsi="Calibri"/>
+                <w:b w:val="0"/>
+                <w:sz w:val="21"/>
+              </w:rPr>
+              <w:t>run.first_attempts, this case set set.first_attempts</w:t>
+            </w:r>
+          </w:p>
+        </w:tc>
+        <w:tc>
+          <w:tcPr>
+            <w:tcW w:type="dxa" w:w="5040"/>
+            <w:tcBorders>
+              <w:top w:val="single" w:sz="4" w:space="0" w:color="9A9A9A"/>
+              <w:left w:val="single" w:sz="4" w:space="0" w:color="9A9A9A"/>
+              <w:bottom w:val="single" w:sz="4" w:space="0" w:color="9A9A9A"/>
+              <w:right w:val="single" w:sz="4" w:space="0" w:color="9A9A9A"/>
+            </w:tcBorders>
+          </w:tcPr>
+          <w:p>
+            <w:pPr>
+              <w:spacing w:before="13" w:after="13" w:line="240" w:lineRule="auto"/>
+            </w:pPr>
+            <w:r>
+              <w:rPr>
+                <w:rFonts w:ascii="Calibri" w:hAnsi="Calibri"/>
+                <w:b w:val="0"/>
+                <w:sz w:val="21"/>
+              </w:rPr>
+              <w:t>The first eligible attempt by each codename, which is the only attempt any rate on this page reads.</w:t>
+            </w:r>
+          </w:p>
+        </w:tc>
+      </w:tr>
+      <w:tr>
+        <w:tc>
+          <w:tcPr>
+            <w:tcW w:type="dxa" w:w="3312"/>
+            <w:tcBorders>
+              <w:top w:val="single" w:sz="4" w:space="0" w:color="9A9A9A"/>
+              <w:left w:val="single" w:sz="4" w:space="0" w:color="9A9A9A"/>
+              <w:bottom w:val="single" w:sz="4" w:space="0" w:color="9A9A9A"/>
+              <w:right w:val="single" w:sz="4" w:space="0" w:color="9A9A9A"/>
+            </w:tcBorders>
+          </w:tcPr>
+          <w:p>
+            <w:pPr>
+              <w:spacing w:before="13" w:after="13" w:line="240" w:lineRule="auto"/>
+            </w:pPr>
+            <w:r>
+              <w:rPr>
+                <w:rFonts w:ascii="Calibri" w:hAnsi="Calibri"/>
+                <w:b w:val="0"/>
+                <w:sz w:val="21"/>
+              </w:rPr>
+              <w:t>Reattempts</w:t>
+            </w:r>
+          </w:p>
+        </w:tc>
+        <w:tc>
+          <w:tcPr>
+            <w:tcW w:type="dxa" w:w="2160"/>
+            <w:tcBorders>
+              <w:top w:val="single" w:sz="4" w:space="0" w:color="9A9A9A"/>
+              <w:left w:val="single" w:sz="4" w:space="0" w:color="9A9A9A"/>
+              <w:bottom w:val="single" w:sz="4" w:space="0" w:color="9A9A9A"/>
+              <w:right w:val="single" w:sz="4" w:space="0" w:color="9A9A9A"/>
+            </w:tcBorders>
+          </w:tcPr>
+          <w:p>
+            <w:pPr>
+              <w:spacing w:before="13" w:after="13" w:line="240" w:lineRule="auto"/>
+            </w:pPr>
+            <w:r>
+              <w:rPr>
+                <w:rFonts w:ascii="Calibri" w:hAnsi="Calibri"/>
+                <w:b w:val="0"/>
+                <w:sz w:val="21"/>
+              </w:rPr>
+              <w:t>run.reattempts, this case set set.reattempts</w:t>
+            </w:r>
+          </w:p>
+        </w:tc>
+        <w:tc>
+          <w:tcPr>
+            <w:tcW w:type="dxa" w:w="5040"/>
+            <w:tcBorders>
+              <w:top w:val="single" w:sz="4" w:space="0" w:color="9A9A9A"/>
+              <w:left w:val="single" w:sz="4" w:space="0" w:color="9A9A9A"/>
+              <w:bottom w:val="single" w:sz="4" w:space="0" w:color="9A9A9A"/>
+              <w:right w:val="single" w:sz="4" w:space="0" w:color="9A9A9A"/>
+            </w:tcBorders>
+          </w:tcPr>
+          <w:p>
+            <w:pPr>
+              <w:spacing w:before="13" w:after="13" w:line="240" w:lineRule="auto"/>
+            </w:pPr>
+            <w:r>
+              <w:rPr>
+                <w:rFonts w:ascii="Calibri" w:hAnsi="Calibri"/>
+                <w:b w:val="0"/>
+                <w:sz w:val="21"/>
+              </w:rPr>
+              <w:t>Later eligible attempts by a codename already counted. The findings list them in their own table and no rate here includes them.</w:t>
+            </w:r>
+          </w:p>
+        </w:tc>
+      </w:tr>
+      <w:tr>
+        <w:tc>
+          <w:tcPr>
+            <w:tcW w:type="dxa" w:w="3312"/>
+            <w:tcBorders>
+              <w:top w:val="single" w:sz="4" w:space="0" w:color="9A9A9A"/>
+              <w:left w:val="single" w:sz="4" w:space="0" w:color="9A9A9A"/>
+              <w:bottom w:val="single" w:sz="4" w:space="0" w:color="9A9A9A"/>
+              <w:right w:val="single" w:sz="4" w:space="0" w:color="9A9A9A"/>
+            </w:tcBorders>
+          </w:tcPr>
+          <w:p>
+            <w:pPr>
+              <w:spacing w:before="13" w:after="13" w:line="240" w:lineRule="auto"/>
+            </w:pPr>
+            <w:r>
+              <w:rPr>
+                <w:rFonts w:ascii="Calibri" w:hAnsi="Calibri"/>
+                <w:b w:val="0"/>
+                <w:sz w:val="21"/>
+              </w:rPr>
+              <w:t>Refused attempts</w:t>
+            </w:r>
+          </w:p>
+        </w:tc>
+        <w:tc>
+          <w:tcPr>
+            <w:tcW w:type="dxa" w:w="2160"/>
+            <w:tcBorders>
+              <w:top w:val="single" w:sz="4" w:space="0" w:color="9A9A9A"/>
+              <w:left w:val="single" w:sz="4" w:space="0" w:color="9A9A9A"/>
+              <w:bottom w:val="single" w:sz="4" w:space="0" w:color="9A9A9A"/>
+              <w:right w:val="single" w:sz="4" w:space="0" w:color="9A9A9A"/>
+            </w:tcBorders>
+          </w:tcPr>
+          <w:p>
+            <w:pPr>
+              <w:spacing w:before="13" w:after="13" w:line="240" w:lineRule="auto"/>
+            </w:pPr>
+            <w:r>
+              <w:rPr>
+                <w:rFonts w:ascii="Calibri" w:hAnsi="Calibri"/>
+                <w:b w:val="0"/>
+                <w:sz w:val="21"/>
+              </w:rPr>
+              <w:t>run.attempts_refused</w:t>
+            </w:r>
+          </w:p>
+        </w:tc>
+        <w:tc>
+          <w:tcPr>
+            <w:tcW w:type="dxa" w:w="5040"/>
+            <w:tcBorders>
+              <w:top w:val="single" w:sz="4" w:space="0" w:color="9A9A9A"/>
+              <w:left w:val="single" w:sz="4" w:space="0" w:color="9A9A9A"/>
+              <w:bottom w:val="single" w:sz="4" w:space="0" w:color="9A9A9A"/>
+              <w:right w:val="single" w:sz="4" w:space="0" w:color="9A9A9A"/>
+            </w:tcBorders>
+          </w:tcPr>
+          <w:p>
+            <w:pPr>
+              <w:spacing w:before="13" w:after="13" w:line="240" w:lineRule="auto"/>
+            </w:pPr>
+            <w:r>
+              <w:rPr>
+                <w:rFonts w:ascii="Calibri" w:hAnsi="Calibri"/>
+                <w:b w:val="0"/>
+                <w:sz w:val="21"/>
+              </w:rPr>
+              <w:t>Received attempts on a case version with no case file, or on an authored case, which are scored against nothing.</w:t>
+            </w:r>
+          </w:p>
+        </w:tc>
+      </w:tr>
+    </w:tbl>
+    <w:p>
+      <w:pPr>
+        <w:spacing w:before="96" w:after="0" w:line="240" w:lineRule="auto"/>
+        <w:rPr>
+          <w:sz w:val="2"/>
+          <w:szCs w:val="2"/>
+        </w:rPr>
+      </w:pPr>
+    </w:p>
+    <w:p>
+      <w:pPr>
+        <w:spacing w:before="96" w:after="0" w:line="240" w:lineRule="auto"/>
+      </w:pPr>
+      <w:r>
+        <w:rPr>
+          <w:rFonts w:ascii="Calibri" w:hAnsi="Calibri"/>
+          <w:b w:val="0"/>
+          <w:sz w:val="21"/>
+        </w:rPr>
+        <w:t>Every rate is scored against the case file for the version the record names. A record on a version the script cannot read is refused rather than scored against another case's key.</w:t>
+      </w:r>
+    </w:p>
+    <w:p>
+      <w:pPr>
+        <w:spacing w:before="160" w:after="64" w:line="240" w:lineRule="auto"/>
+        <w:pBdr>
+          <w:bottom w:val="single" w:sz="6" w:space="1" w:color="000000"/>
+        </w:pBdr>
+        <w:keepNext/>
+      </w:pPr>
+      <w:r>
+        <w:rPr>
+          <w:rFonts w:ascii="Calibri" w:hAnsi="Calibri"/>
+          <w:b/>
+          <w:sz w:val="21"/>
+          <w:spacing w:val="20"/>
+        </w:rPr>
+        <w:t>1. First attempts by organization, fields carrying the prefix `org.`</w:t>
+      </w:r>
+    </w:p>
+    <w:p>
+      <w:pPr>
+        <w:spacing w:before="0" w:after="0" w:line="240" w:lineRule="auto"/>
+      </w:pPr>
+      <w:r>
+        <w:rPr>
+          <w:rFonts w:ascii="Calibri" w:hAnsi="Calibri"/>
+          <w:b w:val="0"/>
+          <w:sz w:val="21"/>
+        </w:rPr>
+        <w:t>A chip is what the player tapped about themselves, so one attempt can count under two chapters and a chip never confirms a role.</w:t>
+      </w:r>
+    </w:p>
+    <w:p>
+      <w:pPr>
+        <w:spacing w:before="80" w:after="0" w:line="240" w:lineRule="auto"/>
         <w:rPr>
           <w:sz w:val="2"/>
           <w:szCs w:val="2"/>
@@ -102,7 +1007,7 @@
           </w:tcPr>
           <w:p>
             <w:pPr>
-              <w:spacing w:before="4" w:after="4" w:line="230" w:lineRule="auto"/>
+              <w:spacing w:before="13" w:after="13" w:line="240" w:lineRule="auto"/>
             </w:pPr>
             <w:r>
               <w:rPr>
@@ -126,7 +1031,7 @@
           </w:tcPr>
           <w:p>
             <w:pPr>
-              <w:spacing w:before="4" w:after="4" w:line="230" w:lineRule="auto"/>
+              <w:spacing w:before="13" w:after="13" w:line="240" w:lineRule="auto"/>
             </w:pPr>
             <w:r>
               <w:rPr>
@@ -134,7 +1039,7 @@
                 <w:b/>
                 <w:sz w:val="21"/>
               </w:rPr>
-              <w:t>Count players</w:t>
+              <w:t>First attempts first_attempts</w:t>
             </w:r>
           </w:p>
         </w:tc>
@@ -150,7 +1055,7 @@
           </w:tcPr>
           <w:p>
             <w:pPr>
-              <w:spacing w:before="4" w:after="4" w:line="230" w:lineRule="auto"/>
+              <w:spacing w:before="13" w:after="13" w:line="240" w:lineRule="auto"/>
             </w:pPr>
             <w:r>
               <w:rPr>
@@ -158,7 +1063,7 @@
                 <w:b/>
                 <w:sz w:val="21"/>
               </w:rPr>
-              <w:t>Call call_mean_r1</w:t>
+              <w:t>Call agreement call_agreement_mean</w:t>
             </w:r>
           </w:p>
         </w:tc>
@@ -174,7 +1079,7 @@
           </w:tcPr>
           <w:p>
             <w:pPr>
-              <w:spacing w:before="4" w:after="4" w:line="230" w:lineRule="auto"/>
+              <w:spacing w:before="13" w:after="13" w:line="240" w:lineRule="auto"/>
             </w:pPr>
             <w:r>
               <w:rPr>
@@ -182,7 +1087,7 @@
                 <w:b/>
                 <w:sz w:val="21"/>
               </w:rPr>
-              <w:t>Reason reason_mean_r1</w:t>
+              <w:t>Reason chip agreement reason_agreement_mean</w:t>
             </w:r>
           </w:p>
         </w:tc>
@@ -200,7 +1105,7 @@
           </w:tcPr>
           <w:p>
             <w:pPr>
-              <w:spacing w:before="4" w:after="4" w:line="230" w:lineRule="auto"/>
+              <w:spacing w:before="13" w:after="13" w:line="240" w:lineRule="auto"/>
             </w:pPr>
             <w:r>
               <w:rPr>
@@ -224,7 +1129,7 @@
           </w:tcPr>
           <w:p>
             <w:pPr>
-              <w:spacing w:before="4" w:after="4" w:line="230" w:lineRule="auto"/>
+              <w:spacing w:before="13" w:after="13" w:line="240" w:lineRule="auto"/>
             </w:pPr>
           </w:p>
         </w:tc>
@@ -240,7 +1145,7 @@
           </w:tcPr>
           <w:p>
             <w:pPr>
-              <w:spacing w:before="4" w:after="4" w:line="230" w:lineRule="auto"/>
+              <w:spacing w:before="13" w:after="13" w:line="240" w:lineRule="auto"/>
             </w:pPr>
           </w:p>
         </w:tc>
@@ -256,7 +1161,7 @@
           </w:tcPr>
           <w:p>
             <w:pPr>
-              <w:spacing w:before="4" w:after="4" w:line="230" w:lineRule="auto"/>
+              <w:spacing w:before="13" w:after="13" w:line="240" w:lineRule="auto"/>
             </w:pPr>
           </w:p>
         </w:tc>
@@ -274,7 +1179,7 @@
           </w:tcPr>
           <w:p>
             <w:pPr>
-              <w:spacing w:before="4" w:after="4" w:line="230" w:lineRule="auto"/>
+              <w:spacing w:before="13" w:after="13" w:line="240" w:lineRule="auto"/>
             </w:pPr>
             <w:r>
               <w:rPr>
@@ -298,7 +1203,7 @@
           </w:tcPr>
           <w:p>
             <w:pPr>
-              <w:spacing w:before="4" w:after="4" w:line="230" w:lineRule="auto"/>
+              <w:spacing w:before="13" w:after="13" w:line="240" w:lineRule="auto"/>
             </w:pPr>
           </w:p>
         </w:tc>
@@ -314,7 +1219,7 @@
           </w:tcPr>
           <w:p>
             <w:pPr>
-              <w:spacing w:before="4" w:after="4" w:line="230" w:lineRule="auto"/>
+              <w:spacing w:before="13" w:after="13" w:line="240" w:lineRule="auto"/>
             </w:pPr>
           </w:p>
         </w:tc>
@@ -330,7 +1235,7 @@
           </w:tcPr>
           <w:p>
             <w:pPr>
-              <w:spacing w:before="4" w:after="4" w:line="230" w:lineRule="auto"/>
+              <w:spacing w:before="13" w:after="13" w:line="240" w:lineRule="auto"/>
             </w:pPr>
           </w:p>
         </w:tc>
@@ -348,7 +1253,7 @@
           </w:tcPr>
           <w:p>
             <w:pPr>
-              <w:spacing w:before="4" w:after="4" w:line="230" w:lineRule="auto"/>
+              <w:spacing w:before="13" w:after="13" w:line="240" w:lineRule="auto"/>
             </w:pPr>
             <w:r>
               <w:rPr>
@@ -372,7 +1277,7 @@
           </w:tcPr>
           <w:p>
             <w:pPr>
-              <w:spacing w:before="4" w:after="4" w:line="230" w:lineRule="auto"/>
+              <w:spacing w:before="13" w:after="13" w:line="240" w:lineRule="auto"/>
             </w:pPr>
           </w:p>
         </w:tc>
@@ -388,7 +1293,7 @@
           </w:tcPr>
           <w:p>
             <w:pPr>
-              <w:spacing w:before="4" w:after="4" w:line="230" w:lineRule="auto"/>
+              <w:spacing w:before="13" w:after="13" w:line="240" w:lineRule="auto"/>
             </w:pPr>
           </w:p>
         </w:tc>
@@ -404,7 +1309,7 @@
           </w:tcPr>
           <w:p>
             <w:pPr>
-              <w:spacing w:before="4" w:after="4" w:line="230" w:lineRule="auto"/>
+              <w:spacing w:before="13" w:after="13" w:line="240" w:lineRule="auto"/>
             </w:pPr>
           </w:p>
         </w:tc>
@@ -422,7 +1327,7 @@
           </w:tcPr>
           <w:p>
             <w:pPr>
-              <w:spacing w:before="4" w:after="4" w:line="230" w:lineRule="auto"/>
+              <w:spacing w:before="13" w:after="13" w:line="240" w:lineRule="auto"/>
             </w:pPr>
             <w:r>
               <w:rPr>
@@ -446,7 +1351,7 @@
           </w:tcPr>
           <w:p>
             <w:pPr>
-              <w:spacing w:before="4" w:after="4" w:line="230" w:lineRule="auto"/>
+              <w:spacing w:before="13" w:after="13" w:line="240" w:lineRule="auto"/>
             </w:pPr>
           </w:p>
         </w:tc>
@@ -462,7 +1367,7 @@
           </w:tcPr>
           <w:p>
             <w:pPr>
-              <w:spacing w:before="4" w:after="4" w:line="230" w:lineRule="auto"/>
+              <w:spacing w:before="13" w:after="13" w:line="240" w:lineRule="auto"/>
             </w:pPr>
           </w:p>
         </w:tc>
@@ -478,7 +1383,7 @@
           </w:tcPr>
           <w:p>
             <w:pPr>
-              <w:spacing w:before="4" w:after="4" w:line="230" w:lineRule="auto"/>
+              <w:spacing w:before="13" w:after="13" w:line="240" w:lineRule="auto"/>
             </w:pPr>
           </w:p>
         </w:tc>
@@ -496,7 +1401,7 @@
           </w:tcPr>
           <w:p>
             <w:pPr>
-              <w:spacing w:before="4" w:after="4" w:line="230" w:lineRule="auto"/>
+              <w:spacing w:before="13" w:after="13" w:line="240" w:lineRule="auto"/>
             </w:pPr>
             <w:r>
               <w:rPr>
@@ -520,7 +1425,7 @@
           </w:tcPr>
           <w:p>
             <w:pPr>
-              <w:spacing w:before="4" w:after="4" w:line="230" w:lineRule="auto"/>
+              <w:spacing w:before="13" w:after="13" w:line="240" w:lineRule="auto"/>
             </w:pPr>
           </w:p>
         </w:tc>
@@ -536,7 +1441,7 @@
           </w:tcPr>
           <w:p>
             <w:pPr>
-              <w:spacing w:before="4" w:after="4" w:line="230" w:lineRule="auto"/>
+              <w:spacing w:before="13" w:after="13" w:line="240" w:lineRule="auto"/>
             </w:pPr>
           </w:p>
         </w:tc>
@@ -552,7 +1457,7 @@
           </w:tcPr>
           <w:p>
             <w:pPr>
-              <w:spacing w:before="4" w:after="4" w:line="230" w:lineRule="auto"/>
+              <w:spacing w:before="13" w:after="13" w:line="240" w:lineRule="auto"/>
             </w:pPr>
           </w:p>
         </w:tc>
@@ -570,7 +1475,7 @@
           </w:tcPr>
           <w:p>
             <w:pPr>
-              <w:spacing w:before="4" w:after="4" w:line="230" w:lineRule="auto"/>
+              <w:spacing w:before="13" w:after="13" w:line="240" w:lineRule="auto"/>
             </w:pPr>
             <w:r>
               <w:rPr>
@@ -594,7 +1499,7 @@
           </w:tcPr>
           <w:p>
             <w:pPr>
-              <w:spacing w:before="4" w:after="4" w:line="230" w:lineRule="auto"/>
+              <w:spacing w:before="13" w:after="13" w:line="240" w:lineRule="auto"/>
             </w:pPr>
           </w:p>
         </w:tc>
@@ -610,7 +1515,7 @@
           </w:tcPr>
           <w:p>
             <w:pPr>
-              <w:spacing w:before="4" w:after="4" w:line="230" w:lineRule="auto"/>
+              <w:spacing w:before="13" w:after="13" w:line="240" w:lineRule="auto"/>
             </w:pPr>
           </w:p>
         </w:tc>
@@ -626,7 +1531,7 @@
           </w:tcPr>
           <w:p>
             <w:pPr>
-              <w:spacing w:before="4" w:after="4" w:line="230" w:lineRule="auto"/>
+              <w:spacing w:before="13" w:after="13" w:line="240" w:lineRule="auto"/>
             </w:pPr>
           </w:p>
         </w:tc>
@@ -644,7 +1549,7 @@
           </w:tcPr>
           <w:p>
             <w:pPr>
-              <w:spacing w:before="4" w:after="4" w:line="230" w:lineRule="auto"/>
+              <w:spacing w:before="13" w:after="13" w:line="240" w:lineRule="auto"/>
             </w:pPr>
             <w:r>
               <w:rPr>
@@ -668,7 +1573,7 @@
           </w:tcPr>
           <w:p>
             <w:pPr>
-              <w:spacing w:before="4" w:after="4" w:line="230" w:lineRule="auto"/>
+              <w:spacing w:before="13" w:after="13" w:line="240" w:lineRule="auto"/>
             </w:pPr>
           </w:p>
         </w:tc>
@@ -684,7 +1589,7 @@
           </w:tcPr>
           <w:p>
             <w:pPr>
-              <w:spacing w:before="4" w:after="4" w:line="230" w:lineRule="auto"/>
+              <w:spacing w:before="13" w:after="13" w:line="240" w:lineRule="auto"/>
             </w:pPr>
           </w:p>
         </w:tc>
@@ -700,7 +1605,7 @@
           </w:tcPr>
           <w:p>
             <w:pPr>
-              <w:spacing w:before="4" w:after="4" w:line="230" w:lineRule="auto"/>
+              <w:spacing w:before="13" w:after="13" w:line="240" w:lineRule="auto"/>
             </w:pPr>
           </w:p>
         </w:tc>
@@ -718,7 +1623,7 @@
           </w:tcPr>
           <w:p>
             <w:pPr>
-              <w:spacing w:before="4" w:after="4" w:line="230" w:lineRule="auto"/>
+              <w:spacing w:before="13" w:after="13" w:line="240" w:lineRule="auto"/>
             </w:pPr>
             <w:r>
               <w:rPr>
@@ -742,7 +1647,7 @@
           </w:tcPr>
           <w:p>
             <w:pPr>
-              <w:spacing w:before="4" w:after="4" w:line="230" w:lineRule="auto"/>
+              <w:spacing w:before="13" w:after="13" w:line="240" w:lineRule="auto"/>
             </w:pPr>
           </w:p>
         </w:tc>
@@ -758,7 +1663,7 @@
           </w:tcPr>
           <w:p>
             <w:pPr>
-              <w:spacing w:before="4" w:after="4" w:line="230" w:lineRule="auto"/>
+              <w:spacing w:before="13" w:after="13" w:line="240" w:lineRule="auto"/>
             </w:pPr>
           </w:p>
         </w:tc>
@@ -774,7 +1679,7 @@
           </w:tcPr>
           <w:p>
             <w:pPr>
-              <w:spacing w:before="4" w:after="4" w:line="230" w:lineRule="auto"/>
+              <w:spacing w:before="13" w:after="13" w:line="240" w:lineRule="auto"/>
             </w:pPr>
           </w:p>
         </w:tc>
@@ -782,7 +1687,7 @@
     </w:tbl>
     <w:p>
       <w:pPr>
-        <w:spacing w:before="30" w:after="0" w:line="230" w:lineRule="auto"/>
+        <w:spacing w:before="96" w:after="0" w:line="240" w:lineRule="auto"/>
         <w:rPr>
           <w:sz w:val="2"/>
           <w:szCs w:val="2"/>
@@ -791,7 +1696,7 @@
     </w:p>
     <w:p>
       <w:pPr>
-        <w:spacing w:before="50" w:after="20" w:line="230" w:lineRule="auto"/>
+        <w:spacing w:before="160" w:after="64" w:line="240" w:lineRule="auto"/>
         <w:pBdr>
           <w:bottom w:val="single" w:sz="6" w:space="1" w:color="000000"/>
         </w:pBdr>
@@ -804,12 +1709,25 @@
           <w:sz w:val="21"/>
           <w:spacing w:val="20"/>
         </w:rPr>
-        <w:t>2. Right call and right reason by error type, fields carrying the prefix `type.`</w:t>
+        <w:t>2. Call agreement and reason chip agreement by error type, fields carrying the prefix `type.`</w:t>
       </w:r>
     </w:p>
     <w:p>
       <w:pPr>
-        <w:spacing w:before="25" w:after="0" w:line="230" w:lineRule="auto"/>
+        <w:spacing w:before="0" w:after="0" w:line="240" w:lineRule="auto"/>
+      </w:pPr>
+      <w:r>
+        <w:rPr>
+          <w:rFonts w:ascii="Calibri" w:hAnsi="Calibri"/>
+          <w:b w:val="0"/>
+          <w:sz w:val="21"/>
+        </w:rPr>
+        <w:t>The lines come from the case set's own file, so copy lines rather than assuming Halyard's. A type this case set does not carry has no field and its row stays blank.</w:t>
+      </w:r>
+    </w:p>
+    <w:p>
+      <w:pPr>
+        <w:spacing w:before="80" w:after="0" w:line="240" w:lineRule="auto"/>
         <w:rPr>
           <w:sz w:val="2"/>
           <w:szCs w:val="2"/>
@@ -846,7 +1764,7 @@
           </w:tcPr>
           <w:p>
             <w:pPr>
-              <w:spacing w:before="4" w:after="4" w:line="230" w:lineRule="auto"/>
+              <w:spacing w:before="13" w:after="13" w:line="240" w:lineRule="auto"/>
             </w:pPr>
             <w:r>
               <w:rPr>
@@ -870,7 +1788,7 @@
           </w:tcPr>
           <w:p>
             <w:pPr>
-              <w:spacing w:before="4" w:after="4" w:line="230" w:lineRule="auto"/>
+              <w:spacing w:before="13" w:after="13" w:line="240" w:lineRule="auto"/>
             </w:pPr>
             <w:r>
               <w:rPr>
@@ -878,7 +1796,7 @@
                 <w:b/>
                 <w:sz w:val="21"/>
               </w:rPr>
-              <w:t>Cards lines</w:t>
+              <w:t>Lines lines</w:t>
             </w:r>
           </w:p>
         </w:tc>
@@ -894,7 +1812,7 @@
           </w:tcPr>
           <w:p>
             <w:pPr>
-              <w:spacing w:before="4" w:after="4" w:line="230" w:lineRule="auto"/>
+              <w:spacing w:before="13" w:after="13" w:line="240" w:lineRule="auto"/>
             </w:pPr>
             <w:r>
               <w:rPr>
@@ -918,7 +1836,7 @@
           </w:tcPr>
           <w:p>
             <w:pPr>
-              <w:spacing w:before="4" w:after="4" w:line="230" w:lineRule="auto"/>
+              <w:spacing w:before="13" w:after="13" w:line="240" w:lineRule="auto"/>
             </w:pPr>
             <w:r>
               <w:rPr>
@@ -926,7 +1844,7 @@
                 <w:b/>
                 <w:sz w:val="21"/>
               </w:rPr>
-              <w:t>Call right_call_rate</w:t>
+              <w:t>Call agreement call_agreement_rate</w:t>
             </w:r>
           </w:p>
         </w:tc>
@@ -942,7 +1860,7 @@
           </w:tcPr>
           <w:p>
             <w:pPr>
-              <w:spacing w:before="4" w:after="4" w:line="230" w:lineRule="auto"/>
+              <w:spacing w:before="13" w:after="13" w:line="240" w:lineRule="auto"/>
             </w:pPr>
             <w:r>
               <w:rPr>
@@ -950,7 +1868,7 @@
                 <w:b/>
                 <w:sz w:val="21"/>
               </w:rPr>
-              <w:t>Reason right_reason_rate</w:t>
+              <w:t>Reason chip agreement reason_agreement_rate</w:t>
             </w:r>
           </w:p>
         </w:tc>
@@ -968,7 +1886,7 @@
           </w:tcPr>
           <w:p>
             <w:pPr>
-              <w:spacing w:before="4" w:after="4" w:line="230" w:lineRule="auto"/>
+              <w:spacing w:before="13" w:after="13" w:line="240" w:lineRule="auto"/>
             </w:pPr>
             <w:r>
               <w:rPr>
@@ -992,31 +1910,7 @@
           </w:tcPr>
           <w:p>
             <w:pPr>
-              <w:spacing w:before="4" w:after="4" w:line="230" w:lineRule="auto"/>
-            </w:pPr>
-            <w:r>
-              <w:rPr>
-                <w:rFonts w:ascii="Calibri" w:hAnsi="Calibri"/>
-                <w:b w:val="0"/>
-                <w:sz w:val="21"/>
-              </w:rPr>
-              <w:t>1, 8</w:t>
-            </w:r>
-          </w:p>
-        </w:tc>
-        <w:tc>
-          <w:tcPr>
-            <w:tcW w:type="dxa" w:w="2102"/>
-            <w:tcBorders>
-              <w:top w:val="single" w:sz="4" w:space="0" w:color="9A9A9A"/>
-              <w:left w:val="single" w:sz="4" w:space="0" w:color="9A9A9A"/>
-              <w:bottom w:val="single" w:sz="4" w:space="0" w:color="9A9A9A"/>
-              <w:right w:val="single" w:sz="4" w:space="0" w:color="9A9A9A"/>
-            </w:tcBorders>
-          </w:tcPr>
-          <w:p>
-            <w:pPr>
-              <w:spacing w:before="4" w:after="4" w:line="230" w:lineRule="auto"/>
+              <w:spacing w:before="13" w:after="13" w:line="240" w:lineRule="auto"/>
             </w:pPr>
           </w:p>
         </w:tc>
@@ -1032,7 +1926,7 @@
           </w:tcPr>
           <w:p>
             <w:pPr>
-              <w:spacing w:before="4" w:after="4" w:line="230" w:lineRule="auto"/>
+              <w:spacing w:before="13" w:after="13" w:line="240" w:lineRule="auto"/>
             </w:pPr>
           </w:p>
         </w:tc>
@@ -1048,7 +1942,23 @@
           </w:tcPr>
           <w:p>
             <w:pPr>
-              <w:spacing w:before="4" w:after="4" w:line="230" w:lineRule="auto"/>
+              <w:spacing w:before="13" w:after="13" w:line="240" w:lineRule="auto"/>
+            </w:pPr>
+          </w:p>
+        </w:tc>
+        <w:tc>
+          <w:tcPr>
+            <w:tcW w:type="dxa" w:w="2102"/>
+            <w:tcBorders>
+              <w:top w:val="single" w:sz="4" w:space="0" w:color="9A9A9A"/>
+              <w:left w:val="single" w:sz="4" w:space="0" w:color="9A9A9A"/>
+              <w:bottom w:val="single" w:sz="4" w:space="0" w:color="9A9A9A"/>
+              <w:right w:val="single" w:sz="4" w:space="0" w:color="9A9A9A"/>
+            </w:tcBorders>
+          </w:tcPr>
+          <w:p>
+            <w:pPr>
+              <w:spacing w:before="13" w:after="13" w:line="240" w:lineRule="auto"/>
             </w:pPr>
           </w:p>
         </w:tc>
@@ -1066,7 +1976,7 @@
           </w:tcPr>
           <w:p>
             <w:pPr>
-              <w:spacing w:before="4" w:after="4" w:line="230" w:lineRule="auto"/>
+              <w:spacing w:before="13" w:after="13" w:line="240" w:lineRule="auto"/>
             </w:pPr>
             <w:r>
               <w:rPr>
@@ -1090,31 +2000,7 @@
           </w:tcPr>
           <w:p>
             <w:pPr>
-              <w:spacing w:before="4" w:after="4" w:line="230" w:lineRule="auto"/>
-            </w:pPr>
-            <w:r>
-              <w:rPr>
-                <w:rFonts w:ascii="Calibri" w:hAnsi="Calibri"/>
-                <w:b w:val="0"/>
-                <w:sz w:val="21"/>
-              </w:rPr>
-              <w:t>3</w:t>
-            </w:r>
-          </w:p>
-        </w:tc>
-        <w:tc>
-          <w:tcPr>
-            <w:tcW w:type="dxa" w:w="2102"/>
-            <w:tcBorders>
-              <w:top w:val="single" w:sz="4" w:space="0" w:color="9A9A9A"/>
-              <w:left w:val="single" w:sz="4" w:space="0" w:color="9A9A9A"/>
-              <w:bottom w:val="single" w:sz="4" w:space="0" w:color="9A9A9A"/>
-              <w:right w:val="single" w:sz="4" w:space="0" w:color="9A9A9A"/>
-            </w:tcBorders>
-          </w:tcPr>
-          <w:p>
-            <w:pPr>
-              <w:spacing w:before="4" w:after="4" w:line="230" w:lineRule="auto"/>
+              <w:spacing w:before="13" w:after="13" w:line="240" w:lineRule="auto"/>
             </w:pPr>
           </w:p>
         </w:tc>
@@ -1130,7 +2016,7 @@
           </w:tcPr>
           <w:p>
             <w:pPr>
-              <w:spacing w:before="4" w:after="4" w:line="230" w:lineRule="auto"/>
+              <w:spacing w:before="13" w:after="13" w:line="240" w:lineRule="auto"/>
             </w:pPr>
           </w:p>
         </w:tc>
@@ -1146,7 +2032,23 @@
           </w:tcPr>
           <w:p>
             <w:pPr>
-              <w:spacing w:before="4" w:after="4" w:line="230" w:lineRule="auto"/>
+              <w:spacing w:before="13" w:after="13" w:line="240" w:lineRule="auto"/>
+            </w:pPr>
+          </w:p>
+        </w:tc>
+        <w:tc>
+          <w:tcPr>
+            <w:tcW w:type="dxa" w:w="2102"/>
+            <w:tcBorders>
+              <w:top w:val="single" w:sz="4" w:space="0" w:color="9A9A9A"/>
+              <w:left w:val="single" w:sz="4" w:space="0" w:color="9A9A9A"/>
+              <w:bottom w:val="single" w:sz="4" w:space="0" w:color="9A9A9A"/>
+              <w:right w:val="single" w:sz="4" w:space="0" w:color="9A9A9A"/>
+            </w:tcBorders>
+          </w:tcPr>
+          <w:p>
+            <w:pPr>
+              <w:spacing w:before="13" w:after="13" w:line="240" w:lineRule="auto"/>
             </w:pPr>
           </w:p>
         </w:tc>
@@ -1164,7 +2066,7 @@
           </w:tcPr>
           <w:p>
             <w:pPr>
-              <w:spacing w:before="4" w:after="4" w:line="230" w:lineRule="auto"/>
+              <w:spacing w:before="13" w:after="13" w:line="240" w:lineRule="auto"/>
             </w:pPr>
             <w:r>
               <w:rPr>
@@ -1188,31 +2090,7 @@
           </w:tcPr>
           <w:p>
             <w:pPr>
-              <w:spacing w:before="4" w:after="4" w:line="230" w:lineRule="auto"/>
-            </w:pPr>
-            <w:r>
-              <w:rPr>
-                <w:rFonts w:ascii="Calibri" w:hAnsi="Calibri"/>
-                <w:b w:val="0"/>
-                <w:sz w:val="21"/>
-              </w:rPr>
-              <w:t>2</w:t>
-            </w:r>
-          </w:p>
-        </w:tc>
-        <w:tc>
-          <w:tcPr>
-            <w:tcW w:type="dxa" w:w="2102"/>
-            <w:tcBorders>
-              <w:top w:val="single" w:sz="4" w:space="0" w:color="9A9A9A"/>
-              <w:left w:val="single" w:sz="4" w:space="0" w:color="9A9A9A"/>
-              <w:bottom w:val="single" w:sz="4" w:space="0" w:color="9A9A9A"/>
-              <w:right w:val="single" w:sz="4" w:space="0" w:color="9A9A9A"/>
-            </w:tcBorders>
-          </w:tcPr>
-          <w:p>
-            <w:pPr>
-              <w:spacing w:before="4" w:after="4" w:line="230" w:lineRule="auto"/>
+              <w:spacing w:before="13" w:after="13" w:line="240" w:lineRule="auto"/>
             </w:pPr>
           </w:p>
         </w:tc>
@@ -1228,7 +2106,7 @@
           </w:tcPr>
           <w:p>
             <w:pPr>
-              <w:spacing w:before="4" w:after="4" w:line="230" w:lineRule="auto"/>
+              <w:spacing w:before="13" w:after="13" w:line="240" w:lineRule="auto"/>
             </w:pPr>
           </w:p>
         </w:tc>
@@ -1244,7 +2122,23 @@
           </w:tcPr>
           <w:p>
             <w:pPr>
-              <w:spacing w:before="4" w:after="4" w:line="230" w:lineRule="auto"/>
+              <w:spacing w:before="13" w:after="13" w:line="240" w:lineRule="auto"/>
+            </w:pPr>
+          </w:p>
+        </w:tc>
+        <w:tc>
+          <w:tcPr>
+            <w:tcW w:type="dxa" w:w="2102"/>
+            <w:tcBorders>
+              <w:top w:val="single" w:sz="4" w:space="0" w:color="9A9A9A"/>
+              <w:left w:val="single" w:sz="4" w:space="0" w:color="9A9A9A"/>
+              <w:bottom w:val="single" w:sz="4" w:space="0" w:color="9A9A9A"/>
+              <w:right w:val="single" w:sz="4" w:space="0" w:color="9A9A9A"/>
+            </w:tcBorders>
+          </w:tcPr>
+          <w:p>
+            <w:pPr>
+              <w:spacing w:before="13" w:after="13" w:line="240" w:lineRule="auto"/>
             </w:pPr>
           </w:p>
         </w:tc>
@@ -1262,7 +2156,7 @@
           </w:tcPr>
           <w:p>
             <w:pPr>
-              <w:spacing w:before="4" w:after="4" w:line="230" w:lineRule="auto"/>
+              <w:spacing w:before="13" w:after="13" w:line="240" w:lineRule="auto"/>
             </w:pPr>
             <w:r>
               <w:rPr>
@@ -1286,31 +2180,7 @@
           </w:tcPr>
           <w:p>
             <w:pPr>
-              <w:spacing w:before="4" w:after="4" w:line="230" w:lineRule="auto"/>
-            </w:pPr>
-            <w:r>
-              <w:rPr>
-                <w:rFonts w:ascii="Calibri" w:hAnsi="Calibri"/>
-                <w:b w:val="0"/>
-                <w:sz w:val="21"/>
-              </w:rPr>
-              <w:t>7, 14</w:t>
-            </w:r>
-          </w:p>
-        </w:tc>
-        <w:tc>
-          <w:tcPr>
-            <w:tcW w:type="dxa" w:w="2102"/>
-            <w:tcBorders>
-              <w:top w:val="single" w:sz="4" w:space="0" w:color="9A9A9A"/>
-              <w:left w:val="single" w:sz="4" w:space="0" w:color="9A9A9A"/>
-              <w:bottom w:val="single" w:sz="4" w:space="0" w:color="9A9A9A"/>
-              <w:right w:val="single" w:sz="4" w:space="0" w:color="9A9A9A"/>
-            </w:tcBorders>
-          </w:tcPr>
-          <w:p>
-            <w:pPr>
-              <w:spacing w:before="4" w:after="4" w:line="230" w:lineRule="auto"/>
+              <w:spacing w:before="13" w:after="13" w:line="240" w:lineRule="auto"/>
             </w:pPr>
           </w:p>
         </w:tc>
@@ -1326,7 +2196,7 @@
           </w:tcPr>
           <w:p>
             <w:pPr>
-              <w:spacing w:before="4" w:after="4" w:line="230" w:lineRule="auto"/>
+              <w:spacing w:before="13" w:after="13" w:line="240" w:lineRule="auto"/>
             </w:pPr>
           </w:p>
         </w:tc>
@@ -1342,7 +2212,23 @@
           </w:tcPr>
           <w:p>
             <w:pPr>
-              <w:spacing w:before="4" w:after="4" w:line="230" w:lineRule="auto"/>
+              <w:spacing w:before="13" w:after="13" w:line="240" w:lineRule="auto"/>
+            </w:pPr>
+          </w:p>
+        </w:tc>
+        <w:tc>
+          <w:tcPr>
+            <w:tcW w:type="dxa" w:w="2102"/>
+            <w:tcBorders>
+              <w:top w:val="single" w:sz="4" w:space="0" w:color="9A9A9A"/>
+              <w:left w:val="single" w:sz="4" w:space="0" w:color="9A9A9A"/>
+              <w:bottom w:val="single" w:sz="4" w:space="0" w:color="9A9A9A"/>
+              <w:right w:val="single" w:sz="4" w:space="0" w:color="9A9A9A"/>
+            </w:tcBorders>
+          </w:tcPr>
+          <w:p>
+            <w:pPr>
+              <w:spacing w:before="13" w:after="13" w:line="240" w:lineRule="auto"/>
             </w:pPr>
           </w:p>
         </w:tc>
@@ -1360,7 +2246,7 @@
           </w:tcPr>
           <w:p>
             <w:pPr>
-              <w:spacing w:before="4" w:after="4" w:line="230" w:lineRule="auto"/>
+              <w:spacing w:before="13" w:after="13" w:line="240" w:lineRule="auto"/>
             </w:pPr>
             <w:r>
               <w:rPr>
@@ -1384,31 +2270,7 @@
           </w:tcPr>
           <w:p>
             <w:pPr>
-              <w:spacing w:before="4" w:after="4" w:line="230" w:lineRule="auto"/>
-            </w:pPr>
-            <w:r>
-              <w:rPr>
-                <w:rFonts w:ascii="Calibri" w:hAnsi="Calibri"/>
-                <w:b w:val="0"/>
-                <w:sz w:val="21"/>
-              </w:rPr>
-              <w:t>12</w:t>
-            </w:r>
-          </w:p>
-        </w:tc>
-        <w:tc>
-          <w:tcPr>
-            <w:tcW w:type="dxa" w:w="2102"/>
-            <w:tcBorders>
-              <w:top w:val="single" w:sz="4" w:space="0" w:color="9A9A9A"/>
-              <w:left w:val="single" w:sz="4" w:space="0" w:color="9A9A9A"/>
-              <w:bottom w:val="single" w:sz="4" w:space="0" w:color="9A9A9A"/>
-              <w:right w:val="single" w:sz="4" w:space="0" w:color="9A9A9A"/>
-            </w:tcBorders>
-          </w:tcPr>
-          <w:p>
-            <w:pPr>
-              <w:spacing w:before="4" w:after="4" w:line="230" w:lineRule="auto"/>
+              <w:spacing w:before="13" w:after="13" w:line="240" w:lineRule="auto"/>
             </w:pPr>
           </w:p>
         </w:tc>
@@ -1424,7 +2286,7 @@
           </w:tcPr>
           <w:p>
             <w:pPr>
-              <w:spacing w:before="4" w:after="4" w:line="230" w:lineRule="auto"/>
+              <w:spacing w:before="13" w:after="13" w:line="240" w:lineRule="auto"/>
             </w:pPr>
           </w:p>
         </w:tc>
@@ -1440,7 +2302,23 @@
           </w:tcPr>
           <w:p>
             <w:pPr>
-              <w:spacing w:before="4" w:after="4" w:line="230" w:lineRule="auto"/>
+              <w:spacing w:before="13" w:after="13" w:line="240" w:lineRule="auto"/>
+            </w:pPr>
+          </w:p>
+        </w:tc>
+        <w:tc>
+          <w:tcPr>
+            <w:tcW w:type="dxa" w:w="2102"/>
+            <w:tcBorders>
+              <w:top w:val="single" w:sz="4" w:space="0" w:color="9A9A9A"/>
+              <w:left w:val="single" w:sz="4" w:space="0" w:color="9A9A9A"/>
+              <w:bottom w:val="single" w:sz="4" w:space="0" w:color="9A9A9A"/>
+              <w:right w:val="single" w:sz="4" w:space="0" w:color="9A9A9A"/>
+            </w:tcBorders>
+          </w:tcPr>
+          <w:p>
+            <w:pPr>
+              <w:spacing w:before="13" w:after="13" w:line="240" w:lineRule="auto"/>
             </w:pPr>
           </w:p>
         </w:tc>
@@ -1458,7 +2336,97 @@
           </w:tcPr>
           <w:p>
             <w:pPr>
-              <w:spacing w:before="4" w:after="4" w:line="230" w:lineRule="auto"/>
+              <w:spacing w:before="13" w:after="13" w:line="240" w:lineRule="auto"/>
+            </w:pPr>
+            <w:r>
+              <w:rPr>
+                <w:rFonts w:ascii="Calibri" w:hAnsi="Calibri"/>
+                <w:b w:val="0"/>
+                <w:sz w:val="21"/>
+              </w:rPr>
+              <w:t>Wrong account</w:t>
+            </w:r>
+          </w:p>
+        </w:tc>
+        <w:tc>
+          <w:tcPr>
+            <w:tcW w:type="dxa" w:w="2102"/>
+            <w:tcBorders>
+              <w:top w:val="single" w:sz="4" w:space="0" w:color="9A9A9A"/>
+              <w:left w:val="single" w:sz="4" w:space="0" w:color="9A9A9A"/>
+              <w:bottom w:val="single" w:sz="4" w:space="0" w:color="9A9A9A"/>
+              <w:right w:val="single" w:sz="4" w:space="0" w:color="9A9A9A"/>
+            </w:tcBorders>
+          </w:tcPr>
+          <w:p>
+            <w:pPr>
+              <w:spacing w:before="13" w:after="13" w:line="240" w:lineRule="auto"/>
+            </w:pPr>
+          </w:p>
+        </w:tc>
+        <w:tc>
+          <w:tcPr>
+            <w:tcW w:type="dxa" w:w="2102"/>
+            <w:tcBorders>
+              <w:top w:val="single" w:sz="4" w:space="0" w:color="9A9A9A"/>
+              <w:left w:val="single" w:sz="4" w:space="0" w:color="9A9A9A"/>
+              <w:bottom w:val="single" w:sz="4" w:space="0" w:color="9A9A9A"/>
+              <w:right w:val="single" w:sz="4" w:space="0" w:color="9A9A9A"/>
+            </w:tcBorders>
+          </w:tcPr>
+          <w:p>
+            <w:pPr>
+              <w:spacing w:before="13" w:after="13" w:line="240" w:lineRule="auto"/>
+            </w:pPr>
+          </w:p>
+        </w:tc>
+        <w:tc>
+          <w:tcPr>
+            <w:tcW w:type="dxa" w:w="2102"/>
+            <w:tcBorders>
+              <w:top w:val="single" w:sz="4" w:space="0" w:color="9A9A9A"/>
+              <w:left w:val="single" w:sz="4" w:space="0" w:color="9A9A9A"/>
+              <w:bottom w:val="single" w:sz="4" w:space="0" w:color="9A9A9A"/>
+              <w:right w:val="single" w:sz="4" w:space="0" w:color="9A9A9A"/>
+            </w:tcBorders>
+          </w:tcPr>
+          <w:p>
+            <w:pPr>
+              <w:spacing w:before="13" w:after="13" w:line="240" w:lineRule="auto"/>
+            </w:pPr>
+          </w:p>
+        </w:tc>
+        <w:tc>
+          <w:tcPr>
+            <w:tcW w:type="dxa" w:w="2102"/>
+            <w:tcBorders>
+              <w:top w:val="single" w:sz="4" w:space="0" w:color="9A9A9A"/>
+              <w:left w:val="single" w:sz="4" w:space="0" w:color="9A9A9A"/>
+              <w:bottom w:val="single" w:sz="4" w:space="0" w:color="9A9A9A"/>
+              <w:right w:val="single" w:sz="4" w:space="0" w:color="9A9A9A"/>
+            </w:tcBorders>
+          </w:tcPr>
+          <w:p>
+            <w:pPr>
+              <w:spacing w:before="13" w:after="13" w:line="240" w:lineRule="auto"/>
+            </w:pPr>
+          </w:p>
+        </w:tc>
+      </w:tr>
+      <w:tr>
+        <w:tc>
+          <w:tcPr>
+            <w:tcW w:type="dxa" w:w="2102"/>
+            <w:tcBorders>
+              <w:top w:val="single" w:sz="4" w:space="0" w:color="9A9A9A"/>
+              <w:left w:val="single" w:sz="4" w:space="0" w:color="9A9A9A"/>
+              <w:bottom w:val="single" w:sz="4" w:space="0" w:color="9A9A9A"/>
+              <w:right w:val="single" w:sz="4" w:space="0" w:color="9A9A9A"/>
+            </w:tcBorders>
+          </w:tcPr>
+          <w:p>
+            <w:pPr>
+              <w:spacing w:before="13" w:after="13" w:line="240" w:lineRule="auto"/>
             </w:pPr>
             <w:r>
               <w:rPr>
@@ -1482,31 +2450,7 @@
           </w:tcPr>
           <w:p>
             <w:pPr>
-              <w:spacing w:before="4" w:after="4" w:line="230" w:lineRule="auto"/>
-            </w:pPr>
-            <w:r>
-              <w:rPr>
-                <w:rFonts w:ascii="Calibri" w:hAnsi="Calibri"/>
-                <w:b w:val="0"/>
-                <w:sz w:val="21"/>
-              </w:rPr>
-              <w:t>11</w:t>
-            </w:r>
-          </w:p>
-        </w:tc>
-        <w:tc>
-          <w:tcPr>
-            <w:tcW w:type="dxa" w:w="2102"/>
-            <w:tcBorders>
-              <w:top w:val="single" w:sz="4" w:space="0" w:color="9A9A9A"/>
-              <w:left w:val="single" w:sz="4" w:space="0" w:color="9A9A9A"/>
-              <w:bottom w:val="single" w:sz="4" w:space="0" w:color="9A9A9A"/>
-              <w:right w:val="single" w:sz="4" w:space="0" w:color="9A9A9A"/>
-            </w:tcBorders>
-          </w:tcPr>
-          <w:p>
-            <w:pPr>
-              <w:spacing w:before="4" w:after="4" w:line="230" w:lineRule="auto"/>
+              <w:spacing w:before="13" w:after="13" w:line="240" w:lineRule="auto"/>
             </w:pPr>
           </w:p>
         </w:tc>
@@ -1522,7 +2466,7 @@
           </w:tcPr>
           <w:p>
             <w:pPr>
-              <w:spacing w:before="4" w:after="4" w:line="230" w:lineRule="auto"/>
+              <w:spacing w:before="13" w:after="13" w:line="240" w:lineRule="auto"/>
             </w:pPr>
           </w:p>
         </w:tc>
@@ -1538,7 +2482,23 @@
           </w:tcPr>
           <w:p>
             <w:pPr>
-              <w:spacing w:before="4" w:after="4" w:line="230" w:lineRule="auto"/>
+              <w:spacing w:before="13" w:after="13" w:line="240" w:lineRule="auto"/>
+            </w:pPr>
+          </w:p>
+        </w:tc>
+        <w:tc>
+          <w:tcPr>
+            <w:tcW w:type="dxa" w:w="2102"/>
+            <w:tcBorders>
+              <w:top w:val="single" w:sz="4" w:space="0" w:color="9A9A9A"/>
+              <w:left w:val="single" w:sz="4" w:space="0" w:color="9A9A9A"/>
+              <w:bottom w:val="single" w:sz="4" w:space="0" w:color="9A9A9A"/>
+              <w:right w:val="single" w:sz="4" w:space="0" w:color="9A9A9A"/>
+            </w:tcBorders>
+          </w:tcPr>
+          <w:p>
+            <w:pPr>
+              <w:spacing w:before="13" w:after="13" w:line="240" w:lineRule="auto"/>
             </w:pPr>
           </w:p>
         </w:tc>
@@ -1556,7 +2516,7 @@
           </w:tcPr>
           <w:p>
             <w:pPr>
-              <w:spacing w:before="4" w:after="4" w:line="230" w:lineRule="auto"/>
+              <w:spacing w:before="13" w:after="13" w:line="240" w:lineRule="auto"/>
             </w:pPr>
             <w:r>
               <w:rPr>
@@ -1580,31 +2540,7 @@
           </w:tcPr>
           <w:p>
             <w:pPr>
-              <w:spacing w:before="4" w:after="4" w:line="230" w:lineRule="auto"/>
-            </w:pPr>
-            <w:r>
-              <w:rPr>
-                <w:rFonts w:ascii="Calibri" w:hAnsi="Calibri"/>
-                <w:b w:val="0"/>
-                <w:sz w:val="21"/>
-              </w:rPr>
-              <w:t>4, 5, 6, 9, 10, 13</w:t>
-            </w:r>
-          </w:p>
-        </w:tc>
-        <w:tc>
-          <w:tcPr>
-            <w:tcW w:type="dxa" w:w="2102"/>
-            <w:tcBorders>
-              <w:top w:val="single" w:sz="4" w:space="0" w:color="9A9A9A"/>
-              <w:left w:val="single" w:sz="4" w:space="0" w:color="9A9A9A"/>
-              <w:bottom w:val="single" w:sz="4" w:space="0" w:color="9A9A9A"/>
-              <w:right w:val="single" w:sz="4" w:space="0" w:color="9A9A9A"/>
-            </w:tcBorders>
-          </w:tcPr>
-          <w:p>
-            <w:pPr>
-              <w:spacing w:before="4" w:after="4" w:line="230" w:lineRule="auto"/>
+              <w:spacing w:before="13" w:after="13" w:line="240" w:lineRule="auto"/>
             </w:pPr>
           </w:p>
         </w:tc>
@@ -1620,7 +2556,7 @@
           </w:tcPr>
           <w:p>
             <w:pPr>
-              <w:spacing w:before="4" w:after="4" w:line="230" w:lineRule="auto"/>
+              <w:spacing w:before="13" w:after="13" w:line="240" w:lineRule="auto"/>
             </w:pPr>
           </w:p>
         </w:tc>
@@ -1636,7 +2572,23 @@
           </w:tcPr>
           <w:p>
             <w:pPr>
-              <w:spacing w:before="4" w:after="4" w:line="230" w:lineRule="auto"/>
+              <w:spacing w:before="13" w:after="13" w:line="240" w:lineRule="auto"/>
+            </w:pPr>
+          </w:p>
+        </w:tc>
+        <w:tc>
+          <w:tcPr>
+            <w:tcW w:type="dxa" w:w="2102"/>
+            <w:tcBorders>
+              <w:top w:val="single" w:sz="4" w:space="0" w:color="9A9A9A"/>
+              <w:left w:val="single" w:sz="4" w:space="0" w:color="9A9A9A"/>
+              <w:bottom w:val="single" w:sz="4" w:space="0" w:color="9A9A9A"/>
+              <w:right w:val="single" w:sz="4" w:space="0" w:color="9A9A9A"/>
+            </w:tcBorders>
+          </w:tcPr>
+          <w:p>
+            <w:pPr>
+              <w:spacing w:before="13" w:after="13" w:line="240" w:lineRule="auto"/>
             </w:pPr>
           </w:p>
         </w:tc>
@@ -1644,7 +2596,7 @@
     </w:tbl>
     <w:p>
       <w:pPr>
-        <w:spacing w:before="30" w:after="0" w:line="230" w:lineRule="auto"/>
+        <w:spacing w:before="96" w:after="0" w:line="240" w:lineRule="auto"/>
         <w:rPr>
           <w:sz w:val="2"/>
           <w:szCs w:val="2"/>
@@ -1653,7 +2605,7 @@
     </w:p>
     <w:p>
       <w:pPr>
-        <w:spacing w:before="50" w:after="20" w:line="230" w:lineRule="auto"/>
+        <w:spacing w:before="160" w:after="64" w:line="240" w:lineRule="auto"/>
         <w:pBdr>
           <w:bottom w:val="single" w:sz="6" w:space="1" w:color="000000"/>
         </w:pBdr>
@@ -1666,12 +2618,25 @@
           <w:sz w:val="21"/>
           <w:spacing w:val="20"/>
         </w:rPr>
-        <w:t>3. False flags on the six clean lines, fields carrying the prefix `falseflag.`</w:t>
+        <w:t>3. False flags on the clean lines, fields carrying the prefix `falseflag.`</w:t>
       </w:r>
     </w:p>
     <w:p>
       <w:pPr>
-        <w:spacing w:before="25" w:after="0" w:line="230" w:lineRule="auto"/>
+        <w:spacing w:before="0" w:after="0" w:line="240" w:lineRule="auto"/>
+      </w:pPr>
+      <w:r>
+        <w:rPr>
+          <w:rFonts w:ascii="Calibri" w:hAnsi="Calibri"/>
+          <w:b w:val="0"/>
+          <w:sz w:val="21"/>
+        </w:rPr>
+        <w:t>Clean lines on this case set falseflag.lines. One row per clean line, from falseflag.line&lt;N&gt;.flags and falseflag.line&lt;N&gt;.rate.</w:t>
+      </w:r>
+    </w:p>
+    <w:p>
+      <w:pPr>
+        <w:spacing w:before="80" w:after="0" w:line="240" w:lineRule="auto"/>
         <w:rPr>
           <w:sz w:val="2"/>
           <w:szCs w:val="2"/>
@@ -1686,14 +2651,9 @@
         <w:tblLook w:firstColumn="1" w:firstRow="1" w:lastColumn="0" w:lastRow="0" w:noHBand="0" w:noVBand="1" w:val="04A0"/>
       </w:tblPr>
       <w:tblGrid>
-        <w:gridCol w:w="1314"/>
-        <w:gridCol w:w="1314"/>
-        <w:gridCol w:w="1314"/>
-        <w:gridCol w:w="1314"/>
-        <w:gridCol w:w="1314"/>
-        <w:gridCol w:w="1314"/>
-        <w:gridCol w:w="1314"/>
-        <w:gridCol w:w="1314"/>
+        <w:gridCol w:w="3504"/>
+        <w:gridCol w:w="3504"/>
+        <w:gridCol w:w="3504"/>
       </w:tblGrid>
       <w:tr>
         <w:trPr>
@@ -1701,7 +2661,7 @@
         </w:trPr>
         <w:tc>
           <w:tcPr>
-            <w:tcW w:type="dxa" w:w="1314"/>
+            <w:tcW w:type="dxa" w:w="3312"/>
             <w:tcBorders>
               <w:top w:val="single" w:sz="4" w:space="0" w:color="9A9A9A"/>
               <w:left w:val="single" w:sz="4" w:space="0" w:color="9A9A9A"/>
@@ -1711,7 +2671,7 @@
           </w:tcPr>
           <w:p>
             <w:pPr>
-              <w:spacing w:before="4" w:after="4" w:line="230" w:lineRule="auto"/>
+              <w:spacing w:before="13" w:after="13" w:line="240" w:lineRule="auto"/>
             </w:pPr>
             <w:r>
               <w:rPr>
@@ -1725,7 +2685,7 @@
         </w:tc>
         <w:tc>
           <w:tcPr>
-            <w:tcW w:type="dxa" w:w="1314"/>
+            <w:tcW w:type="dxa" w:w="2160"/>
             <w:tcBorders>
               <w:top w:val="single" w:sz="4" w:space="0" w:color="9A9A9A"/>
               <w:left w:val="single" w:sz="4" w:space="0" w:color="9A9A9A"/>
@@ -1735,7 +2695,7 @@
           </w:tcPr>
           <w:p>
             <w:pPr>
-              <w:spacing w:before="4" w:after="4" w:line="230" w:lineRule="auto"/>
+              <w:spacing w:before="13" w:after="13" w:line="240" w:lineRule="auto"/>
             </w:pPr>
             <w:r>
               <w:rPr>
@@ -1743,13 +2703,13 @@
                 <w:b/>
                 <w:sz w:val="21"/>
               </w:rPr>
-              <w:t>4</w:t>
+              <w:t>Flags</w:t>
             </w:r>
           </w:p>
         </w:tc>
         <w:tc>
           <w:tcPr>
-            <w:tcW w:type="dxa" w:w="1314"/>
+            <w:tcW w:type="dxa" w:w="5040"/>
             <w:tcBorders>
               <w:top w:val="single" w:sz="4" w:space="0" w:color="9A9A9A"/>
               <w:left w:val="single" w:sz="4" w:space="0" w:color="9A9A9A"/>
@@ -1759,7 +2719,7 @@
           </w:tcPr>
           <w:p>
             <w:pPr>
-              <w:spacing w:before="4" w:after="4" w:line="230" w:lineRule="auto"/>
+              <w:spacing w:before="13" w:after="13" w:line="240" w:lineRule="auto"/>
             </w:pPr>
             <w:r>
               <w:rPr>
@@ -1767,13 +2727,15 @@
                 <w:b/>
                 <w:sz w:val="21"/>
               </w:rPr>
-              <w:t>5</w:t>
+              <w:t>Share</w:t>
             </w:r>
           </w:p>
         </w:tc>
+      </w:tr>
+      <w:tr>
         <w:tc>
           <w:tcPr>
-            <w:tcW w:type="dxa" w:w="1314"/>
+            <w:tcW w:type="dxa" w:w="3312"/>
             <w:tcBorders>
               <w:top w:val="single" w:sz="4" w:space="0" w:color="9A9A9A"/>
               <w:left w:val="single" w:sz="4" w:space="0" w:color="9A9A9A"/>
@@ -1783,21 +2745,13 @@
           </w:tcPr>
           <w:p>
             <w:pPr>
-              <w:spacing w:before="4" w:after="4" w:line="230" w:lineRule="auto"/>
+              <w:spacing w:before="13" w:after="13" w:line="240" w:lineRule="auto"/>
             </w:pPr>
-            <w:r>
-              <w:rPr>
-                <w:rFonts w:ascii="Calibri" w:hAnsi="Calibri"/>
-                <w:b/>
-                <w:sz w:val="21"/>
-              </w:rPr>
-              <w:t>6</w:t>
-            </w:r>
           </w:p>
         </w:tc>
         <w:tc>
           <w:tcPr>
-            <w:tcW w:type="dxa" w:w="1314"/>
+            <w:tcW w:type="dxa" w:w="2160"/>
             <w:tcBorders>
               <w:top w:val="single" w:sz="4" w:space="0" w:color="9A9A9A"/>
               <w:left w:val="single" w:sz="4" w:space="0" w:color="9A9A9A"/>
@@ -1807,21 +2761,13 @@
           </w:tcPr>
           <w:p>
             <w:pPr>
-              <w:spacing w:before="4" w:after="4" w:line="230" w:lineRule="auto"/>
+              <w:spacing w:before="13" w:after="13" w:line="240" w:lineRule="auto"/>
             </w:pPr>
-            <w:r>
-              <w:rPr>
-                <w:rFonts w:ascii="Calibri" w:hAnsi="Calibri"/>
-                <w:b/>
-                <w:sz w:val="21"/>
-              </w:rPr>
-              <w:t>9</w:t>
-            </w:r>
           </w:p>
         </w:tc>
         <w:tc>
           <w:tcPr>
-            <w:tcW w:type="dxa" w:w="1314"/>
+            <w:tcW w:type="dxa" w:w="5040"/>
             <w:tcBorders>
               <w:top w:val="single" w:sz="4" w:space="0" w:color="9A9A9A"/>
               <w:left w:val="single" w:sz="4" w:space="0" w:color="9A9A9A"/>
@@ -1831,21 +2777,15 @@
           </w:tcPr>
           <w:p>
             <w:pPr>
-              <w:spacing w:before="4" w:after="4" w:line="230" w:lineRule="auto"/>
+              <w:spacing w:before="13" w:after="13" w:line="240" w:lineRule="auto"/>
             </w:pPr>
-            <w:r>
-              <w:rPr>
-                <w:rFonts w:ascii="Calibri" w:hAnsi="Calibri"/>
-                <w:b/>
-                <w:sz w:val="21"/>
-              </w:rPr>
-              <w:t>10</w:t>
-            </w:r>
           </w:p>
         </w:tc>
+      </w:tr>
+      <w:tr>
         <w:tc>
           <w:tcPr>
-            <w:tcW w:type="dxa" w:w="1314"/>
+            <w:tcW w:type="dxa" w:w="3312"/>
             <w:tcBorders>
               <w:top w:val="single" w:sz="4" w:space="0" w:color="9A9A9A"/>
               <w:left w:val="single" w:sz="4" w:space="0" w:color="9A9A9A"/>
@@ -1855,21 +2795,21 @@
           </w:tcPr>
           <w:p>
             <w:pPr>
-              <w:spacing w:before="4" w:after="4" w:line="230" w:lineRule="auto"/>
+              <w:spacing w:before="13" w:after="13" w:line="240" w:lineRule="auto"/>
             </w:pPr>
             <w:r>
               <w:rPr>
                 <w:rFonts w:ascii="Calibri" w:hAnsi="Calibri"/>
-                <w:b/>
+                <w:b w:val="0"/>
                 <w:sz w:val="21"/>
               </w:rPr>
-              <w:t>13</w:t>
+              <w:t>All clean lines</w:t>
             </w:r>
           </w:p>
         </w:tc>
         <w:tc>
           <w:tcPr>
-            <w:tcW w:type="dxa" w:w="1314"/>
+            <w:tcW w:type="dxa" w:w="2160"/>
             <w:tcBorders>
               <w:top w:val="single" w:sz="4" w:space="0" w:color="9A9A9A"/>
               <w:left w:val="single" w:sz="4" w:space="0" w:color="9A9A9A"/>
@@ -1879,23 +2819,21 @@
           </w:tcPr>
           <w:p>
             <w:pPr>
-              <w:spacing w:before="4" w:after="4" w:line="230" w:lineRule="auto"/>
+              <w:spacing w:before="13" w:after="13" w:line="240" w:lineRule="auto"/>
             </w:pPr>
             <w:r>
               <w:rPr>
                 <w:rFonts w:ascii="Calibri" w:hAnsi="Calibri"/>
-                <w:b/>
+                <w:b w:val="0"/>
                 <w:sz w:val="21"/>
               </w:rPr>
-              <w:t>All six</w:t>
+              <w:t>falseflag.flags</w:t>
             </w:r>
           </w:p>
         </w:tc>
-      </w:tr>
-      <w:tr>
         <w:tc>
           <w:tcPr>
-            <w:tcW w:type="dxa" w:w="1314"/>
+            <w:tcW w:type="dxa" w:w="5040"/>
             <w:tcBorders>
               <w:top w:val="single" w:sz="4" w:space="0" w:color="9A9A9A"/>
               <w:left w:val="single" w:sz="4" w:space="0" w:color="9A9A9A"/>
@@ -1905,7 +2843,7 @@
           </w:tcPr>
           <w:p>
             <w:pPr>
-              <w:spacing w:before="4" w:after="4" w:line="230" w:lineRule="auto"/>
+              <w:spacing w:before="13" w:after="13" w:line="240" w:lineRule="auto"/>
             </w:pPr>
             <w:r>
               <w:rPr>
@@ -1913,265 +2851,7 @@
                 <w:b w:val="0"/>
                 <w:sz w:val="21"/>
               </w:rPr>
-              <w:t>Count flags</w:t>
-            </w:r>
-          </w:p>
-        </w:tc>
-        <w:tc>
-          <w:tcPr>
-            <w:tcW w:type="dxa" w:w="1314"/>
-            <w:tcBorders>
-              <w:top w:val="single" w:sz="4" w:space="0" w:color="9A9A9A"/>
-              <w:left w:val="single" w:sz="4" w:space="0" w:color="9A9A9A"/>
-              <w:bottom w:val="single" w:sz="4" w:space="0" w:color="9A9A9A"/>
-              <w:right w:val="single" w:sz="4" w:space="0" w:color="9A9A9A"/>
-            </w:tcBorders>
-          </w:tcPr>
-          <w:p>
-            <w:pPr>
-              <w:spacing w:before="4" w:after="4" w:line="230" w:lineRule="auto"/>
-            </w:pPr>
-          </w:p>
-        </w:tc>
-        <w:tc>
-          <w:tcPr>
-            <w:tcW w:type="dxa" w:w="1314"/>
-            <w:tcBorders>
-              <w:top w:val="single" w:sz="4" w:space="0" w:color="9A9A9A"/>
-              <w:left w:val="single" w:sz="4" w:space="0" w:color="9A9A9A"/>
-              <w:bottom w:val="single" w:sz="4" w:space="0" w:color="9A9A9A"/>
-              <w:right w:val="single" w:sz="4" w:space="0" w:color="9A9A9A"/>
-            </w:tcBorders>
-          </w:tcPr>
-          <w:p>
-            <w:pPr>
-              <w:spacing w:before="4" w:after="4" w:line="230" w:lineRule="auto"/>
-            </w:pPr>
-          </w:p>
-        </w:tc>
-        <w:tc>
-          <w:tcPr>
-            <w:tcW w:type="dxa" w:w="1314"/>
-            <w:tcBorders>
-              <w:top w:val="single" w:sz="4" w:space="0" w:color="9A9A9A"/>
-              <w:left w:val="single" w:sz="4" w:space="0" w:color="9A9A9A"/>
-              <w:bottom w:val="single" w:sz="4" w:space="0" w:color="9A9A9A"/>
-              <w:right w:val="single" w:sz="4" w:space="0" w:color="9A9A9A"/>
-            </w:tcBorders>
-          </w:tcPr>
-          <w:p>
-            <w:pPr>
-              <w:spacing w:before="4" w:after="4" w:line="230" w:lineRule="auto"/>
-            </w:pPr>
-          </w:p>
-        </w:tc>
-        <w:tc>
-          <w:tcPr>
-            <w:tcW w:type="dxa" w:w="1314"/>
-            <w:tcBorders>
-              <w:top w:val="single" w:sz="4" w:space="0" w:color="9A9A9A"/>
-              <w:left w:val="single" w:sz="4" w:space="0" w:color="9A9A9A"/>
-              <w:bottom w:val="single" w:sz="4" w:space="0" w:color="9A9A9A"/>
-              <w:right w:val="single" w:sz="4" w:space="0" w:color="9A9A9A"/>
-            </w:tcBorders>
-          </w:tcPr>
-          <w:p>
-            <w:pPr>
-              <w:spacing w:before="4" w:after="4" w:line="230" w:lineRule="auto"/>
-            </w:pPr>
-          </w:p>
-        </w:tc>
-        <w:tc>
-          <w:tcPr>
-            <w:tcW w:type="dxa" w:w="1314"/>
-            <w:tcBorders>
-              <w:top w:val="single" w:sz="4" w:space="0" w:color="9A9A9A"/>
-              <w:left w:val="single" w:sz="4" w:space="0" w:color="9A9A9A"/>
-              <w:bottom w:val="single" w:sz="4" w:space="0" w:color="9A9A9A"/>
-              <w:right w:val="single" w:sz="4" w:space="0" w:color="9A9A9A"/>
-            </w:tcBorders>
-          </w:tcPr>
-          <w:p>
-            <w:pPr>
-              <w:spacing w:before="4" w:after="4" w:line="230" w:lineRule="auto"/>
-            </w:pPr>
-          </w:p>
-        </w:tc>
-        <w:tc>
-          <w:tcPr>
-            <w:tcW w:type="dxa" w:w="1314"/>
-            <w:tcBorders>
-              <w:top w:val="single" w:sz="4" w:space="0" w:color="9A9A9A"/>
-              <w:left w:val="single" w:sz="4" w:space="0" w:color="9A9A9A"/>
-              <w:bottom w:val="single" w:sz="4" w:space="0" w:color="9A9A9A"/>
-              <w:right w:val="single" w:sz="4" w:space="0" w:color="9A9A9A"/>
-            </w:tcBorders>
-          </w:tcPr>
-          <w:p>
-            <w:pPr>
-              <w:spacing w:before="4" w:after="4" w:line="230" w:lineRule="auto"/>
-            </w:pPr>
-          </w:p>
-        </w:tc>
-        <w:tc>
-          <w:tcPr>
-            <w:tcW w:type="dxa" w:w="1314"/>
-            <w:tcBorders>
-              <w:top w:val="single" w:sz="4" w:space="0" w:color="9A9A9A"/>
-              <w:left w:val="single" w:sz="4" w:space="0" w:color="9A9A9A"/>
-              <w:bottom w:val="single" w:sz="4" w:space="0" w:color="9A9A9A"/>
-              <w:right w:val="single" w:sz="4" w:space="0" w:color="9A9A9A"/>
-            </w:tcBorders>
-          </w:tcPr>
-          <w:p>
-            <w:pPr>
-              <w:spacing w:before="4" w:after="4" w:line="230" w:lineRule="auto"/>
-            </w:pPr>
-          </w:p>
-        </w:tc>
-      </w:tr>
-      <w:tr>
-        <w:tc>
-          <w:tcPr>
-            <w:tcW w:type="dxa" w:w="1314"/>
-            <w:tcBorders>
-              <w:top w:val="single" w:sz="4" w:space="0" w:color="9A9A9A"/>
-              <w:left w:val="single" w:sz="4" w:space="0" w:color="9A9A9A"/>
-              <w:bottom w:val="single" w:sz="4" w:space="0" w:color="9A9A9A"/>
-              <w:right w:val="single" w:sz="4" w:space="0" w:color="9A9A9A"/>
-            </w:tcBorders>
-          </w:tcPr>
-          <w:p>
-            <w:pPr>
-              <w:spacing w:before="4" w:after="4" w:line="230" w:lineRule="auto"/>
-            </w:pPr>
-            <w:r>
-              <w:rPr>
-                <w:rFonts w:ascii="Calibri" w:hAnsi="Calibri"/>
-                <w:b w:val="0"/>
-                <w:sz w:val="21"/>
-              </w:rPr>
-              <w:t>Share rate</w:t>
-            </w:r>
-          </w:p>
-        </w:tc>
-        <w:tc>
-          <w:tcPr>
-            <w:tcW w:type="dxa" w:w="1314"/>
-            <w:tcBorders>
-              <w:top w:val="single" w:sz="4" w:space="0" w:color="9A9A9A"/>
-              <w:left w:val="single" w:sz="4" w:space="0" w:color="9A9A9A"/>
-              <w:bottom w:val="single" w:sz="4" w:space="0" w:color="9A9A9A"/>
-              <w:right w:val="single" w:sz="4" w:space="0" w:color="9A9A9A"/>
-            </w:tcBorders>
-          </w:tcPr>
-          <w:p>
-            <w:pPr>
-              <w:spacing w:before="4" w:after="4" w:line="230" w:lineRule="auto"/>
-            </w:pPr>
-          </w:p>
-        </w:tc>
-        <w:tc>
-          <w:tcPr>
-            <w:tcW w:type="dxa" w:w="1314"/>
-            <w:tcBorders>
-              <w:top w:val="single" w:sz="4" w:space="0" w:color="9A9A9A"/>
-              <w:left w:val="single" w:sz="4" w:space="0" w:color="9A9A9A"/>
-              <w:bottom w:val="single" w:sz="4" w:space="0" w:color="9A9A9A"/>
-              <w:right w:val="single" w:sz="4" w:space="0" w:color="9A9A9A"/>
-            </w:tcBorders>
-          </w:tcPr>
-          <w:p>
-            <w:pPr>
-              <w:spacing w:before="4" w:after="4" w:line="230" w:lineRule="auto"/>
-            </w:pPr>
-          </w:p>
-        </w:tc>
-        <w:tc>
-          <w:tcPr>
-            <w:tcW w:type="dxa" w:w="1314"/>
-            <w:tcBorders>
-              <w:top w:val="single" w:sz="4" w:space="0" w:color="9A9A9A"/>
-              <w:left w:val="single" w:sz="4" w:space="0" w:color="9A9A9A"/>
-              <w:bottom w:val="single" w:sz="4" w:space="0" w:color="9A9A9A"/>
-              <w:right w:val="single" w:sz="4" w:space="0" w:color="9A9A9A"/>
-            </w:tcBorders>
-          </w:tcPr>
-          <w:p>
-            <w:pPr>
-              <w:spacing w:before="4" w:after="4" w:line="230" w:lineRule="auto"/>
-            </w:pPr>
-          </w:p>
-        </w:tc>
-        <w:tc>
-          <w:tcPr>
-            <w:tcW w:type="dxa" w:w="1314"/>
-            <w:tcBorders>
-              <w:top w:val="single" w:sz="4" w:space="0" w:color="9A9A9A"/>
-              <w:left w:val="single" w:sz="4" w:space="0" w:color="9A9A9A"/>
-              <w:bottom w:val="single" w:sz="4" w:space="0" w:color="9A9A9A"/>
-              <w:right w:val="single" w:sz="4" w:space="0" w:color="9A9A9A"/>
-            </w:tcBorders>
-          </w:tcPr>
-          <w:p>
-            <w:pPr>
-              <w:spacing w:before="4" w:after="4" w:line="230" w:lineRule="auto"/>
-            </w:pPr>
-          </w:p>
-        </w:tc>
-        <w:tc>
-          <w:tcPr>
-            <w:tcW w:type="dxa" w:w="1314"/>
-            <w:tcBorders>
-              <w:top w:val="single" w:sz="4" w:space="0" w:color="9A9A9A"/>
-              <w:left w:val="single" w:sz="4" w:space="0" w:color="9A9A9A"/>
-              <w:bottom w:val="single" w:sz="4" w:space="0" w:color="9A9A9A"/>
-              <w:right w:val="single" w:sz="4" w:space="0" w:color="9A9A9A"/>
-            </w:tcBorders>
-          </w:tcPr>
-          <w:p>
-            <w:pPr>
-              <w:spacing w:before="4" w:after="4" w:line="230" w:lineRule="auto"/>
-            </w:pPr>
-          </w:p>
-        </w:tc>
-        <w:tc>
-          <w:tcPr>
-            <w:tcW w:type="dxa" w:w="1314"/>
-            <w:tcBorders>
-              <w:top w:val="single" w:sz="4" w:space="0" w:color="9A9A9A"/>
-              <w:left w:val="single" w:sz="4" w:space="0" w:color="9A9A9A"/>
-              <w:bottom w:val="single" w:sz="4" w:space="0" w:color="9A9A9A"/>
-              <w:right w:val="single" w:sz="4" w:space="0" w:color="9A9A9A"/>
-            </w:tcBorders>
-          </w:tcPr>
-          <w:p>
-            <w:pPr>
-              <w:spacing w:before="4" w:after="4" w:line="230" w:lineRule="auto"/>
-            </w:pPr>
-          </w:p>
-        </w:tc>
-        <w:tc>
-          <w:tcPr>
-            <w:tcW w:type="dxa" w:w="1314"/>
-            <w:tcBorders>
-              <w:top w:val="single" w:sz="4" w:space="0" w:color="9A9A9A"/>
-              <w:left w:val="single" w:sz="4" w:space="0" w:color="9A9A9A"/>
-              <w:bottom w:val="single" w:sz="4" w:space="0" w:color="9A9A9A"/>
-              <w:right w:val="single" w:sz="4" w:space="0" w:color="9A9A9A"/>
-            </w:tcBorders>
-          </w:tcPr>
-          <w:p>
-            <w:pPr>
-              <w:spacing w:before="4" w:after="4" w:line="230" w:lineRule="auto"/>
-            </w:pPr>
-            <w:r>
-              <w:rPr>
-                <w:rFonts w:ascii="Calibri" w:hAnsi="Calibri"/>
-                <w:b w:val="0"/>
-                <w:sz w:val="21"/>
-              </w:rPr>
-              <w:t>overall_rate</w:t>
+              <w:t>falseflag.overall_rate</w:t>
             </w:r>
           </w:p>
         </w:tc>
@@ -2179,7 +2859,7 @@
     </w:tbl>
     <w:p>
       <w:pPr>
-        <w:spacing w:before="30" w:after="0" w:line="230" w:lineRule="auto"/>
+        <w:spacing w:before="96" w:after="0" w:line="240" w:lineRule="auto"/>
         <w:rPr>
           <w:sz w:val="2"/>
           <w:szCs w:val="2"/>
@@ -2188,7 +2868,20 @@
     </w:p>
     <w:p>
       <w:pPr>
-        <w:spacing w:before="50" w:after="20" w:line="230" w:lineRule="auto"/>
+        <w:spacing w:before="96" w:after="0" w:line="240" w:lineRule="auto"/>
+      </w:pPr>
+      <w:r>
+        <w:rPr>
+          <w:rFonts w:ascii="Calibri" w:hAnsi="Calibri"/>
+          <w:b w:val="0"/>
+          <w:sz w:val="21"/>
+        </w:rPr>
+        <w:t>First attempts with no false flag falseflag.first_attempts_with_none.</w:t>
+      </w:r>
+    </w:p>
+    <w:p>
+      <w:pPr>
+        <w:spacing w:before="160" w:after="64" w:line="240" w:lineRule="auto"/>
         <w:pBdr>
           <w:bottom w:val="single" w:sz="6" w:space="1" w:color="000000"/>
         </w:pBdr>
@@ -2201,12 +2894,12 @@
           <w:sz w:val="21"/>
           <w:spacing w:val="20"/>
         </w:rPr>
-        <w:t>4. The fresh case, five lines nobody had seen, fields carrying the prefix `fresh.`</w:t>
+        <w:t>4. The fresh case, lines nobody had seen, fields carrying the prefix `fresh.`</w:t>
       </w:r>
     </w:p>
     <w:p>
       <w:pPr>
-        <w:spacing w:before="25" w:after="0" w:line="230" w:lineRule="auto"/>
+        <w:spacing w:before="80" w:after="0" w:line="240" w:lineRule="auto"/>
         <w:rPr>
           <w:sz w:val="2"/>
           <w:szCs w:val="2"/>
@@ -2242,7 +2935,7 @@
           </w:tcPr>
           <w:p>
             <w:pPr>
-              <w:spacing w:before="4" w:after="4" w:line="230" w:lineRule="auto"/>
+              <w:spacing w:before="13" w:after="13" w:line="240" w:lineRule="auto"/>
             </w:pPr>
             <w:r>
               <w:rPr>
@@ -2250,7 +2943,7 @@
                 <w:b/>
                 <w:sz w:val="21"/>
               </w:rPr>
-              <w:t>Fresh line</w:t>
+              <w:t>Fresh line line&lt;N&gt;.name</w:t>
             </w:r>
           </w:p>
         </w:tc>
@@ -2266,7 +2959,7 @@
           </w:tcPr>
           <w:p>
             <w:pPr>
-              <w:spacing w:before="4" w:after="4" w:line="230" w:lineRule="auto"/>
+              <w:spacing w:before="13" w:after="13" w:line="240" w:lineRule="auto"/>
             </w:pPr>
             <w:r>
               <w:rPr>
@@ -2274,7 +2967,7 @@
                 <w:b/>
                 <w:sz w:val="21"/>
               </w:rPr>
-              <w:t>Keyed call key</w:t>
+              <w:t>Keyed call line&lt;N&gt;.key</w:t>
             </w:r>
           </w:p>
         </w:tc>
@@ -2290,7 +2983,7 @@
           </w:tcPr>
           <w:p>
             <w:pPr>
-              <w:spacing w:before="4" w:after="4" w:line="230" w:lineRule="auto"/>
+              <w:spacing w:before="13" w:after="13" w:line="240" w:lineRule="auto"/>
             </w:pPr>
             <w:r>
               <w:rPr>
@@ -2298,7 +2991,7 @@
                 <w:b/>
                 <w:sz w:val="21"/>
               </w:rPr>
-              <w:t>Call right_call_rate</w:t>
+              <w:t>Call agreement line&lt;N&gt;.call_agreement_rate</w:t>
             </w:r>
           </w:p>
         </w:tc>
@@ -2314,7 +3007,7 @@
           </w:tcPr>
           <w:p>
             <w:pPr>
-              <w:spacing w:before="4" w:after="4" w:line="230" w:lineRule="auto"/>
+              <w:spacing w:before="13" w:after="13" w:line="240" w:lineRule="auto"/>
             </w:pPr>
             <w:r>
               <w:rPr>
@@ -2322,7 +3015,7 @@
                 <w:b/>
                 <w:sz w:val="21"/>
               </w:rPr>
-              <w:t>Reason right_reason_rate</w:t>
+              <w:t>Reason chip agreement line&lt;N&gt;.reason_agreement_rate</w:t>
             </w:r>
           </w:p>
         </w:tc>
@@ -2340,7 +3033,7 @@
           </w:tcPr>
           <w:p>
             <w:pPr>
-              <w:spacing w:before="4" w:after="4" w:line="230" w:lineRule="auto"/>
+              <w:spacing w:before="13" w:after="13" w:line="240" w:lineRule="auto"/>
             </w:pPr>
             <w:r>
               <w:rPr>
@@ -2348,7 +3041,7 @@
                 <w:b w:val="0"/>
                 <w:sz w:val="21"/>
               </w:rPr>
-              <w:t>1 Dental supplies</w:t>
+              <w:t>1</w:t>
             </w:r>
           </w:p>
         </w:tc>
@@ -2364,31 +3057,7 @@
           </w:tcPr>
           <w:p>
             <w:pPr>
-              <w:spacing w:before="4" w:after="4" w:line="230" w:lineRule="auto"/>
-            </w:pPr>
-            <w:r>
-              <w:rPr>
-                <w:rFonts w:ascii="Calibri" w:hAnsi="Calibri"/>
-                <w:b w:val="0"/>
-                <w:sz w:val="21"/>
-              </w:rPr>
-              <w:t>Flag</w:t>
-            </w:r>
-          </w:p>
-        </w:tc>
-        <w:tc>
-          <w:tcPr>
-            <w:tcW w:type="dxa" w:w="2628"/>
-            <w:tcBorders>
-              <w:top w:val="single" w:sz="4" w:space="0" w:color="9A9A9A"/>
-              <w:left w:val="single" w:sz="4" w:space="0" w:color="9A9A9A"/>
-              <w:bottom w:val="single" w:sz="4" w:space="0" w:color="9A9A9A"/>
-              <w:right w:val="single" w:sz="4" w:space="0" w:color="9A9A9A"/>
-            </w:tcBorders>
-          </w:tcPr>
-          <w:p>
-            <w:pPr>
-              <w:spacing w:before="4" w:after="4" w:line="230" w:lineRule="auto"/>
+              <w:spacing w:before="13" w:after="13" w:line="240" w:lineRule="auto"/>
             </w:pPr>
           </w:p>
         </w:tc>
@@ -2404,7 +3073,23 @@
           </w:tcPr>
           <w:p>
             <w:pPr>
-              <w:spacing w:before="4" w:after="4" w:line="230" w:lineRule="auto"/>
+              <w:spacing w:before="13" w:after="13" w:line="240" w:lineRule="auto"/>
+            </w:pPr>
+          </w:p>
+        </w:tc>
+        <w:tc>
+          <w:tcPr>
+            <w:tcW w:type="dxa" w:w="2628"/>
+            <w:tcBorders>
+              <w:top w:val="single" w:sz="4" w:space="0" w:color="9A9A9A"/>
+              <w:left w:val="single" w:sz="4" w:space="0" w:color="9A9A9A"/>
+              <w:bottom w:val="single" w:sz="4" w:space="0" w:color="9A9A9A"/>
+              <w:right w:val="single" w:sz="4" w:space="0" w:color="9A9A9A"/>
+            </w:tcBorders>
+          </w:tcPr>
+          <w:p>
+            <w:pPr>
+              <w:spacing w:before="13" w:after="13" w:line="240" w:lineRule="auto"/>
             </w:pPr>
           </w:p>
         </w:tc>
@@ -2422,7 +3107,7 @@
           </w:tcPr>
           <w:p>
             <w:pPr>
-              <w:spacing w:before="4" w:after="4" w:line="230" w:lineRule="auto"/>
+              <w:spacing w:before="13" w:after="13" w:line="240" w:lineRule="auto"/>
             </w:pPr>
             <w:r>
               <w:rPr>
@@ -2430,7 +3115,7 @@
                 <w:b w:val="0"/>
                 <w:sz w:val="21"/>
               </w:rPr>
-              <w:t>2 Hygienist wages</w:t>
+              <w:t>2</w:t>
             </w:r>
           </w:p>
         </w:tc>
@@ -2446,31 +3131,7 @@
           </w:tcPr>
           <w:p>
             <w:pPr>
-              <w:spacing w:before="4" w:after="4" w:line="230" w:lineRule="auto"/>
-            </w:pPr>
-            <w:r>
-              <w:rPr>
-                <w:rFonts w:ascii="Calibri" w:hAnsi="Calibri"/>
-                <w:b w:val="0"/>
-                <w:sz w:val="21"/>
-              </w:rPr>
-              <w:t>Stand</w:t>
-            </w:r>
-          </w:p>
-        </w:tc>
-        <w:tc>
-          <w:tcPr>
-            <w:tcW w:type="dxa" w:w="2628"/>
-            <w:tcBorders>
-              <w:top w:val="single" w:sz="4" w:space="0" w:color="9A9A9A"/>
-              <w:left w:val="single" w:sz="4" w:space="0" w:color="9A9A9A"/>
-              <w:bottom w:val="single" w:sz="4" w:space="0" w:color="9A9A9A"/>
-              <w:right w:val="single" w:sz="4" w:space="0" w:color="9A9A9A"/>
-            </w:tcBorders>
-          </w:tcPr>
-          <w:p>
-            <w:pPr>
-              <w:spacing w:before="4" w:after="4" w:line="230" w:lineRule="auto"/>
+              <w:spacing w:before="13" w:after="13" w:line="240" w:lineRule="auto"/>
             </w:pPr>
           </w:p>
         </w:tc>
@@ -2486,7 +3147,23 @@
           </w:tcPr>
           <w:p>
             <w:pPr>
-              <w:spacing w:before="4" w:after="4" w:line="230" w:lineRule="auto"/>
+              <w:spacing w:before="13" w:after="13" w:line="240" w:lineRule="auto"/>
+            </w:pPr>
+          </w:p>
+        </w:tc>
+        <w:tc>
+          <w:tcPr>
+            <w:tcW w:type="dxa" w:w="2628"/>
+            <w:tcBorders>
+              <w:top w:val="single" w:sz="4" w:space="0" w:color="9A9A9A"/>
+              <w:left w:val="single" w:sz="4" w:space="0" w:color="9A9A9A"/>
+              <w:bottom w:val="single" w:sz="4" w:space="0" w:color="9A9A9A"/>
+              <w:right w:val="single" w:sz="4" w:space="0" w:color="9A9A9A"/>
+            </w:tcBorders>
+          </w:tcPr>
+          <w:p>
+            <w:pPr>
+              <w:spacing w:before="13" w:after="13" w:line="240" w:lineRule="auto"/>
             </w:pPr>
           </w:p>
         </w:tc>
@@ -2504,7 +3181,7 @@
           </w:tcPr>
           <w:p>
             <w:pPr>
-              <w:spacing w:before="4" w:after="4" w:line="230" w:lineRule="auto"/>
+              <w:spacing w:before="13" w:after="13" w:line="240" w:lineRule="auto"/>
             </w:pPr>
             <w:r>
               <w:rPr>
@@ -2512,7 +3189,7 @@
                 <w:b w:val="0"/>
                 <w:sz w:val="21"/>
               </w:rPr>
-              <w:t>3 Orthodontic revenue</w:t>
+              <w:t>3</w:t>
             </w:r>
           </w:p>
         </w:tc>
@@ -2528,31 +3205,7 @@
           </w:tcPr>
           <w:p>
             <w:pPr>
-              <w:spacing w:before="4" w:after="4" w:line="230" w:lineRule="auto"/>
-            </w:pPr>
-            <w:r>
-              <w:rPr>
-                <w:rFonts w:ascii="Calibri" w:hAnsi="Calibri"/>
-                <w:b w:val="0"/>
-                <w:sz w:val="21"/>
-              </w:rPr>
-              <w:t>Flag</w:t>
-            </w:r>
-          </w:p>
-        </w:tc>
-        <w:tc>
-          <w:tcPr>
-            <w:tcW w:type="dxa" w:w="2628"/>
-            <w:tcBorders>
-              <w:top w:val="single" w:sz="4" w:space="0" w:color="9A9A9A"/>
-              <w:left w:val="single" w:sz="4" w:space="0" w:color="9A9A9A"/>
-              <w:bottom w:val="single" w:sz="4" w:space="0" w:color="9A9A9A"/>
-              <w:right w:val="single" w:sz="4" w:space="0" w:color="9A9A9A"/>
-            </w:tcBorders>
-          </w:tcPr>
-          <w:p>
-            <w:pPr>
-              <w:spacing w:before="4" w:after="4" w:line="230" w:lineRule="auto"/>
+              <w:spacing w:before="13" w:after="13" w:line="240" w:lineRule="auto"/>
             </w:pPr>
           </w:p>
         </w:tc>
@@ -2568,7 +3221,23 @@
           </w:tcPr>
           <w:p>
             <w:pPr>
-              <w:spacing w:before="4" w:after="4" w:line="230" w:lineRule="auto"/>
+              <w:spacing w:before="13" w:after="13" w:line="240" w:lineRule="auto"/>
+            </w:pPr>
+          </w:p>
+        </w:tc>
+        <w:tc>
+          <w:tcPr>
+            <w:tcW w:type="dxa" w:w="2628"/>
+            <w:tcBorders>
+              <w:top w:val="single" w:sz="4" w:space="0" w:color="9A9A9A"/>
+              <w:left w:val="single" w:sz="4" w:space="0" w:color="9A9A9A"/>
+              <w:bottom w:val="single" w:sz="4" w:space="0" w:color="9A9A9A"/>
+              <w:right w:val="single" w:sz="4" w:space="0" w:color="9A9A9A"/>
+            </w:tcBorders>
+          </w:tcPr>
+          <w:p>
+            <w:pPr>
+              <w:spacing w:before="13" w:after="13" w:line="240" w:lineRule="auto"/>
             </w:pPr>
           </w:p>
         </w:tc>
@@ -2586,7 +3255,7 @@
           </w:tcPr>
           <w:p>
             <w:pPr>
-              <w:spacing w:before="4" w:after="4" w:line="230" w:lineRule="auto"/>
+              <w:spacing w:before="13" w:after="13" w:line="240" w:lineRule="auto"/>
             </w:pPr>
             <w:r>
               <w:rPr>
@@ -2594,7 +3263,7 @@
                 <w:b w:val="0"/>
                 <w:sz w:val="21"/>
               </w:rPr>
-              <w:t>4 Patient revenue</w:t>
+              <w:t>4</w:t>
             </w:r>
           </w:p>
         </w:tc>
@@ -2610,31 +3279,7 @@
           </w:tcPr>
           <w:p>
             <w:pPr>
-              <w:spacing w:before="4" w:after="4" w:line="230" w:lineRule="auto"/>
-            </w:pPr>
-            <w:r>
-              <w:rPr>
-                <w:rFonts w:ascii="Calibri" w:hAnsi="Calibri"/>
-                <w:b w:val="0"/>
-                <w:sz w:val="21"/>
-              </w:rPr>
-              <w:t>Flag</w:t>
-            </w:r>
-          </w:p>
-        </w:tc>
-        <w:tc>
-          <w:tcPr>
-            <w:tcW w:type="dxa" w:w="2628"/>
-            <w:tcBorders>
-              <w:top w:val="single" w:sz="4" w:space="0" w:color="9A9A9A"/>
-              <w:left w:val="single" w:sz="4" w:space="0" w:color="9A9A9A"/>
-              <w:bottom w:val="single" w:sz="4" w:space="0" w:color="9A9A9A"/>
-              <w:right w:val="single" w:sz="4" w:space="0" w:color="9A9A9A"/>
-            </w:tcBorders>
-          </w:tcPr>
-          <w:p>
-            <w:pPr>
-              <w:spacing w:before="4" w:after="4" w:line="230" w:lineRule="auto"/>
+              <w:spacing w:before="13" w:after="13" w:line="240" w:lineRule="auto"/>
             </w:pPr>
           </w:p>
         </w:tc>
@@ -2650,7 +3295,23 @@
           </w:tcPr>
           <w:p>
             <w:pPr>
-              <w:spacing w:before="4" w:after="4" w:line="230" w:lineRule="auto"/>
+              <w:spacing w:before="13" w:after="13" w:line="240" w:lineRule="auto"/>
+            </w:pPr>
+          </w:p>
+        </w:tc>
+        <w:tc>
+          <w:tcPr>
+            <w:tcW w:type="dxa" w:w="2628"/>
+            <w:tcBorders>
+              <w:top w:val="single" w:sz="4" w:space="0" w:color="9A9A9A"/>
+              <w:left w:val="single" w:sz="4" w:space="0" w:color="9A9A9A"/>
+              <w:bottom w:val="single" w:sz="4" w:space="0" w:color="9A9A9A"/>
+              <w:right w:val="single" w:sz="4" w:space="0" w:color="9A9A9A"/>
+            </w:tcBorders>
+          </w:tcPr>
+          <w:p>
+            <w:pPr>
+              <w:spacing w:before="13" w:after="13" w:line="240" w:lineRule="auto"/>
             </w:pPr>
           </w:p>
         </w:tc>
@@ -2668,7 +3329,7 @@
           </w:tcPr>
           <w:p>
             <w:pPr>
-              <w:spacing w:before="4" w:after="4" w:line="230" w:lineRule="auto"/>
+              <w:spacing w:before="13" w:after="13" w:line="240" w:lineRule="auto"/>
             </w:pPr>
             <w:r>
               <w:rPr>
@@ -2676,7 +3337,7 @@
                 <w:b w:val="0"/>
                 <w:sz w:val="21"/>
               </w:rPr>
-              <w:t>5 Marketing</w:t>
+              <w:t>5</w:t>
             </w:r>
           </w:p>
         </w:tc>
@@ -2692,31 +3353,7 @@
           </w:tcPr>
           <w:p>
             <w:pPr>
-              <w:spacing w:before="4" w:after="4" w:line="230" w:lineRule="auto"/>
-            </w:pPr>
-            <w:r>
-              <w:rPr>
-                <w:rFonts w:ascii="Calibri" w:hAnsi="Calibri"/>
-                <w:b w:val="0"/>
-                <w:sz w:val="21"/>
-              </w:rPr>
-              <w:t>Stand</w:t>
-            </w:r>
-          </w:p>
-        </w:tc>
-        <w:tc>
-          <w:tcPr>
-            <w:tcW w:type="dxa" w:w="2628"/>
-            <w:tcBorders>
-              <w:top w:val="single" w:sz="4" w:space="0" w:color="9A9A9A"/>
-              <w:left w:val="single" w:sz="4" w:space="0" w:color="9A9A9A"/>
-              <w:bottom w:val="single" w:sz="4" w:space="0" w:color="9A9A9A"/>
-              <w:right w:val="single" w:sz="4" w:space="0" w:color="9A9A9A"/>
-            </w:tcBorders>
-          </w:tcPr>
-          <w:p>
-            <w:pPr>
-              <w:spacing w:before="4" w:after="4" w:line="230" w:lineRule="auto"/>
+              <w:spacing w:before="13" w:after="13" w:line="240" w:lineRule="auto"/>
             </w:pPr>
           </w:p>
         </w:tc>
@@ -2732,7 +3369,23 @@
           </w:tcPr>
           <w:p>
             <w:pPr>
-              <w:spacing w:before="4" w:after="4" w:line="230" w:lineRule="auto"/>
+              <w:spacing w:before="13" w:after="13" w:line="240" w:lineRule="auto"/>
+            </w:pPr>
+          </w:p>
+        </w:tc>
+        <w:tc>
+          <w:tcPr>
+            <w:tcW w:type="dxa" w:w="2628"/>
+            <w:tcBorders>
+              <w:top w:val="single" w:sz="4" w:space="0" w:color="9A9A9A"/>
+              <w:left w:val="single" w:sz="4" w:space="0" w:color="9A9A9A"/>
+              <w:bottom w:val="single" w:sz="4" w:space="0" w:color="9A9A9A"/>
+              <w:right w:val="single" w:sz="4" w:space="0" w:color="9A9A9A"/>
+            </w:tcBorders>
+          </w:tcPr>
+          <w:p>
+            <w:pPr>
+              <w:spacing w:before="13" w:after="13" w:line="240" w:lineRule="auto"/>
             </w:pPr>
           </w:p>
         </w:tc>
@@ -2740,7 +3393,7 @@
     </w:tbl>
     <w:p>
       <w:pPr>
-        <w:spacing w:before="30" w:after="0" w:line="230" w:lineRule="auto"/>
+        <w:spacing w:before="96" w:after="0" w:line="240" w:lineRule="auto"/>
         <w:rPr>
           <w:sz w:val="2"/>
           <w:szCs w:val="2"/>
@@ -2749,7 +3402,7 @@
     </w:p>
     <w:p>
       <w:pPr>
-        <w:spacing w:before="30" w:after="0" w:line="230" w:lineRule="auto"/>
+        <w:spacing w:before="96" w:after="0" w:line="240" w:lineRule="auto"/>
       </w:pPr>
       <w:r>
         <w:rPr>
@@ -2757,12 +3410,12 @@
           <w:b w:val="0"/>
           <w:sz w:val="21"/>
         </w:rPr>
-        <w:t>Fresh five fresh.call_mean and fresh.reason_mean against the trained fourteen r1.call_mean and r1.reason_mean. Median lap r1.lap_median, round two clock fresh.seconds_median, no false flags falseflag.players_with_none.</w:t>
+        <w:t>Fresh case fresh.call_agreement_mean and fresh.reason_agreement_mean, practice case r1.call_agreement_mean and r1.reason_agreement_mean. Median elapsed minutes on the page r1.lap_median, fresh case clock fresh.seconds_median.</w:t>
       </w:r>
     </w:p>
     <w:p>
       <w:pPr>
-        <w:spacing w:before="50" w:after="20" w:line="230" w:lineRule="auto"/>
+        <w:spacing w:before="160" w:after="64" w:line="240" w:lineRule="auto"/>
         <w:pBdr>
           <w:bottom w:val="single" w:sz="6" w:space="1" w:color="000000"/>
         </w:pBdr>
@@ -2775,12 +3428,670 @@
           <w:sz w:val="21"/>
           <w:spacing w:val="20"/>
         </w:rPr>
-        <w:t>5. Best reason lines, quoted where the reason agreed with the key</w:t>
+        <w:t>5. Reason chip agreement, reported on its own</w:t>
       </w:r>
     </w:p>
     <w:p>
       <w:pPr>
-        <w:spacing w:before="25" w:after="0" w:line="230" w:lineRule="auto"/>
+        <w:spacing w:before="0" w:after="0" w:line="240" w:lineRule="auto"/>
+      </w:pPr>
+      <w:r>
+        <w:rPr>
+          <w:rFonts w:ascii="Calibri" w:hAnsi="Calibri"/>
+          <w:b w:val="0"/>
+          <w:sz w:val="21"/>
+        </w:rPr>
+        <w:t>A reason agrees when at least one chip was tapped and every chip tapped sits inside the line's basis key. This is agreement with the accepted reason categories, and it is never reported as reasoning quality or as learning gain. The limit on this case set, as the script states it: reason.limitation.</w:t>
+      </w:r>
+    </w:p>
+    <w:p>
+      <w:pPr>
+        <w:spacing w:before="160" w:after="64" w:line="240" w:lineRule="auto"/>
+        <w:pBdr>
+          <w:bottom w:val="single" w:sz="6" w:space="1" w:color="000000"/>
+        </w:pBdr>
+        <w:keepNext/>
+      </w:pPr>
+      <w:r>
+        <w:rPr>
+          <w:rFonts w:ascii="Calibri" w:hAnsi="Calibri"/>
+          <w:b/>
+          <w:sz w:val="21"/>
+          <w:spacing w:val="20"/>
+        </w:rPr>
+        <w:t>6. Educator-scored explanations, fields carrying the prefix `explain.`</w:t>
+      </w:r>
+    </w:p>
+    <w:p>
+      <w:pPr>
+        <w:spacing w:before="0" w:after="0" w:line="240" w:lineRule="auto"/>
+      </w:pPr>
+      <w:r>
+        <w:rPr>
+          <w:rFonts w:ascii="Calibri" w:hAnsi="Calibri"/>
+          <w:b w:val="0"/>
+          <w:sz w:val="21"/>
+        </w:rPr>
+        <w:t>A separate result from section 5. From brightwater-v6 every fresh case call carries a three-part written explanation, and an independent educator scores each part 0 to 2 against RUBRIC.md on a sheet that never shows the machine's call result. Fresh case explain.case_version.</w:t>
+      </w:r>
+    </w:p>
+    <w:p>
+      <w:pPr>
+        <w:spacing w:before="80" w:after="0" w:line="240" w:lineRule="auto"/>
+        <w:rPr>
+          <w:sz w:val="2"/>
+          <w:szCs w:val="2"/>
+        </w:rPr>
+      </w:pPr>
+    </w:p>
+    <w:tbl>
+      <w:tblPr>
+        <w:tblW w:type="auto" w:w="0"/>
+        <w:jc w:val="left"/>
+        <w:tblLayout w:type="fixed"/>
+        <w:tblLook w:firstColumn="1" w:firstRow="1" w:lastColumn="0" w:lastRow="0" w:noHBand="0" w:noVBand="1" w:val="04A0"/>
+      </w:tblPr>
+      <w:tblGrid>
+        <w:gridCol w:w="5256"/>
+        <w:gridCol w:w="5256"/>
+      </w:tblGrid>
+      <w:tr>
+        <w:trPr>
+          <w:tblHeader/>
+        </w:trPr>
+        <w:tc>
+          <w:tcPr>
+            <w:tcW w:type="dxa" w:w="2088"/>
+            <w:tcBorders>
+              <w:top w:val="single" w:sz="4" w:space="0" w:color="9A9A9A"/>
+              <w:left w:val="single" w:sz="4" w:space="0" w:color="9A9A9A"/>
+              <w:bottom w:val="single" w:sz="4" w:space="0" w:color="9A9A9A"/>
+              <w:right w:val="single" w:sz="4" w:space="0" w:color="9A9A9A"/>
+            </w:tcBorders>
+          </w:tcPr>
+          <w:p>
+            <w:pPr>
+              <w:spacing w:before="13" w:after="13" w:line="240" w:lineRule="auto"/>
+            </w:pPr>
+            <w:r>
+              <w:rPr>
+                <w:rFonts w:ascii="Calibri" w:hAnsi="Calibri"/>
+                <w:b/>
+                <w:sz w:val="21"/>
+              </w:rPr>
+              <w:t>Measure</w:t>
+            </w:r>
+          </w:p>
+        </w:tc>
+        <w:tc>
+          <w:tcPr>
+            <w:tcW w:type="dxa" w:w="8424"/>
+            <w:tcBorders>
+              <w:top w:val="single" w:sz="4" w:space="0" w:color="9A9A9A"/>
+              <w:left w:val="single" w:sz="4" w:space="0" w:color="9A9A9A"/>
+              <w:bottom w:val="single" w:sz="4" w:space="0" w:color="9A9A9A"/>
+              <w:right w:val="single" w:sz="4" w:space="0" w:color="9A9A9A"/>
+            </w:tcBorders>
+          </w:tcPr>
+          <w:p>
+            <w:pPr>
+              <w:spacing w:before="13" w:after="13" w:line="240" w:lineRule="auto"/>
+            </w:pPr>
+            <w:r>
+              <w:rPr>
+                <w:rFonts w:ascii="Calibri" w:hAnsi="Calibri"/>
+                <w:b/>
+                <w:sz w:val="21"/>
+              </w:rPr>
+              <w:t>Field</w:t>
+            </w:r>
+          </w:p>
+        </w:tc>
+      </w:tr>
+      <w:tr>
+        <w:tc>
+          <w:tcPr>
+            <w:tcW w:type="dxa" w:w="2088"/>
+            <w:tcBorders>
+              <w:top w:val="single" w:sz="4" w:space="0" w:color="9A9A9A"/>
+              <w:left w:val="single" w:sz="4" w:space="0" w:color="9A9A9A"/>
+              <w:bottom w:val="single" w:sz="4" w:space="0" w:color="9A9A9A"/>
+              <w:right w:val="single" w:sz="4" w:space="0" w:color="9A9A9A"/>
+            </w:tcBorders>
+          </w:tcPr>
+          <w:p>
+            <w:pPr>
+              <w:spacing w:before="13" w:after="13" w:line="240" w:lineRule="auto"/>
+            </w:pPr>
+            <w:r>
+              <w:rPr>
+                <w:rFonts w:ascii="Calibri" w:hAnsi="Calibri"/>
+                <w:b w:val="0"/>
+                <w:sz w:val="21"/>
+              </w:rPr>
+              <w:t>Fresh lines carrying a written explanation</w:t>
+            </w:r>
+          </w:p>
+        </w:tc>
+        <w:tc>
+          <w:tcPr>
+            <w:tcW w:type="dxa" w:w="8424"/>
+            <w:tcBorders>
+              <w:top w:val="single" w:sz="4" w:space="0" w:color="9A9A9A"/>
+              <w:left w:val="single" w:sz="4" w:space="0" w:color="9A9A9A"/>
+              <w:bottom w:val="single" w:sz="4" w:space="0" w:color="9A9A9A"/>
+              <w:right w:val="single" w:sz="4" w:space="0" w:color="9A9A9A"/>
+            </w:tcBorders>
+          </w:tcPr>
+          <w:p>
+            <w:pPr>
+              <w:spacing w:before="13" w:after="13" w:line="240" w:lineRule="auto"/>
+            </w:pPr>
+            <w:r>
+              <w:rPr>
+                <w:rFonts w:ascii="Calibri" w:hAnsi="Calibri"/>
+                <w:b w:val="0"/>
+                <w:sz w:val="21"/>
+              </w:rPr>
+              <w:t>explain.items_with_text</w:t>
+            </w:r>
+          </w:p>
+        </w:tc>
+      </w:tr>
+      <w:tr>
+        <w:tc>
+          <w:tcPr>
+            <w:tcW w:type="dxa" w:w="2088"/>
+            <w:tcBorders>
+              <w:top w:val="single" w:sz="4" w:space="0" w:color="9A9A9A"/>
+              <w:left w:val="single" w:sz="4" w:space="0" w:color="9A9A9A"/>
+              <w:bottom w:val="single" w:sz="4" w:space="0" w:color="9A9A9A"/>
+              <w:right w:val="single" w:sz="4" w:space="0" w:color="9A9A9A"/>
+            </w:tcBorders>
+          </w:tcPr>
+          <w:p>
+            <w:pPr>
+              <w:spacing w:before="13" w:after="13" w:line="240" w:lineRule="auto"/>
+            </w:pPr>
+            <w:r>
+              <w:rPr>
+                <w:rFonts w:ascii="Calibri" w:hAnsi="Calibri"/>
+                <w:b w:val="0"/>
+                <w:sz w:val="21"/>
+              </w:rPr>
+              <w:t>Fresh calls with no explanation text</w:t>
+            </w:r>
+          </w:p>
+        </w:tc>
+        <w:tc>
+          <w:tcPr>
+            <w:tcW w:type="dxa" w:w="8424"/>
+            <w:tcBorders>
+              <w:top w:val="single" w:sz="4" w:space="0" w:color="9A9A9A"/>
+              <w:left w:val="single" w:sz="4" w:space="0" w:color="9A9A9A"/>
+              <w:bottom w:val="single" w:sz="4" w:space="0" w:color="9A9A9A"/>
+              <w:right w:val="single" w:sz="4" w:space="0" w:color="9A9A9A"/>
+            </w:tcBorders>
+          </w:tcPr>
+          <w:p>
+            <w:pPr>
+              <w:spacing w:before="13" w:after="13" w:line="240" w:lineRule="auto"/>
+            </w:pPr>
+            <w:r>
+              <w:rPr>
+                <w:rFonts w:ascii="Calibri" w:hAnsi="Calibri"/>
+                <w:b w:val="0"/>
+                <w:sz w:val="21"/>
+              </w:rPr>
+              <w:t>explain.fresh_calls_without_text</w:t>
+            </w:r>
+          </w:p>
+        </w:tc>
+      </w:tr>
+      <w:tr>
+        <w:tc>
+          <w:tcPr>
+            <w:tcW w:type="dxa" w:w="2088"/>
+            <w:tcBorders>
+              <w:top w:val="single" w:sz="4" w:space="0" w:color="9A9A9A"/>
+              <w:left w:val="single" w:sz="4" w:space="0" w:color="9A9A9A"/>
+              <w:bottom w:val="single" w:sz="4" w:space="0" w:color="9A9A9A"/>
+              <w:right w:val="single" w:sz="4" w:space="0" w:color="9A9A9A"/>
+            </w:tcBorders>
+          </w:tcPr>
+          <w:p>
+            <w:pPr>
+              <w:spacing w:before="13" w:after="13" w:line="240" w:lineRule="auto"/>
+            </w:pPr>
+            <w:r>
+              <w:rPr>
+                <w:rFonts w:ascii="Calibri" w:hAnsi="Calibri"/>
+                <w:b w:val="0"/>
+                <w:sz w:val="21"/>
+              </w:rPr>
+              <w:t>Scored by the first scorer</w:t>
+            </w:r>
+          </w:p>
+        </w:tc>
+        <w:tc>
+          <w:tcPr>
+            <w:tcW w:type="dxa" w:w="8424"/>
+            <w:tcBorders>
+              <w:top w:val="single" w:sz="4" w:space="0" w:color="9A9A9A"/>
+              <w:left w:val="single" w:sz="4" w:space="0" w:color="9A9A9A"/>
+              <w:bottom w:val="single" w:sz="4" w:space="0" w:color="9A9A9A"/>
+              <w:right w:val="single" w:sz="4" w:space="0" w:color="9A9A9A"/>
+            </w:tcBorders>
+          </w:tcPr>
+          <w:p>
+            <w:pPr>
+              <w:spacing w:before="13" w:after="13" w:line="240" w:lineRule="auto"/>
+            </w:pPr>
+            <w:r>
+              <w:rPr>
+                <w:rFonts w:ascii="Calibri" w:hAnsi="Calibri"/>
+                <w:b w:val="0"/>
+                <w:sz w:val="21"/>
+              </w:rPr>
+              <w:t>explain.items_scored</w:t>
+            </w:r>
+          </w:p>
+        </w:tc>
+      </w:tr>
+      <w:tr>
+        <w:tc>
+          <w:tcPr>
+            <w:tcW w:type="dxa" w:w="2088"/>
+            <w:tcBorders>
+              <w:top w:val="single" w:sz="4" w:space="0" w:color="9A9A9A"/>
+              <w:left w:val="single" w:sz="4" w:space="0" w:color="9A9A9A"/>
+              <w:bottom w:val="single" w:sz="4" w:space="0" w:color="9A9A9A"/>
+              <w:right w:val="single" w:sz="4" w:space="0" w:color="9A9A9A"/>
+            </w:tcBorders>
+          </w:tcPr>
+          <w:p>
+            <w:pPr>
+              <w:spacing w:before="13" w:after="13" w:line="240" w:lineRule="auto"/>
+            </w:pPr>
+            <w:r>
+              <w:rPr>
+                <w:rFonts w:ascii="Calibri" w:hAnsi="Calibri"/>
+                <w:b w:val="0"/>
+                <w:sz w:val="21"/>
+              </w:rPr>
+              <w:t>Decisive evidence, mean of 2</w:t>
+            </w:r>
+          </w:p>
+        </w:tc>
+        <w:tc>
+          <w:tcPr>
+            <w:tcW w:type="dxa" w:w="8424"/>
+            <w:tcBorders>
+              <w:top w:val="single" w:sz="4" w:space="0" w:color="9A9A9A"/>
+              <w:left w:val="single" w:sz="4" w:space="0" w:color="9A9A9A"/>
+              <w:bottom w:val="single" w:sz="4" w:space="0" w:color="9A9A9A"/>
+              <w:right w:val="single" w:sz="4" w:space="0" w:color="9A9A9A"/>
+            </w:tcBorders>
+          </w:tcPr>
+          <w:p>
+            <w:pPr>
+              <w:spacing w:before="13" w:after="13" w:line="240" w:lineRule="auto"/>
+            </w:pPr>
+            <w:r>
+              <w:rPr>
+                <w:rFonts w:ascii="Calibri" w:hAnsi="Calibri"/>
+                <w:b w:val="0"/>
+                <w:sz w:val="21"/>
+              </w:rPr>
+              <w:t>explain.evidence_avg_of_2</w:t>
+            </w:r>
+          </w:p>
+        </w:tc>
+      </w:tr>
+      <w:tr>
+        <w:tc>
+          <w:tcPr>
+            <w:tcW w:type="dxa" w:w="2088"/>
+            <w:tcBorders>
+              <w:top w:val="single" w:sz="4" w:space="0" w:color="9A9A9A"/>
+              <w:left w:val="single" w:sz="4" w:space="0" w:color="9A9A9A"/>
+              <w:bottom w:val="single" w:sz="4" w:space="0" w:color="9A9A9A"/>
+              <w:right w:val="single" w:sz="4" w:space="0" w:color="9A9A9A"/>
+            </w:tcBorders>
+          </w:tcPr>
+          <w:p>
+            <w:pPr>
+              <w:spacing w:before="13" w:after="13" w:line="240" w:lineRule="auto"/>
+            </w:pPr>
+            <w:r>
+              <w:rPr>
+                <w:rFonts w:ascii="Calibri" w:hAnsi="Calibri"/>
+                <w:b w:val="0"/>
+                <w:sz w:val="21"/>
+              </w:rPr>
+              <w:t>Why it matters for this period, mean of 2</w:t>
+            </w:r>
+          </w:p>
+        </w:tc>
+        <w:tc>
+          <w:tcPr>
+            <w:tcW w:type="dxa" w:w="8424"/>
+            <w:tcBorders>
+              <w:top w:val="single" w:sz="4" w:space="0" w:color="9A9A9A"/>
+              <w:left w:val="single" w:sz="4" w:space="0" w:color="9A9A9A"/>
+              <w:bottom w:val="single" w:sz="4" w:space="0" w:color="9A9A9A"/>
+              <w:right w:val="single" w:sz="4" w:space="0" w:color="9A9A9A"/>
+            </w:tcBorders>
+          </w:tcPr>
+          <w:p>
+            <w:pPr>
+              <w:spacing w:before="13" w:after="13" w:line="240" w:lineRule="auto"/>
+            </w:pPr>
+            <w:r>
+              <w:rPr>
+                <w:rFonts w:ascii="Calibri" w:hAnsi="Calibri"/>
+                <w:b w:val="0"/>
+                <w:sz w:val="21"/>
+              </w:rPr>
+              <w:t>explain.period_avg_of_2</w:t>
+            </w:r>
+          </w:p>
+        </w:tc>
+      </w:tr>
+      <w:tr>
+        <w:tc>
+          <w:tcPr>
+            <w:tcW w:type="dxa" w:w="2088"/>
+            <w:tcBorders>
+              <w:top w:val="single" w:sz="4" w:space="0" w:color="9A9A9A"/>
+              <w:left w:val="single" w:sz="4" w:space="0" w:color="9A9A9A"/>
+              <w:bottom w:val="single" w:sz="4" w:space="0" w:color="9A9A9A"/>
+              <w:right w:val="single" w:sz="4" w:space="0" w:color="9A9A9A"/>
+            </w:tcBorders>
+          </w:tcPr>
+          <w:p>
+            <w:pPr>
+              <w:spacing w:before="13" w:after="13" w:line="240" w:lineRule="auto"/>
+            </w:pPr>
+            <w:r>
+              <w:rPr>
+                <w:rFonts w:ascii="Calibri" w:hAnsi="Calibri"/>
+                <w:b w:val="0"/>
+                <w:sz w:val="21"/>
+              </w:rPr>
+              <w:t>Action or source request, mean of 2</w:t>
+            </w:r>
+          </w:p>
+        </w:tc>
+        <w:tc>
+          <w:tcPr>
+            <w:tcW w:type="dxa" w:w="8424"/>
+            <w:tcBorders>
+              <w:top w:val="single" w:sz="4" w:space="0" w:color="9A9A9A"/>
+              <w:left w:val="single" w:sz="4" w:space="0" w:color="9A9A9A"/>
+              <w:bottom w:val="single" w:sz="4" w:space="0" w:color="9A9A9A"/>
+              <w:right w:val="single" w:sz="4" w:space="0" w:color="9A9A9A"/>
+            </w:tcBorders>
+          </w:tcPr>
+          <w:p>
+            <w:pPr>
+              <w:spacing w:before="13" w:after="13" w:line="240" w:lineRule="auto"/>
+            </w:pPr>
+            <w:r>
+              <w:rPr>
+                <w:rFonts w:ascii="Calibri" w:hAnsi="Calibri"/>
+                <w:b w:val="0"/>
+                <w:sz w:val="21"/>
+              </w:rPr>
+              <w:t>explain.action_avg_of_2</w:t>
+            </w:r>
+          </w:p>
+        </w:tc>
+      </w:tr>
+      <w:tr>
+        <w:tc>
+          <w:tcPr>
+            <w:tcW w:type="dxa" w:w="2088"/>
+            <w:tcBorders>
+              <w:top w:val="single" w:sz="4" w:space="0" w:color="9A9A9A"/>
+              <w:left w:val="single" w:sz="4" w:space="0" w:color="9A9A9A"/>
+              <w:bottom w:val="single" w:sz="4" w:space="0" w:color="9A9A9A"/>
+              <w:right w:val="single" w:sz="4" w:space="0" w:color="9A9A9A"/>
+            </w:tcBorders>
+          </w:tcPr>
+          <w:p>
+            <w:pPr>
+              <w:spacing w:before="13" w:after="13" w:line="240" w:lineRule="auto"/>
+            </w:pPr>
+            <w:r>
+              <w:rPr>
+                <w:rFonts w:ascii="Calibri" w:hAnsi="Calibri"/>
+                <w:b w:val="0"/>
+                <w:sz w:val="21"/>
+              </w:rPr>
+              <w:t>Total, mean of 6</w:t>
+            </w:r>
+          </w:p>
+        </w:tc>
+        <w:tc>
+          <w:tcPr>
+            <w:tcW w:type="dxa" w:w="8424"/>
+            <w:tcBorders>
+              <w:top w:val="single" w:sz="4" w:space="0" w:color="9A9A9A"/>
+              <w:left w:val="single" w:sz="4" w:space="0" w:color="9A9A9A"/>
+              <w:bottom w:val="single" w:sz="4" w:space="0" w:color="9A9A9A"/>
+              <w:right w:val="single" w:sz="4" w:space="0" w:color="9A9A9A"/>
+            </w:tcBorders>
+          </w:tcPr>
+          <w:p>
+            <w:pPr>
+              <w:spacing w:before="13" w:after="13" w:line="240" w:lineRule="auto"/>
+            </w:pPr>
+            <w:r>
+              <w:rPr>
+                <w:rFonts w:ascii="Calibri" w:hAnsi="Calibri"/>
+                <w:b w:val="0"/>
+                <w:sz w:val="21"/>
+              </w:rPr>
+              <w:t>explain.total_avg_of_6</w:t>
+            </w:r>
+          </w:p>
+        </w:tc>
+      </w:tr>
+      <w:tr>
+        <w:tc>
+          <w:tcPr>
+            <w:tcW w:type="dxa" w:w="2088"/>
+            <w:tcBorders>
+              <w:top w:val="single" w:sz="4" w:space="0" w:color="9A9A9A"/>
+              <w:left w:val="single" w:sz="4" w:space="0" w:color="9A9A9A"/>
+              <w:bottom w:val="single" w:sz="4" w:space="0" w:color="9A9A9A"/>
+              <w:right w:val="single" w:sz="4" w:space="0" w:color="9A9A9A"/>
+            </w:tcBorders>
+          </w:tcPr>
+          <w:p>
+            <w:pPr>
+              <w:spacing w:before="13" w:after="13" w:line="240" w:lineRule="auto"/>
+            </w:pPr>
+            <w:r>
+              <w:rPr>
+                <w:rFonts w:ascii="Calibri" w:hAnsi="Calibri"/>
+                <w:b w:val="0"/>
+                <w:sz w:val="21"/>
+              </w:rPr>
+              <w:t>Drawn for the second scorer, and scored by both</w:t>
+            </w:r>
+          </w:p>
+        </w:tc>
+        <w:tc>
+          <w:tcPr>
+            <w:tcW w:type="dxa" w:w="8424"/>
+            <w:tcBorders>
+              <w:top w:val="single" w:sz="4" w:space="0" w:color="9A9A9A"/>
+              <w:left w:val="single" w:sz="4" w:space="0" w:color="9A9A9A"/>
+              <w:bottom w:val="single" w:sz="4" w:space="0" w:color="9A9A9A"/>
+              <w:right w:val="single" w:sz="4" w:space="0" w:color="9A9A9A"/>
+            </w:tcBorders>
+          </w:tcPr>
+          <w:p>
+            <w:pPr>
+              <w:spacing w:before="13" w:after="13" w:line="240" w:lineRule="auto"/>
+            </w:pPr>
+            <w:r>
+              <w:rPr>
+                <w:rFonts w:ascii="Calibri" w:hAnsi="Calibri"/>
+                <w:b w:val="0"/>
+                <w:sz w:val="21"/>
+              </w:rPr>
+              <w:t>explain.second_scorer_drawn, explain.double_scored</w:t>
+            </w:r>
+          </w:p>
+        </w:tc>
+      </w:tr>
+      <w:tr>
+        <w:tc>
+          <w:tcPr>
+            <w:tcW w:type="dxa" w:w="2088"/>
+            <w:tcBorders>
+              <w:top w:val="single" w:sz="4" w:space="0" w:color="9A9A9A"/>
+              <w:left w:val="single" w:sz="4" w:space="0" w:color="9A9A9A"/>
+              <w:bottom w:val="single" w:sz="4" w:space="0" w:color="9A9A9A"/>
+              <w:right w:val="single" w:sz="4" w:space="0" w:color="9A9A9A"/>
+            </w:tcBorders>
+          </w:tcPr>
+          <w:p>
+            <w:pPr>
+              <w:spacing w:before="13" w:after="13" w:line="240" w:lineRule="auto"/>
+            </w:pPr>
+            <w:r>
+              <w:rPr>
+                <w:rFonts w:ascii="Calibri" w:hAnsi="Calibri"/>
+                <w:b w:val="0"/>
+                <w:sz w:val="21"/>
+              </w:rPr>
+              <w:t>Criterion scores given identically, and within one point</w:t>
+            </w:r>
+          </w:p>
+        </w:tc>
+        <w:tc>
+          <w:tcPr>
+            <w:tcW w:type="dxa" w:w="8424"/>
+            <w:tcBorders>
+              <w:top w:val="single" w:sz="4" w:space="0" w:color="9A9A9A"/>
+              <w:left w:val="single" w:sz="4" w:space="0" w:color="9A9A9A"/>
+              <w:bottom w:val="single" w:sz="4" w:space="0" w:color="9A9A9A"/>
+              <w:right w:val="single" w:sz="4" w:space="0" w:color="9A9A9A"/>
+            </w:tcBorders>
+          </w:tcPr>
+          <w:p>
+            <w:pPr>
+              <w:spacing w:before="13" w:after="13" w:line="240" w:lineRule="auto"/>
+            </w:pPr>
+            <w:r>
+              <w:rPr>
+                <w:rFonts w:ascii="Calibri" w:hAnsi="Calibri"/>
+                <w:b w:val="0"/>
+                <w:sz w:val="21"/>
+              </w:rPr>
+              <w:t>explain.second_exact_agreement_rate, explain.second_within_one_rate</w:t>
+            </w:r>
+          </w:p>
+        </w:tc>
+      </w:tr>
+      <w:tr>
+        <w:tc>
+          <w:tcPr>
+            <w:tcW w:type="dxa" w:w="2088"/>
+            <w:tcBorders>
+              <w:top w:val="single" w:sz="4" w:space="0" w:color="9A9A9A"/>
+              <w:left w:val="single" w:sz="4" w:space="0" w:color="9A9A9A"/>
+              <w:bottom w:val="single" w:sz="4" w:space="0" w:color="9A9A9A"/>
+              <w:right w:val="single" w:sz="4" w:space="0" w:color="9A9A9A"/>
+            </w:tcBorders>
+          </w:tcPr>
+          <w:p>
+            <w:pPr>
+              <w:spacing w:before="13" w:after="13" w:line="240" w:lineRule="auto"/>
+            </w:pPr>
+            <w:r>
+              <w:rPr>
+                <w:rFonts w:ascii="Calibri" w:hAnsi="Calibri"/>
+                <w:b w:val="0"/>
+                <w:sz w:val="21"/>
+              </w:rPr>
+              <w:t>Key disagreements the scorers recorded</w:t>
+            </w:r>
+          </w:p>
+        </w:tc>
+        <w:tc>
+          <w:tcPr>
+            <w:tcW w:type="dxa" w:w="8424"/>
+            <w:tcBorders>
+              <w:top w:val="single" w:sz="4" w:space="0" w:color="9A9A9A"/>
+              <w:left w:val="single" w:sz="4" w:space="0" w:color="9A9A9A"/>
+              <w:bottom w:val="single" w:sz="4" w:space="0" w:color="9A9A9A"/>
+              <w:right w:val="single" w:sz="4" w:space="0" w:color="9A9A9A"/>
+            </w:tcBorders>
+          </w:tcPr>
+          <w:p>
+            <w:pPr>
+              <w:spacing w:before="13" w:after="13" w:line="240" w:lineRule="auto"/>
+            </w:pPr>
+            <w:r>
+              <w:rPr>
+                <w:rFonts w:ascii="Calibri" w:hAnsi="Calibri"/>
+                <w:b w:val="0"/>
+                <w:sz w:val="21"/>
+              </w:rPr>
+              <w:t>explain.key_disagreements_recorded</w:t>
+            </w:r>
+          </w:p>
+        </w:tc>
+      </w:tr>
+    </w:tbl>
+    <w:p>
+      <w:pPr>
+        <w:spacing w:before="96" w:after="0" w:line="240" w:lineRule="auto"/>
+        <w:rPr>
+          <w:sz w:val="2"/>
+          <w:szCs w:val="2"/>
+        </w:rPr>
+      </w:pPr>
+    </w:p>
+    <w:p>
+      <w:pPr>
+        <w:spacing w:before="96" w:after="0" w:line="240" w:lineRule="auto"/>
+      </w:pPr>
+      <w:r>
+        <w:rPr>
+          <w:rFonts w:ascii="Calibri" w:hAnsi="Calibri"/>
+          <w:b w:val="0"/>
+          <w:sz w:val="21"/>
+        </w:rPr>
+        <w:t>With five items and no comparable baseline, these scores do not establish learning gain.</w:t>
+      </w:r>
+    </w:p>
+    <w:p>
+      <w:pPr>
+        <w:spacing w:before="160" w:after="64" w:line="240" w:lineRule="auto"/>
+        <w:pBdr>
+          <w:bottom w:val="single" w:sz="6" w:space="1" w:color="000000"/>
+        </w:pBdr>
+        <w:keepNext/>
+      </w:pPr>
+      <w:r>
+        <w:rPr>
+          <w:rFonts w:ascii="Calibri" w:hAnsi="Calibri"/>
+          <w:b/>
+          <w:sz w:val="21"/>
+          <w:spacing w:val="20"/>
+        </w:rPr>
+        <w:t>7. Lines in the player's own words, quoted where the reason chips agreed with the key</w:t>
+      </w:r>
+    </w:p>
+    <w:p>
+      <w:pPr>
+        <w:spacing w:before="80" w:after="0" w:line="240" w:lineRule="auto"/>
         <w:rPr>
           <w:sz w:val="2"/>
           <w:szCs w:val="2"/>
@@ -2815,7 +4126,7 @@
           </w:tcPr>
           <w:p>
             <w:pPr>
-              <w:spacing w:before="4" w:after="4" w:line="230" w:lineRule="auto"/>
+              <w:spacing w:before="13" w:after="13" w:line="240" w:lineRule="auto"/>
             </w:pPr>
             <w:r>
               <w:rPr>
@@ -2839,7 +4150,7 @@
           </w:tcPr>
           <w:p>
             <w:pPr>
-              <w:spacing w:before="4" w:after="4" w:line="230" w:lineRule="auto"/>
+              <w:spacing w:before="13" w:after="13" w:line="240" w:lineRule="auto"/>
             </w:pPr>
             <w:r>
               <w:rPr>
@@ -2863,7 +4174,7 @@
           </w:tcPr>
           <w:p>
             <w:pPr>
-              <w:spacing w:before="4" w:after="4" w:line="230" w:lineRule="auto"/>
+              <w:spacing w:before="13" w:after="13" w:line="240" w:lineRule="auto"/>
             </w:pPr>
             <w:r>
               <w:rPr>
@@ -2889,7 +4200,7 @@
           </w:tcPr>
           <w:p>
             <w:pPr>
-              <w:spacing w:before="4" w:after="4" w:line="230" w:lineRule="auto"/>
+              <w:spacing w:before="13" w:after="13" w:line="240" w:lineRule="auto"/>
             </w:pPr>
           </w:p>
         </w:tc>
@@ -2905,7 +4216,7 @@
           </w:tcPr>
           <w:p>
             <w:pPr>
-              <w:spacing w:before="4" w:after="4" w:line="230" w:lineRule="auto"/>
+              <w:spacing w:before="13" w:after="13" w:line="240" w:lineRule="auto"/>
             </w:pPr>
           </w:p>
         </w:tc>
@@ -2921,7 +4232,7 @@
           </w:tcPr>
           <w:p>
             <w:pPr>
-              <w:spacing w:before="4" w:after="4" w:line="230" w:lineRule="auto"/>
+              <w:spacing w:before="13" w:after="13" w:line="240" w:lineRule="auto"/>
             </w:pPr>
           </w:p>
         </w:tc>
@@ -2929,7 +4240,7 @@
     </w:tbl>
     <w:p>
       <w:pPr>
-        <w:spacing w:before="30" w:after="0" w:line="230" w:lineRule="auto"/>
+        <w:spacing w:before="96" w:after="0" w:line="240" w:lineRule="auto"/>
         <w:rPr>
           <w:sz w:val="2"/>
           <w:szCs w:val="2"/>
@@ -2938,7 +4249,38 @@
     </w:p>
     <w:p>
       <w:pPr>
-        <w:spacing w:before="50" w:after="20" w:line="230" w:lineRule="auto"/>
+        <w:spacing w:before="160" w:after="64" w:line="240" w:lineRule="auto"/>
+        <w:pBdr>
+          <w:bottom w:val="single" w:sz="6" w:space="1" w:color="000000"/>
+        </w:pBdr>
+        <w:keepNext/>
+      </w:pPr>
+      <w:r>
+        <w:rPr>
+          <w:rFonts w:ascii="Calibri" w:hAnsi="Calibri"/>
+          <w:b/>
+          <w:sz w:val="21"/>
+          <w:spacing w:val="20"/>
+        </w:rPr>
+        <w:t>The roster, when you keep one</w:t>
+      </w:r>
+    </w:p>
+    <w:p>
+      <w:pPr>
+        <w:spacing w:before="0" w:after="0" w:line="240" w:lineRule="auto"/>
+      </w:pPr>
+      <w:r>
+        <w:rPr>
+          <w:rFonts w:ascii="Calibri" w:hAnsi="Calibri"/>
+          <w:b w:val="0"/>
+          <w:sz w:val="21"/>
+        </w:rPr>
+        <w:t>A roster confirms people without adding accounts to the product. Write it after the session as a CSV with the columns participant,codename,consent,role, one row per codename a person used. participant is your own label, such as P01, and two codenames under one label count as one participant. consent must read yes for the row to be read at all. role is what you observed, such as student, practitioner or educator, and it is your record rather than anything the page asked. Keep names out of the file and keep the key from label to person with you.</w:t>
+      </w:r>
+    </w:p>
+    <w:p>
+      <w:pPr>
+        <w:spacing w:before="160" w:after="64" w:line="240" w:lineRule="auto"/>
         <w:pBdr>
           <w:bottom w:val="single" w:sz="6" w:space="1" w:color="000000"/>
         </w:pBdr>
@@ -2956,7 +4298,7 @@
     </w:p>
     <w:p>
       <w:pPr>
-        <w:spacing w:before="0" w:after="0" w:line="230" w:lineRule="auto"/>
+        <w:spacing w:before="0" w:after="0" w:line="240" w:lineRule="auto"/>
       </w:pPr>
       <w:r>
         <w:rPr>
@@ -2964,7 +4306,7 @@
           <w:b w:val="0"/>
           <w:sz w:val="21"/>
         </w:rPr>
-        <w:t>Every figure here is descriptive accuracy against a key on one sitting, so report it as what this group called on nineteen written lines and nothing more. The fresh five are a second unseen set scored the same way rather than a post-test, so the gap between those pairs separates two item sets rather than measuring learning, transfer or time saved. Write the case version and key date beside any number leaving this page, because a row scored against an earlier key is not comparable.</w:t>
+        <w:t>Every call and chip figure here is descriptive agreement with a key on one sitting, so report it as what this group called on these written lines and nothing more. Reason chip agreement and the educator-scored explanations are two separate results, and neither is reported in place of the other. The fresh lines are a second unseen item set scored the same way rather than a post-test, and with five items and no comparable baseline the gap between the two pairs separates two item sets rather than measuring learning, transfer or time saved. The findings print the page's rank beside each attempt, and a rank that leaves this page is a game rank, never a credential. A findings file stamped as a synthetic verification run never feeds this page. Write the case version and key date beside any number leaving this page, because a row scored against another version is not comparable.</w:t>
       </w:r>
     </w:p>
     <w:sectPr>
@@ -3341,7 +4683,7 @@
     <w:qFormat/>
     <w:rsid w:val="00FC693F"/>
     <w:pPr>
-      <w:spacing w:after="0" w:before="0" w:line="230" w:lineRule="auto"/>
+      <w:spacing w:after="0" w:before="0" w:line="240" w:lineRule="auto"/>
     </w:pPr>
     <w:rPr>
       <w:rFonts w:ascii="Calibri" w:hAnsi="Calibri"/>

--- a/Second-Pass-Results-Readout.docx
+++ b/Second-Pass-Results-Readout.docx
@@ -4,7 +4,7 @@
   <w:body>
     <w:p>
       <w:pPr>
-        <w:spacing w:before="0" w:after="128" w:line="240" w:lineRule="auto"/>
+        <w:spacing w:before="0" w:after="96" w:line="240" w:lineRule="auto"/>
         <w:jc w:val="center"/>
         <w:keepNext/>
       </w:pPr>
@@ -19,7 +19,7 @@
     </w:p>
     <w:p>
       <w:pPr>
-        <w:spacing w:before="96" w:after="0" w:line="240" w:lineRule="auto"/>
+        <w:spacing w:before="72" w:after="0" w:line="240" w:lineRule="auto"/>
       </w:pPr>
       <w:r>
         <w:rPr>
@@ -48,7 +48,7 @@
     </w:p>
     <w:p>
       <w:pPr>
-        <w:spacing w:before="96" w:after="0" w:line="240" w:lineRule="auto"/>
+        <w:spacing w:before="72" w:after="0" w:line="240" w:lineRule="auto"/>
       </w:pPr>
       <w:r>
         <w:rPr>
@@ -61,7 +61,7 @@
     </w:p>
     <w:p>
       <w:pPr>
-        <w:spacing w:before="160" w:after="64" w:line="240" w:lineRule="auto"/>
+        <w:spacing w:before="120" w:after="48" w:line="240" w:lineRule="auto"/>
         <w:pBdr>
           <w:bottom w:val="single" w:sz="6" w:space="1" w:color="000000"/>
         </w:pBdr>
@@ -79,7 +79,7 @@
     </w:p>
     <w:p>
       <w:pPr>
-        <w:spacing w:before="80" w:after="0" w:line="240" w:lineRule="auto"/>
+        <w:spacing w:before="60" w:after="0" w:line="240" w:lineRule="auto"/>
         <w:rPr>
           <w:sz w:val="2"/>
           <w:szCs w:val="2"/>
@@ -114,7 +114,7 @@
           </w:tcPr>
           <w:p>
             <w:pPr>
-              <w:spacing w:before="13" w:after="13" w:line="240" w:lineRule="auto"/>
+              <w:spacing w:before="10" w:after="10" w:line="240" w:lineRule="auto"/>
             </w:pPr>
             <w:r>
               <w:rPr>
@@ -138,7 +138,7 @@
           </w:tcPr>
           <w:p>
             <w:pPr>
-              <w:spacing w:before="13" w:after="13" w:line="240" w:lineRule="auto"/>
+              <w:spacing w:before="10" w:after="10" w:line="240" w:lineRule="auto"/>
             </w:pPr>
             <w:r>
               <w:rPr>
@@ -162,7 +162,7 @@
           </w:tcPr>
           <w:p>
             <w:pPr>
-              <w:spacing w:before="13" w:after="13" w:line="240" w:lineRule="auto"/>
+              <w:spacing w:before="10" w:after="10" w:line="240" w:lineRule="auto"/>
             </w:pPr>
             <w:r>
               <w:rPr>
@@ -188,7 +188,7 @@
           </w:tcPr>
           <w:p>
             <w:pPr>
-              <w:spacing w:before="13" w:after="13" w:line="240" w:lineRule="auto"/>
+              <w:spacing w:before="10" w:after="10" w:line="240" w:lineRule="auto"/>
             </w:pPr>
             <w:r>
               <w:rPr>
@@ -212,7 +212,7 @@
           </w:tcPr>
           <w:p>
             <w:pPr>
-              <w:spacing w:before="13" w:after="13" w:line="240" w:lineRule="auto"/>
+              <w:spacing w:before="10" w:after="10" w:line="240" w:lineRule="auto"/>
             </w:pPr>
             <w:r>
               <w:rPr>
@@ -236,7 +236,7 @@
           </w:tcPr>
           <w:p>
             <w:pPr>
-              <w:spacing w:before="13" w:after="13" w:line="240" w:lineRule="auto"/>
+              <w:spacing w:before="10" w:after="10" w:line="240" w:lineRule="auto"/>
             </w:pPr>
             <w:r>
               <w:rPr>
@@ -262,7 +262,7 @@
           </w:tcPr>
           <w:p>
             <w:pPr>
-              <w:spacing w:before="13" w:after="13" w:line="240" w:lineRule="auto"/>
+              <w:spacing w:before="10" w:after="10" w:line="240" w:lineRule="auto"/>
             </w:pPr>
             <w:r>
               <w:rPr>
@@ -286,7 +286,7 @@
           </w:tcPr>
           <w:p>
             <w:pPr>
-              <w:spacing w:before="13" w:after="13" w:line="240" w:lineRule="auto"/>
+              <w:spacing w:before="10" w:after="10" w:line="240" w:lineRule="auto"/>
             </w:pPr>
             <w:r>
               <w:rPr>
@@ -310,7 +310,7 @@
           </w:tcPr>
           <w:p>
             <w:pPr>
-              <w:spacing w:before="13" w:after="13" w:line="240" w:lineRule="auto"/>
+              <w:spacing w:before="10" w:after="10" w:line="240" w:lineRule="auto"/>
             </w:pPr>
             <w:r>
               <w:rPr>
@@ -336,7 +336,7 @@
           </w:tcPr>
           <w:p>
             <w:pPr>
-              <w:spacing w:before="13" w:after="13" w:line="240" w:lineRule="auto"/>
+              <w:spacing w:before="10" w:after="10" w:line="240" w:lineRule="auto"/>
             </w:pPr>
             <w:r>
               <w:rPr>
@@ -360,7 +360,7 @@
           </w:tcPr>
           <w:p>
             <w:pPr>
-              <w:spacing w:before="13" w:after="13" w:line="240" w:lineRule="auto"/>
+              <w:spacing w:before="10" w:after="10" w:line="240" w:lineRule="auto"/>
             </w:pPr>
             <w:r>
               <w:rPr>
@@ -384,7 +384,7 @@
           </w:tcPr>
           <w:p>
             <w:pPr>
-              <w:spacing w:before="13" w:after="13" w:line="240" w:lineRule="auto"/>
+              <w:spacing w:before="10" w:after="10" w:line="240" w:lineRule="auto"/>
             </w:pPr>
             <w:r>
               <w:rPr>
@@ -410,7 +410,7 @@
           </w:tcPr>
           <w:p>
             <w:pPr>
-              <w:spacing w:before="13" w:after="13" w:line="240" w:lineRule="auto"/>
+              <w:spacing w:before="10" w:after="10" w:line="240" w:lineRule="auto"/>
             </w:pPr>
             <w:r>
               <w:rPr>
@@ -434,7 +434,7 @@
           </w:tcPr>
           <w:p>
             <w:pPr>
-              <w:spacing w:before="13" w:after="13" w:line="240" w:lineRule="auto"/>
+              <w:spacing w:before="10" w:after="10" w:line="240" w:lineRule="auto"/>
             </w:pPr>
             <w:r>
               <w:rPr>
@@ -458,7 +458,7 @@
           </w:tcPr>
           <w:p>
             <w:pPr>
-              <w:spacing w:before="13" w:after="13" w:line="240" w:lineRule="auto"/>
+              <w:spacing w:before="10" w:after="10" w:line="240" w:lineRule="auto"/>
             </w:pPr>
             <w:r>
               <w:rPr>
@@ -484,7 +484,7 @@
           </w:tcPr>
           <w:p>
             <w:pPr>
-              <w:spacing w:before="13" w:after="13" w:line="240" w:lineRule="auto"/>
+              <w:spacing w:before="10" w:after="10" w:line="240" w:lineRule="auto"/>
             </w:pPr>
             <w:r>
               <w:rPr>
@@ -508,7 +508,7 @@
           </w:tcPr>
           <w:p>
             <w:pPr>
-              <w:spacing w:before="13" w:after="13" w:line="240" w:lineRule="auto"/>
+              <w:spacing w:before="10" w:after="10" w:line="240" w:lineRule="auto"/>
             </w:pPr>
             <w:r>
               <w:rPr>
@@ -532,7 +532,7 @@
           </w:tcPr>
           <w:p>
             <w:pPr>
-              <w:spacing w:before="13" w:after="13" w:line="240" w:lineRule="auto"/>
+              <w:spacing w:before="10" w:after="10" w:line="240" w:lineRule="auto"/>
             </w:pPr>
             <w:r>
               <w:rPr>
@@ -558,7 +558,7 @@
           </w:tcPr>
           <w:p>
             <w:pPr>
-              <w:spacing w:before="13" w:after="13" w:line="240" w:lineRule="auto"/>
+              <w:spacing w:before="10" w:after="10" w:line="240" w:lineRule="auto"/>
             </w:pPr>
             <w:r>
               <w:rPr>
@@ -582,7 +582,7 @@
           </w:tcPr>
           <w:p>
             <w:pPr>
-              <w:spacing w:before="13" w:after="13" w:line="240" w:lineRule="auto"/>
+              <w:spacing w:before="10" w:after="10" w:line="240" w:lineRule="auto"/>
             </w:pPr>
             <w:r>
               <w:rPr>
@@ -606,7 +606,7 @@
           </w:tcPr>
           <w:p>
             <w:pPr>
-              <w:spacing w:before="13" w:after="13" w:line="240" w:lineRule="auto"/>
+              <w:spacing w:before="10" w:after="10" w:line="240" w:lineRule="auto"/>
             </w:pPr>
             <w:r>
               <w:rPr>
@@ -632,7 +632,7 @@
           </w:tcPr>
           <w:p>
             <w:pPr>
-              <w:spacing w:before="13" w:after="13" w:line="240" w:lineRule="auto"/>
+              <w:spacing w:before="10" w:after="10" w:line="240" w:lineRule="auto"/>
             </w:pPr>
             <w:r>
               <w:rPr>
@@ -656,7 +656,7 @@
           </w:tcPr>
           <w:p>
             <w:pPr>
-              <w:spacing w:before="13" w:after="13" w:line="240" w:lineRule="auto"/>
+              <w:spacing w:before="10" w:after="10" w:line="240" w:lineRule="auto"/>
             </w:pPr>
             <w:r>
               <w:rPr>
@@ -680,7 +680,7 @@
           </w:tcPr>
           <w:p>
             <w:pPr>
-              <w:spacing w:before="13" w:after="13" w:line="240" w:lineRule="auto"/>
+              <w:spacing w:before="10" w:after="10" w:line="240" w:lineRule="auto"/>
             </w:pPr>
             <w:r>
               <w:rPr>
@@ -706,7 +706,7 @@
           </w:tcPr>
           <w:p>
             <w:pPr>
-              <w:spacing w:before="13" w:after="13" w:line="240" w:lineRule="auto"/>
+              <w:spacing w:before="10" w:after="10" w:line="240" w:lineRule="auto"/>
             </w:pPr>
             <w:r>
               <w:rPr>
@@ -730,7 +730,7 @@
           </w:tcPr>
           <w:p>
             <w:pPr>
-              <w:spacing w:before="13" w:after="13" w:line="240" w:lineRule="auto"/>
+              <w:spacing w:before="10" w:after="10" w:line="240" w:lineRule="auto"/>
             </w:pPr>
             <w:r>
               <w:rPr>
@@ -754,7 +754,7 @@
           </w:tcPr>
           <w:p>
             <w:pPr>
-              <w:spacing w:before="13" w:after="13" w:line="240" w:lineRule="auto"/>
+              <w:spacing w:before="10" w:after="10" w:line="240" w:lineRule="auto"/>
             </w:pPr>
             <w:r>
               <w:rPr>
@@ -780,7 +780,7 @@
           </w:tcPr>
           <w:p>
             <w:pPr>
-              <w:spacing w:before="13" w:after="13" w:line="240" w:lineRule="auto"/>
+              <w:spacing w:before="10" w:after="10" w:line="240" w:lineRule="auto"/>
             </w:pPr>
             <w:r>
               <w:rPr>
@@ -804,7 +804,7 @@
           </w:tcPr>
           <w:p>
             <w:pPr>
-              <w:spacing w:before="13" w:after="13" w:line="240" w:lineRule="auto"/>
+              <w:spacing w:before="10" w:after="10" w:line="240" w:lineRule="auto"/>
             </w:pPr>
             <w:r>
               <w:rPr>
@@ -828,7 +828,7 @@
           </w:tcPr>
           <w:p>
             <w:pPr>
-              <w:spacing w:before="13" w:after="13" w:line="240" w:lineRule="auto"/>
+              <w:spacing w:before="10" w:after="10" w:line="240" w:lineRule="auto"/>
             </w:pPr>
             <w:r>
               <w:rPr>
@@ -854,7 +854,7 @@
           </w:tcPr>
           <w:p>
             <w:pPr>
-              <w:spacing w:before="13" w:after="13" w:line="240" w:lineRule="auto"/>
+              <w:spacing w:before="10" w:after="10" w:line="240" w:lineRule="auto"/>
             </w:pPr>
             <w:r>
               <w:rPr>
@@ -878,7 +878,7 @@
           </w:tcPr>
           <w:p>
             <w:pPr>
-              <w:spacing w:before="13" w:after="13" w:line="240" w:lineRule="auto"/>
+              <w:spacing w:before="10" w:after="10" w:line="240" w:lineRule="auto"/>
             </w:pPr>
             <w:r>
               <w:rPr>
@@ -902,7 +902,7 @@
           </w:tcPr>
           <w:p>
             <w:pPr>
-              <w:spacing w:before="13" w:after="13" w:line="240" w:lineRule="auto"/>
+              <w:spacing w:before="10" w:after="10" w:line="240" w:lineRule="auto"/>
             </w:pPr>
             <w:r>
               <w:rPr>
@@ -918,7 +918,7 @@
     </w:tbl>
     <w:p>
       <w:pPr>
-        <w:spacing w:before="96" w:after="0" w:line="240" w:lineRule="auto"/>
+        <w:spacing w:before="72" w:after="0" w:line="240" w:lineRule="auto"/>
         <w:rPr>
           <w:sz w:val="2"/>
           <w:szCs w:val="2"/>
@@ -927,7 +927,7 @@
     </w:p>
     <w:p>
       <w:pPr>
-        <w:spacing w:before="96" w:after="0" w:line="240" w:lineRule="auto"/>
+        <w:spacing w:before="72" w:after="0" w:line="240" w:lineRule="auto"/>
       </w:pPr>
       <w:r>
         <w:rPr>
@@ -940,7 +940,7 @@
     </w:p>
     <w:p>
       <w:pPr>
-        <w:spacing w:before="160" w:after="64" w:line="240" w:lineRule="auto"/>
+        <w:spacing w:before="120" w:after="48" w:line="240" w:lineRule="auto"/>
         <w:pBdr>
           <w:bottom w:val="single" w:sz="6" w:space="1" w:color="000000"/>
         </w:pBdr>
@@ -971,7 +971,7 @@
     </w:p>
     <w:p>
       <w:pPr>
-        <w:spacing w:before="80" w:after="0" w:line="240" w:lineRule="auto"/>
+        <w:spacing w:before="60" w:after="0" w:line="240" w:lineRule="auto"/>
         <w:rPr>
           <w:sz w:val="2"/>
           <w:szCs w:val="2"/>
@@ -1007,7 +1007,7 @@
           </w:tcPr>
           <w:p>
             <w:pPr>
-              <w:spacing w:before="13" w:after="13" w:line="240" w:lineRule="auto"/>
+              <w:spacing w:before="10" w:after="10" w:line="240" w:lineRule="auto"/>
             </w:pPr>
             <w:r>
               <w:rPr>
@@ -1031,7 +1031,7 @@
           </w:tcPr>
           <w:p>
             <w:pPr>
-              <w:spacing w:before="13" w:after="13" w:line="240" w:lineRule="auto"/>
+              <w:spacing w:before="10" w:after="10" w:line="240" w:lineRule="auto"/>
             </w:pPr>
             <w:r>
               <w:rPr>
@@ -1055,7 +1055,7 @@
           </w:tcPr>
           <w:p>
             <w:pPr>
-              <w:spacing w:before="13" w:after="13" w:line="240" w:lineRule="auto"/>
+              <w:spacing w:before="10" w:after="10" w:line="240" w:lineRule="auto"/>
             </w:pPr>
             <w:r>
               <w:rPr>
@@ -1079,7 +1079,7 @@
           </w:tcPr>
           <w:p>
             <w:pPr>
-              <w:spacing w:before="13" w:after="13" w:line="240" w:lineRule="auto"/>
+              <w:spacing w:before="10" w:after="10" w:line="240" w:lineRule="auto"/>
             </w:pPr>
             <w:r>
               <w:rPr>
@@ -1105,7 +1105,7 @@
           </w:tcPr>
           <w:p>
             <w:pPr>
-              <w:spacing w:before="13" w:after="13" w:line="240" w:lineRule="auto"/>
+              <w:spacing w:before="10" w:after="10" w:line="240" w:lineRule="auto"/>
             </w:pPr>
             <w:r>
               <w:rPr>
@@ -1129,7 +1129,7 @@
           </w:tcPr>
           <w:p>
             <w:pPr>
-              <w:spacing w:before="13" w:after="13" w:line="240" w:lineRule="auto"/>
+              <w:spacing w:before="10" w:after="10" w:line="240" w:lineRule="auto"/>
             </w:pPr>
           </w:p>
         </w:tc>
@@ -1145,7 +1145,7 @@
           </w:tcPr>
           <w:p>
             <w:pPr>
-              <w:spacing w:before="13" w:after="13" w:line="240" w:lineRule="auto"/>
+              <w:spacing w:before="10" w:after="10" w:line="240" w:lineRule="auto"/>
             </w:pPr>
           </w:p>
         </w:tc>
@@ -1161,7 +1161,7 @@
           </w:tcPr>
           <w:p>
             <w:pPr>
-              <w:spacing w:before="13" w:after="13" w:line="240" w:lineRule="auto"/>
+              <w:spacing w:before="10" w:after="10" w:line="240" w:lineRule="auto"/>
             </w:pPr>
           </w:p>
         </w:tc>
@@ -1179,7 +1179,7 @@
           </w:tcPr>
           <w:p>
             <w:pPr>
-              <w:spacing w:before="13" w:after="13" w:line="240" w:lineRule="auto"/>
+              <w:spacing w:before="10" w:after="10" w:line="240" w:lineRule="auto"/>
             </w:pPr>
             <w:r>
               <w:rPr>
@@ -1203,7 +1203,7 @@
           </w:tcPr>
           <w:p>
             <w:pPr>
-              <w:spacing w:before="13" w:after="13" w:line="240" w:lineRule="auto"/>
+              <w:spacing w:before="10" w:after="10" w:line="240" w:lineRule="auto"/>
             </w:pPr>
           </w:p>
         </w:tc>
@@ -1219,7 +1219,7 @@
           </w:tcPr>
           <w:p>
             <w:pPr>
-              <w:spacing w:before="13" w:after="13" w:line="240" w:lineRule="auto"/>
+              <w:spacing w:before="10" w:after="10" w:line="240" w:lineRule="auto"/>
             </w:pPr>
           </w:p>
         </w:tc>
@@ -1235,7 +1235,7 @@
           </w:tcPr>
           <w:p>
             <w:pPr>
-              <w:spacing w:before="13" w:after="13" w:line="240" w:lineRule="auto"/>
+              <w:spacing w:before="10" w:after="10" w:line="240" w:lineRule="auto"/>
             </w:pPr>
           </w:p>
         </w:tc>
@@ -1253,7 +1253,7 @@
           </w:tcPr>
           <w:p>
             <w:pPr>
-              <w:spacing w:before="13" w:after="13" w:line="240" w:lineRule="auto"/>
+              <w:spacing w:before="10" w:after="10" w:line="240" w:lineRule="auto"/>
             </w:pPr>
             <w:r>
               <w:rPr>
@@ -1277,7 +1277,7 @@
           </w:tcPr>
           <w:p>
             <w:pPr>
-              <w:spacing w:before="13" w:after="13" w:line="240" w:lineRule="auto"/>
+              <w:spacing w:before="10" w:after="10" w:line="240" w:lineRule="auto"/>
             </w:pPr>
           </w:p>
         </w:tc>
@@ -1293,7 +1293,7 @@
           </w:tcPr>
           <w:p>
             <w:pPr>
-              <w:spacing w:before="13" w:after="13" w:line="240" w:lineRule="auto"/>
+              <w:spacing w:before="10" w:after="10" w:line="240" w:lineRule="auto"/>
             </w:pPr>
           </w:p>
         </w:tc>
@@ -1309,7 +1309,7 @@
           </w:tcPr>
           <w:p>
             <w:pPr>
-              <w:spacing w:before="13" w:after="13" w:line="240" w:lineRule="auto"/>
+              <w:spacing w:before="10" w:after="10" w:line="240" w:lineRule="auto"/>
             </w:pPr>
           </w:p>
         </w:tc>
@@ -1327,7 +1327,7 @@
           </w:tcPr>
           <w:p>
             <w:pPr>
-              <w:spacing w:before="13" w:after="13" w:line="240" w:lineRule="auto"/>
+              <w:spacing w:before="10" w:after="10" w:line="240" w:lineRule="auto"/>
             </w:pPr>
             <w:r>
               <w:rPr>
@@ -1351,7 +1351,7 @@
           </w:tcPr>
           <w:p>
             <w:pPr>
-              <w:spacing w:before="13" w:after="13" w:line="240" w:lineRule="auto"/>
+              <w:spacing w:before="10" w:after="10" w:line="240" w:lineRule="auto"/>
             </w:pPr>
           </w:p>
         </w:tc>
@@ -1367,7 +1367,7 @@
           </w:tcPr>
           <w:p>
             <w:pPr>
-              <w:spacing w:before="13" w:after="13" w:line="240" w:lineRule="auto"/>
+              <w:spacing w:before="10" w:after="10" w:line="240" w:lineRule="auto"/>
             </w:pPr>
           </w:p>
         </w:tc>
@@ -1383,7 +1383,7 @@
           </w:tcPr>
           <w:p>
             <w:pPr>
-              <w:spacing w:before="13" w:after="13" w:line="240" w:lineRule="auto"/>
+              <w:spacing w:before="10" w:after="10" w:line="240" w:lineRule="auto"/>
             </w:pPr>
           </w:p>
         </w:tc>
@@ -1401,7 +1401,7 @@
           </w:tcPr>
           <w:p>
             <w:pPr>
-              <w:spacing w:before="13" w:after="13" w:line="240" w:lineRule="auto"/>
+              <w:spacing w:before="10" w:after="10" w:line="240" w:lineRule="auto"/>
             </w:pPr>
             <w:r>
               <w:rPr>
@@ -1425,7 +1425,7 @@
           </w:tcPr>
           <w:p>
             <w:pPr>
-              <w:spacing w:before="13" w:after="13" w:line="240" w:lineRule="auto"/>
+              <w:spacing w:before="10" w:after="10" w:line="240" w:lineRule="auto"/>
             </w:pPr>
           </w:p>
         </w:tc>
@@ -1441,7 +1441,7 @@
           </w:tcPr>
           <w:p>
             <w:pPr>
-              <w:spacing w:before="13" w:after="13" w:line="240" w:lineRule="auto"/>
+              <w:spacing w:before="10" w:after="10" w:line="240" w:lineRule="auto"/>
             </w:pPr>
           </w:p>
         </w:tc>
@@ -1457,7 +1457,7 @@
           </w:tcPr>
           <w:p>
             <w:pPr>
-              <w:spacing w:before="13" w:after="13" w:line="240" w:lineRule="auto"/>
+              <w:spacing w:before="10" w:after="10" w:line="240" w:lineRule="auto"/>
             </w:pPr>
           </w:p>
         </w:tc>
@@ -1475,7 +1475,7 @@
           </w:tcPr>
           <w:p>
             <w:pPr>
-              <w:spacing w:before="13" w:after="13" w:line="240" w:lineRule="auto"/>
+              <w:spacing w:before="10" w:after="10" w:line="240" w:lineRule="auto"/>
             </w:pPr>
             <w:r>
               <w:rPr>
@@ -1499,7 +1499,7 @@
           </w:tcPr>
           <w:p>
             <w:pPr>
-              <w:spacing w:before="13" w:after="13" w:line="240" w:lineRule="auto"/>
+              <w:spacing w:before="10" w:after="10" w:line="240" w:lineRule="auto"/>
             </w:pPr>
           </w:p>
         </w:tc>
@@ -1515,7 +1515,7 @@
           </w:tcPr>
           <w:p>
             <w:pPr>
-              <w:spacing w:before="13" w:after="13" w:line="240" w:lineRule="auto"/>
+              <w:spacing w:before="10" w:after="10" w:line="240" w:lineRule="auto"/>
             </w:pPr>
           </w:p>
         </w:tc>
@@ -1531,7 +1531,7 @@
           </w:tcPr>
           <w:p>
             <w:pPr>
-              <w:spacing w:before="13" w:after="13" w:line="240" w:lineRule="auto"/>
+              <w:spacing w:before="10" w:after="10" w:line="240" w:lineRule="auto"/>
             </w:pPr>
           </w:p>
         </w:tc>
@@ -1549,7 +1549,7 @@
           </w:tcPr>
           <w:p>
             <w:pPr>
-              <w:spacing w:before="13" w:after="13" w:line="240" w:lineRule="auto"/>
+              <w:spacing w:before="10" w:after="10" w:line="240" w:lineRule="auto"/>
             </w:pPr>
             <w:r>
               <w:rPr>
@@ -1573,7 +1573,7 @@
           </w:tcPr>
           <w:p>
             <w:pPr>
-              <w:spacing w:before="13" w:after="13" w:line="240" w:lineRule="auto"/>
+              <w:spacing w:before="10" w:after="10" w:line="240" w:lineRule="auto"/>
             </w:pPr>
           </w:p>
         </w:tc>
@@ -1589,7 +1589,7 @@
           </w:tcPr>
           <w:p>
             <w:pPr>
-              <w:spacing w:before="13" w:after="13" w:line="240" w:lineRule="auto"/>
+              <w:spacing w:before="10" w:after="10" w:line="240" w:lineRule="auto"/>
             </w:pPr>
           </w:p>
         </w:tc>
@@ -1605,7 +1605,7 @@
           </w:tcPr>
           <w:p>
             <w:pPr>
-              <w:spacing w:before="13" w:after="13" w:line="240" w:lineRule="auto"/>
+              <w:spacing w:before="10" w:after="10" w:line="240" w:lineRule="auto"/>
             </w:pPr>
           </w:p>
         </w:tc>
@@ -1623,7 +1623,7 @@
           </w:tcPr>
           <w:p>
             <w:pPr>
-              <w:spacing w:before="13" w:after="13" w:line="240" w:lineRule="auto"/>
+              <w:spacing w:before="10" w:after="10" w:line="240" w:lineRule="auto"/>
             </w:pPr>
             <w:r>
               <w:rPr>
@@ -1647,7 +1647,7 @@
           </w:tcPr>
           <w:p>
             <w:pPr>
-              <w:spacing w:before="13" w:after="13" w:line="240" w:lineRule="auto"/>
+              <w:spacing w:before="10" w:after="10" w:line="240" w:lineRule="auto"/>
             </w:pPr>
           </w:p>
         </w:tc>
@@ -1663,7 +1663,7 @@
           </w:tcPr>
           <w:p>
             <w:pPr>
-              <w:spacing w:before="13" w:after="13" w:line="240" w:lineRule="auto"/>
+              <w:spacing w:before="10" w:after="10" w:line="240" w:lineRule="auto"/>
             </w:pPr>
           </w:p>
         </w:tc>
@@ -1679,7 +1679,7 @@
           </w:tcPr>
           <w:p>
             <w:pPr>
-              <w:spacing w:before="13" w:after="13" w:line="240" w:lineRule="auto"/>
+              <w:spacing w:before="10" w:after="10" w:line="240" w:lineRule="auto"/>
             </w:pPr>
           </w:p>
         </w:tc>
@@ -1687,7 +1687,7 @@
     </w:tbl>
     <w:p>
       <w:pPr>
-        <w:spacing w:before="96" w:after="0" w:line="240" w:lineRule="auto"/>
+        <w:spacing w:before="72" w:after="0" w:line="240" w:lineRule="auto"/>
         <w:rPr>
           <w:sz w:val="2"/>
           <w:szCs w:val="2"/>
@@ -1696,7 +1696,7 @@
     </w:p>
     <w:p>
       <w:pPr>
-        <w:spacing w:before="160" w:after="64" w:line="240" w:lineRule="auto"/>
+        <w:spacing w:before="120" w:after="48" w:line="240" w:lineRule="auto"/>
         <w:pBdr>
           <w:bottom w:val="single" w:sz="6" w:space="1" w:color="000000"/>
         </w:pBdr>
@@ -1727,7 +1727,7 @@
     </w:p>
     <w:p>
       <w:pPr>
-        <w:spacing w:before="80" w:after="0" w:line="240" w:lineRule="auto"/>
+        <w:spacing w:before="60" w:after="0" w:line="240" w:lineRule="auto"/>
         <w:rPr>
           <w:sz w:val="2"/>
           <w:szCs w:val="2"/>
@@ -1764,7 +1764,7 @@
           </w:tcPr>
           <w:p>
             <w:pPr>
-              <w:spacing w:before="13" w:after="13" w:line="240" w:lineRule="auto"/>
+              <w:spacing w:before="10" w:after="10" w:line="240" w:lineRule="auto"/>
             </w:pPr>
             <w:r>
               <w:rPr>
@@ -1788,7 +1788,7 @@
           </w:tcPr>
           <w:p>
             <w:pPr>
-              <w:spacing w:before="13" w:after="13" w:line="240" w:lineRule="auto"/>
+              <w:spacing w:before="10" w:after="10" w:line="240" w:lineRule="auto"/>
             </w:pPr>
             <w:r>
               <w:rPr>
@@ -1812,7 +1812,7 @@
           </w:tcPr>
           <w:p>
             <w:pPr>
-              <w:spacing w:before="13" w:after="13" w:line="240" w:lineRule="auto"/>
+              <w:spacing w:before="10" w:after="10" w:line="240" w:lineRule="auto"/>
             </w:pPr>
             <w:r>
               <w:rPr>
@@ -1836,7 +1836,7 @@
           </w:tcPr>
           <w:p>
             <w:pPr>
-              <w:spacing w:before="13" w:after="13" w:line="240" w:lineRule="auto"/>
+              <w:spacing w:before="10" w:after="10" w:line="240" w:lineRule="auto"/>
             </w:pPr>
             <w:r>
               <w:rPr>
@@ -1860,7 +1860,7 @@
           </w:tcPr>
           <w:p>
             <w:pPr>
-              <w:spacing w:before="13" w:after="13" w:line="240" w:lineRule="auto"/>
+              <w:spacing w:before="10" w:after="10" w:line="240" w:lineRule="auto"/>
             </w:pPr>
             <w:r>
               <w:rPr>
@@ -1886,7 +1886,7 @@
           </w:tcPr>
           <w:p>
             <w:pPr>
-              <w:spacing w:before="13" w:after="13" w:line="240" w:lineRule="auto"/>
+              <w:spacing w:before="10" w:after="10" w:line="240" w:lineRule="auto"/>
             </w:pPr>
             <w:r>
               <w:rPr>
@@ -1910,7 +1910,7 @@
           </w:tcPr>
           <w:p>
             <w:pPr>
-              <w:spacing w:before="13" w:after="13" w:line="240" w:lineRule="auto"/>
+              <w:spacing w:before="10" w:after="10" w:line="240" w:lineRule="auto"/>
             </w:pPr>
           </w:p>
         </w:tc>
@@ -1926,7 +1926,7 @@
           </w:tcPr>
           <w:p>
             <w:pPr>
-              <w:spacing w:before="13" w:after="13" w:line="240" w:lineRule="auto"/>
+              <w:spacing w:before="10" w:after="10" w:line="240" w:lineRule="auto"/>
             </w:pPr>
           </w:p>
         </w:tc>
@@ -1942,7 +1942,7 @@
           </w:tcPr>
           <w:p>
             <w:pPr>
-              <w:spacing w:before="13" w:after="13" w:line="240" w:lineRule="auto"/>
+              <w:spacing w:before="10" w:after="10" w:line="240" w:lineRule="auto"/>
             </w:pPr>
           </w:p>
         </w:tc>
@@ -1958,7 +1958,7 @@
           </w:tcPr>
           <w:p>
             <w:pPr>
-              <w:spacing w:before="13" w:after="13" w:line="240" w:lineRule="auto"/>
+              <w:spacing w:before="10" w:after="10" w:line="240" w:lineRule="auto"/>
             </w:pPr>
           </w:p>
         </w:tc>
@@ -1976,7 +1976,7 @@
           </w:tcPr>
           <w:p>
             <w:pPr>
-              <w:spacing w:before="13" w:after="13" w:line="240" w:lineRule="auto"/>
+              <w:spacing w:before="10" w:after="10" w:line="240" w:lineRule="auto"/>
             </w:pPr>
             <w:r>
               <w:rPr>
@@ -2000,7 +2000,7 @@
           </w:tcPr>
           <w:p>
             <w:pPr>
-              <w:spacing w:before="13" w:after="13" w:line="240" w:lineRule="auto"/>
+              <w:spacing w:before="10" w:after="10" w:line="240" w:lineRule="auto"/>
             </w:pPr>
           </w:p>
         </w:tc>
@@ -2016,7 +2016,7 @@
           </w:tcPr>
           <w:p>
             <w:pPr>
-              <w:spacing w:before="13" w:after="13" w:line="240" w:lineRule="auto"/>
+              <w:spacing w:before="10" w:after="10" w:line="240" w:lineRule="auto"/>
             </w:pPr>
           </w:p>
         </w:tc>
@@ -2032,7 +2032,7 @@
           </w:tcPr>
           <w:p>
             <w:pPr>
-              <w:spacing w:before="13" w:after="13" w:line="240" w:lineRule="auto"/>
+              <w:spacing w:before="10" w:after="10" w:line="240" w:lineRule="auto"/>
             </w:pPr>
           </w:p>
         </w:tc>
@@ -2048,7 +2048,7 @@
           </w:tcPr>
           <w:p>
             <w:pPr>
-              <w:spacing w:before="13" w:after="13" w:line="240" w:lineRule="auto"/>
+              <w:spacing w:before="10" w:after="10" w:line="240" w:lineRule="auto"/>
             </w:pPr>
           </w:p>
         </w:tc>
@@ -2066,7 +2066,7 @@
           </w:tcPr>
           <w:p>
             <w:pPr>
-              <w:spacing w:before="13" w:after="13" w:line="240" w:lineRule="auto"/>
+              <w:spacing w:before="10" w:after="10" w:line="240" w:lineRule="auto"/>
             </w:pPr>
             <w:r>
               <w:rPr>
@@ -2090,7 +2090,7 @@
           </w:tcPr>
           <w:p>
             <w:pPr>
-              <w:spacing w:before="13" w:after="13" w:line="240" w:lineRule="auto"/>
+              <w:spacing w:before="10" w:after="10" w:line="240" w:lineRule="auto"/>
             </w:pPr>
           </w:p>
         </w:tc>
@@ -2106,7 +2106,7 @@
           </w:tcPr>
           <w:p>
             <w:pPr>
-              <w:spacing w:before="13" w:after="13" w:line="240" w:lineRule="auto"/>
+              <w:spacing w:before="10" w:after="10" w:line="240" w:lineRule="auto"/>
             </w:pPr>
           </w:p>
         </w:tc>
@@ -2122,7 +2122,7 @@
           </w:tcPr>
           <w:p>
             <w:pPr>
-              <w:spacing w:before="13" w:after="13" w:line="240" w:lineRule="auto"/>
+              <w:spacing w:before="10" w:after="10" w:line="240" w:lineRule="auto"/>
             </w:pPr>
           </w:p>
         </w:tc>
@@ -2138,7 +2138,7 @@
           </w:tcPr>
           <w:p>
             <w:pPr>
-              <w:spacing w:before="13" w:after="13" w:line="240" w:lineRule="auto"/>
+              <w:spacing w:before="10" w:after="10" w:line="240" w:lineRule="auto"/>
             </w:pPr>
           </w:p>
         </w:tc>
@@ -2156,7 +2156,7 @@
           </w:tcPr>
           <w:p>
             <w:pPr>
-              <w:spacing w:before="13" w:after="13" w:line="240" w:lineRule="auto"/>
+              <w:spacing w:before="10" w:after="10" w:line="240" w:lineRule="auto"/>
             </w:pPr>
             <w:r>
               <w:rPr>
@@ -2180,7 +2180,7 @@
           </w:tcPr>
           <w:p>
             <w:pPr>
-              <w:spacing w:before="13" w:after="13" w:line="240" w:lineRule="auto"/>
+              <w:spacing w:before="10" w:after="10" w:line="240" w:lineRule="auto"/>
             </w:pPr>
           </w:p>
         </w:tc>
@@ -2196,7 +2196,7 @@
           </w:tcPr>
           <w:p>
             <w:pPr>
-              <w:spacing w:before="13" w:after="13" w:line="240" w:lineRule="auto"/>
+              <w:spacing w:before="10" w:after="10" w:line="240" w:lineRule="auto"/>
             </w:pPr>
           </w:p>
         </w:tc>
@@ -2212,7 +2212,7 @@
           </w:tcPr>
           <w:p>
             <w:pPr>
-              <w:spacing w:before="13" w:after="13" w:line="240" w:lineRule="auto"/>
+              <w:spacing w:before="10" w:after="10" w:line="240" w:lineRule="auto"/>
             </w:pPr>
           </w:p>
         </w:tc>
@@ -2228,7 +2228,7 @@
           </w:tcPr>
           <w:p>
             <w:pPr>
-              <w:spacing w:before="13" w:after="13" w:line="240" w:lineRule="auto"/>
+              <w:spacing w:before="10" w:after="10" w:line="240" w:lineRule="auto"/>
             </w:pPr>
           </w:p>
         </w:tc>
@@ -2246,7 +2246,7 @@
           </w:tcPr>
           <w:p>
             <w:pPr>
-              <w:spacing w:before="13" w:after="13" w:line="240" w:lineRule="auto"/>
+              <w:spacing w:before="10" w:after="10" w:line="240" w:lineRule="auto"/>
             </w:pPr>
             <w:r>
               <w:rPr>
@@ -2270,7 +2270,7 @@
           </w:tcPr>
           <w:p>
             <w:pPr>
-              <w:spacing w:before="13" w:after="13" w:line="240" w:lineRule="auto"/>
+              <w:spacing w:before="10" w:after="10" w:line="240" w:lineRule="auto"/>
             </w:pPr>
           </w:p>
         </w:tc>
@@ -2286,7 +2286,7 @@
           </w:tcPr>
           <w:p>
             <w:pPr>
-              <w:spacing w:before="13" w:after="13" w:line="240" w:lineRule="auto"/>
+              <w:spacing w:before="10" w:after="10" w:line="240" w:lineRule="auto"/>
             </w:pPr>
           </w:p>
         </w:tc>
@@ -2302,7 +2302,7 @@
           </w:tcPr>
           <w:p>
             <w:pPr>
-              <w:spacing w:before="13" w:after="13" w:line="240" w:lineRule="auto"/>
+              <w:spacing w:before="10" w:after="10" w:line="240" w:lineRule="auto"/>
             </w:pPr>
           </w:p>
         </w:tc>
@@ -2318,7 +2318,7 @@
           </w:tcPr>
           <w:p>
             <w:pPr>
-              <w:spacing w:before="13" w:after="13" w:line="240" w:lineRule="auto"/>
+              <w:spacing w:before="10" w:after="10" w:line="240" w:lineRule="auto"/>
             </w:pPr>
           </w:p>
         </w:tc>
@@ -2336,7 +2336,7 @@
           </w:tcPr>
           <w:p>
             <w:pPr>
-              <w:spacing w:before="13" w:after="13" w:line="240" w:lineRule="auto"/>
+              <w:spacing w:before="10" w:after="10" w:line="240" w:lineRule="auto"/>
             </w:pPr>
             <w:r>
               <w:rPr>
@@ -2360,7 +2360,7 @@
           </w:tcPr>
           <w:p>
             <w:pPr>
-              <w:spacing w:before="13" w:after="13" w:line="240" w:lineRule="auto"/>
+              <w:spacing w:before="10" w:after="10" w:line="240" w:lineRule="auto"/>
             </w:pPr>
           </w:p>
         </w:tc>
@@ -2376,7 +2376,7 @@
           </w:tcPr>
           <w:p>
             <w:pPr>
-              <w:spacing w:before="13" w:after="13" w:line="240" w:lineRule="auto"/>
+              <w:spacing w:before="10" w:after="10" w:line="240" w:lineRule="auto"/>
             </w:pPr>
           </w:p>
         </w:tc>
@@ -2392,7 +2392,7 @@
           </w:tcPr>
           <w:p>
             <w:pPr>
-              <w:spacing w:before="13" w:after="13" w:line="240" w:lineRule="auto"/>
+              <w:spacing w:before="10" w:after="10" w:line="240" w:lineRule="auto"/>
             </w:pPr>
           </w:p>
         </w:tc>
@@ -2408,7 +2408,7 @@
           </w:tcPr>
           <w:p>
             <w:pPr>
-              <w:spacing w:before="13" w:after="13" w:line="240" w:lineRule="auto"/>
+              <w:spacing w:before="10" w:after="10" w:line="240" w:lineRule="auto"/>
             </w:pPr>
           </w:p>
         </w:tc>
@@ -2426,7 +2426,7 @@
           </w:tcPr>
           <w:p>
             <w:pPr>
-              <w:spacing w:before="13" w:after="13" w:line="240" w:lineRule="auto"/>
+              <w:spacing w:before="10" w:after="10" w:line="240" w:lineRule="auto"/>
             </w:pPr>
             <w:r>
               <w:rPr>
@@ -2450,7 +2450,7 @@
           </w:tcPr>
           <w:p>
             <w:pPr>
-              <w:spacing w:before="13" w:after="13" w:line="240" w:lineRule="auto"/>
+              <w:spacing w:before="10" w:after="10" w:line="240" w:lineRule="auto"/>
             </w:pPr>
           </w:p>
         </w:tc>
@@ -2466,7 +2466,7 @@
           </w:tcPr>
           <w:p>
             <w:pPr>
-              <w:spacing w:before="13" w:after="13" w:line="240" w:lineRule="auto"/>
+              <w:spacing w:before="10" w:after="10" w:line="240" w:lineRule="auto"/>
             </w:pPr>
           </w:p>
         </w:tc>
@@ -2482,7 +2482,7 @@
           </w:tcPr>
           <w:p>
             <w:pPr>
-              <w:spacing w:before="13" w:after="13" w:line="240" w:lineRule="auto"/>
+              <w:spacing w:before="10" w:after="10" w:line="240" w:lineRule="auto"/>
             </w:pPr>
           </w:p>
         </w:tc>
@@ -2498,7 +2498,7 @@
           </w:tcPr>
           <w:p>
             <w:pPr>
-              <w:spacing w:before="13" w:after="13" w:line="240" w:lineRule="auto"/>
+              <w:spacing w:before="10" w:after="10" w:line="240" w:lineRule="auto"/>
             </w:pPr>
           </w:p>
         </w:tc>
@@ -2516,7 +2516,7 @@
           </w:tcPr>
           <w:p>
             <w:pPr>
-              <w:spacing w:before="13" w:after="13" w:line="240" w:lineRule="auto"/>
+              <w:spacing w:before="10" w:after="10" w:line="240" w:lineRule="auto"/>
             </w:pPr>
             <w:r>
               <w:rPr>
@@ -2540,7 +2540,7 @@
           </w:tcPr>
           <w:p>
             <w:pPr>
-              <w:spacing w:before="13" w:after="13" w:line="240" w:lineRule="auto"/>
+              <w:spacing w:before="10" w:after="10" w:line="240" w:lineRule="auto"/>
             </w:pPr>
           </w:p>
         </w:tc>
@@ -2556,7 +2556,7 @@
           </w:tcPr>
           <w:p>
             <w:pPr>
-              <w:spacing w:before="13" w:after="13" w:line="240" w:lineRule="auto"/>
+              <w:spacing w:before="10" w:after="10" w:line="240" w:lineRule="auto"/>
             </w:pPr>
           </w:p>
         </w:tc>
@@ -2572,7 +2572,7 @@
           </w:tcPr>
           <w:p>
             <w:pPr>
-              <w:spacing w:before="13" w:after="13" w:line="240" w:lineRule="auto"/>
+              <w:spacing w:before="10" w:after="10" w:line="240" w:lineRule="auto"/>
             </w:pPr>
           </w:p>
         </w:tc>
@@ -2588,7 +2588,7 @@
           </w:tcPr>
           <w:p>
             <w:pPr>
-              <w:spacing w:before="13" w:after="13" w:line="240" w:lineRule="auto"/>
+              <w:spacing w:before="10" w:after="10" w:line="240" w:lineRule="auto"/>
             </w:pPr>
           </w:p>
         </w:tc>
@@ -2596,7 +2596,7 @@
     </w:tbl>
     <w:p>
       <w:pPr>
-        <w:spacing w:before="96" w:after="0" w:line="240" w:lineRule="auto"/>
+        <w:spacing w:before="72" w:after="0" w:line="240" w:lineRule="auto"/>
         <w:rPr>
           <w:sz w:val="2"/>
           <w:szCs w:val="2"/>
@@ -2605,7 +2605,7 @@
     </w:p>
     <w:p>
       <w:pPr>
-        <w:spacing w:before="160" w:after="64" w:line="240" w:lineRule="auto"/>
+        <w:spacing w:before="120" w:after="48" w:line="240" w:lineRule="auto"/>
         <w:pBdr>
           <w:bottom w:val="single" w:sz="6" w:space="1" w:color="000000"/>
         </w:pBdr>
@@ -2636,7 +2636,7 @@
     </w:p>
     <w:p>
       <w:pPr>
-        <w:spacing w:before="80" w:after="0" w:line="240" w:lineRule="auto"/>
+        <w:spacing w:before="60" w:after="0" w:line="240" w:lineRule="auto"/>
         <w:rPr>
           <w:sz w:val="2"/>
           <w:szCs w:val="2"/>
@@ -2671,7 +2671,7 @@
           </w:tcPr>
           <w:p>
             <w:pPr>
-              <w:spacing w:before="13" w:after="13" w:line="240" w:lineRule="auto"/>
+              <w:spacing w:before="10" w:after="10" w:line="240" w:lineRule="auto"/>
             </w:pPr>
             <w:r>
               <w:rPr>
@@ -2695,7 +2695,7 @@
           </w:tcPr>
           <w:p>
             <w:pPr>
-              <w:spacing w:before="13" w:after="13" w:line="240" w:lineRule="auto"/>
+              <w:spacing w:before="10" w:after="10" w:line="240" w:lineRule="auto"/>
             </w:pPr>
             <w:r>
               <w:rPr>
@@ -2719,7 +2719,7 @@
           </w:tcPr>
           <w:p>
             <w:pPr>
-              <w:spacing w:before="13" w:after="13" w:line="240" w:lineRule="auto"/>
+              <w:spacing w:before="10" w:after="10" w:line="240" w:lineRule="auto"/>
             </w:pPr>
             <w:r>
               <w:rPr>
@@ -2745,7 +2745,7 @@
           </w:tcPr>
           <w:p>
             <w:pPr>
-              <w:spacing w:before="13" w:after="13" w:line="240" w:lineRule="auto"/>
+              <w:spacing w:before="10" w:after="10" w:line="240" w:lineRule="auto"/>
             </w:pPr>
           </w:p>
         </w:tc>
@@ -2761,7 +2761,7 @@
           </w:tcPr>
           <w:p>
             <w:pPr>
-              <w:spacing w:before="13" w:after="13" w:line="240" w:lineRule="auto"/>
+              <w:spacing w:before="10" w:after="10" w:line="240" w:lineRule="auto"/>
             </w:pPr>
           </w:p>
         </w:tc>
@@ -2777,7 +2777,7 @@
           </w:tcPr>
           <w:p>
             <w:pPr>
-              <w:spacing w:before="13" w:after="13" w:line="240" w:lineRule="auto"/>
+              <w:spacing w:before="10" w:after="10" w:line="240" w:lineRule="auto"/>
             </w:pPr>
           </w:p>
         </w:tc>
@@ -2795,7 +2795,7 @@
           </w:tcPr>
           <w:p>
             <w:pPr>
-              <w:spacing w:before="13" w:after="13" w:line="240" w:lineRule="auto"/>
+              <w:spacing w:before="10" w:after="10" w:line="240" w:lineRule="auto"/>
             </w:pPr>
             <w:r>
               <w:rPr>
@@ -2819,7 +2819,7 @@
           </w:tcPr>
           <w:p>
             <w:pPr>
-              <w:spacing w:before="13" w:after="13" w:line="240" w:lineRule="auto"/>
+              <w:spacing w:before="10" w:after="10" w:line="240" w:lineRule="auto"/>
             </w:pPr>
             <w:r>
               <w:rPr>
@@ -2843,7 +2843,7 @@
           </w:tcPr>
           <w:p>
             <w:pPr>
-              <w:spacing w:before="13" w:after="13" w:line="240" w:lineRule="auto"/>
+              <w:spacing w:before="10" w:after="10" w:line="240" w:lineRule="auto"/>
             </w:pPr>
             <w:r>
               <w:rPr>
@@ -2859,7 +2859,7 @@
     </w:tbl>
     <w:p>
       <w:pPr>
-        <w:spacing w:before="96" w:after="0" w:line="240" w:lineRule="auto"/>
+        <w:spacing w:before="72" w:after="0" w:line="240" w:lineRule="auto"/>
         <w:rPr>
           <w:sz w:val="2"/>
           <w:szCs w:val="2"/>
@@ -2868,7 +2868,7 @@
     </w:p>
     <w:p>
       <w:pPr>
-        <w:spacing w:before="96" w:after="0" w:line="240" w:lineRule="auto"/>
+        <w:spacing w:before="72" w:after="0" w:line="240" w:lineRule="auto"/>
       </w:pPr>
       <w:r>
         <w:rPr>
@@ -2881,7 +2881,7 @@
     </w:p>
     <w:p>
       <w:pPr>
-        <w:spacing w:before="160" w:after="64" w:line="240" w:lineRule="auto"/>
+        <w:spacing w:before="120" w:after="48" w:line="240" w:lineRule="auto"/>
         <w:pBdr>
           <w:bottom w:val="single" w:sz="6" w:space="1" w:color="000000"/>
         </w:pBdr>
@@ -2899,7 +2899,7 @@
     </w:p>
     <w:p>
       <w:pPr>
-        <w:spacing w:before="80" w:after="0" w:line="240" w:lineRule="auto"/>
+        <w:spacing w:before="60" w:after="0" w:line="240" w:lineRule="auto"/>
         <w:rPr>
           <w:sz w:val="2"/>
           <w:szCs w:val="2"/>
@@ -2935,7 +2935,7 @@
           </w:tcPr>
           <w:p>
             <w:pPr>
-              <w:spacing w:before="13" w:after="13" w:line="240" w:lineRule="auto"/>
+              <w:spacing w:before="10" w:after="10" w:line="240" w:lineRule="auto"/>
             </w:pPr>
             <w:r>
               <w:rPr>
@@ -2959,7 +2959,7 @@
           </w:tcPr>
           <w:p>
             <w:pPr>
-              <w:spacing w:before="13" w:after="13" w:line="240" w:lineRule="auto"/>
+              <w:spacing w:before="10" w:after="10" w:line="240" w:lineRule="auto"/>
             </w:pPr>
             <w:r>
               <w:rPr>
@@ -2983,7 +2983,7 @@
           </w:tcPr>
           <w:p>
             <w:pPr>
-              <w:spacing w:before="13" w:after="13" w:line="240" w:lineRule="auto"/>
+              <w:spacing w:before="10" w:after="10" w:line="240" w:lineRule="auto"/>
             </w:pPr>
             <w:r>
               <w:rPr>
@@ -3007,7 +3007,7 @@
           </w:tcPr>
           <w:p>
             <w:pPr>
-              <w:spacing w:before="13" w:after="13" w:line="240" w:lineRule="auto"/>
+              <w:spacing w:before="10" w:after="10" w:line="240" w:lineRule="auto"/>
             </w:pPr>
             <w:r>
               <w:rPr>
@@ -3033,7 +3033,7 @@
           </w:tcPr>
           <w:p>
             <w:pPr>
-              <w:spacing w:before="13" w:after="13" w:line="240" w:lineRule="auto"/>
+              <w:spacing w:before="10" w:after="10" w:line="240" w:lineRule="auto"/>
             </w:pPr>
             <w:r>
               <w:rPr>
@@ -3057,7 +3057,7 @@
           </w:tcPr>
           <w:p>
             <w:pPr>
-              <w:spacing w:before="13" w:after="13" w:line="240" w:lineRule="auto"/>
+              <w:spacing w:before="10" w:after="10" w:line="240" w:lineRule="auto"/>
             </w:pPr>
           </w:p>
         </w:tc>
@@ -3073,7 +3073,7 @@
           </w:tcPr>
           <w:p>
             <w:pPr>
-              <w:spacing w:before="13" w:after="13" w:line="240" w:lineRule="auto"/>
+              <w:spacing w:before="10" w:after="10" w:line="240" w:lineRule="auto"/>
             </w:pPr>
           </w:p>
         </w:tc>
@@ -3089,7 +3089,7 @@
           </w:tcPr>
           <w:p>
             <w:pPr>
-              <w:spacing w:before="13" w:after="13" w:line="240" w:lineRule="auto"/>
+              <w:spacing w:before="10" w:after="10" w:line="240" w:lineRule="auto"/>
             </w:pPr>
           </w:p>
         </w:tc>
@@ -3107,7 +3107,7 @@
           </w:tcPr>
           <w:p>
             <w:pPr>
-              <w:spacing w:before="13" w:after="13" w:line="240" w:lineRule="auto"/>
+              <w:spacing w:before="10" w:after="10" w:line="240" w:lineRule="auto"/>
             </w:pPr>
             <w:r>
               <w:rPr>
@@ -3131,7 +3131,7 @@
           </w:tcPr>
           <w:p>
             <w:pPr>
-              <w:spacing w:before="13" w:after="13" w:line="240" w:lineRule="auto"/>
+              <w:spacing w:before="10" w:after="10" w:line="240" w:lineRule="auto"/>
             </w:pPr>
           </w:p>
         </w:tc>
@@ -3147,7 +3147,7 @@
           </w:tcPr>
           <w:p>
             <w:pPr>
-              <w:spacing w:before="13" w:after="13" w:line="240" w:lineRule="auto"/>
+              <w:spacing w:before="10" w:after="10" w:line="240" w:lineRule="auto"/>
             </w:pPr>
           </w:p>
         </w:tc>
@@ -3163,7 +3163,7 @@
           </w:tcPr>
           <w:p>
             <w:pPr>
-              <w:spacing w:before="13" w:after="13" w:line="240" w:lineRule="auto"/>
+              <w:spacing w:before="10" w:after="10" w:line="240" w:lineRule="auto"/>
             </w:pPr>
           </w:p>
         </w:tc>
@@ -3181,7 +3181,7 @@
           </w:tcPr>
           <w:p>
             <w:pPr>
-              <w:spacing w:before="13" w:after="13" w:line="240" w:lineRule="auto"/>
+              <w:spacing w:before="10" w:after="10" w:line="240" w:lineRule="auto"/>
             </w:pPr>
             <w:r>
               <w:rPr>
@@ -3205,7 +3205,7 @@
           </w:tcPr>
           <w:p>
             <w:pPr>
-              <w:spacing w:before="13" w:after="13" w:line="240" w:lineRule="auto"/>
+              <w:spacing w:before="10" w:after="10" w:line="240" w:lineRule="auto"/>
             </w:pPr>
           </w:p>
         </w:tc>
@@ -3221,7 +3221,7 @@
           </w:tcPr>
           <w:p>
             <w:pPr>
-              <w:spacing w:before="13" w:after="13" w:line="240" w:lineRule="auto"/>
+              <w:spacing w:before="10" w:after="10" w:line="240" w:lineRule="auto"/>
             </w:pPr>
           </w:p>
         </w:tc>
@@ -3237,7 +3237,7 @@
           </w:tcPr>
           <w:p>
             <w:pPr>
-              <w:spacing w:before="13" w:after="13" w:line="240" w:lineRule="auto"/>
+              <w:spacing w:before="10" w:after="10" w:line="240" w:lineRule="auto"/>
             </w:pPr>
           </w:p>
         </w:tc>
@@ -3255,7 +3255,7 @@
           </w:tcPr>
           <w:p>
             <w:pPr>
-              <w:spacing w:before="13" w:after="13" w:line="240" w:lineRule="auto"/>
+              <w:spacing w:before="10" w:after="10" w:line="240" w:lineRule="auto"/>
             </w:pPr>
             <w:r>
               <w:rPr>
@@ -3279,7 +3279,7 @@
           </w:tcPr>
           <w:p>
             <w:pPr>
-              <w:spacing w:before="13" w:after="13" w:line="240" w:lineRule="auto"/>
+              <w:spacing w:before="10" w:after="10" w:line="240" w:lineRule="auto"/>
             </w:pPr>
           </w:p>
         </w:tc>
@@ -3295,7 +3295,7 @@
           </w:tcPr>
           <w:p>
             <w:pPr>
-              <w:spacing w:before="13" w:after="13" w:line="240" w:lineRule="auto"/>
+              <w:spacing w:before="10" w:after="10" w:line="240" w:lineRule="auto"/>
             </w:pPr>
           </w:p>
         </w:tc>
@@ -3311,7 +3311,7 @@
           </w:tcPr>
           <w:p>
             <w:pPr>
-              <w:spacing w:before="13" w:after="13" w:line="240" w:lineRule="auto"/>
+              <w:spacing w:before="10" w:after="10" w:line="240" w:lineRule="auto"/>
             </w:pPr>
           </w:p>
         </w:tc>
@@ -3329,7 +3329,7 @@
           </w:tcPr>
           <w:p>
             <w:pPr>
-              <w:spacing w:before="13" w:after="13" w:line="240" w:lineRule="auto"/>
+              <w:spacing w:before="10" w:after="10" w:line="240" w:lineRule="auto"/>
             </w:pPr>
             <w:r>
               <w:rPr>
@@ -3353,7 +3353,7 @@
           </w:tcPr>
           <w:p>
             <w:pPr>
-              <w:spacing w:before="13" w:after="13" w:line="240" w:lineRule="auto"/>
+              <w:spacing w:before="10" w:after="10" w:line="240" w:lineRule="auto"/>
             </w:pPr>
           </w:p>
         </w:tc>
@@ -3369,7 +3369,7 @@
           </w:tcPr>
           <w:p>
             <w:pPr>
-              <w:spacing w:before="13" w:after="13" w:line="240" w:lineRule="auto"/>
+              <w:spacing w:before="10" w:after="10" w:line="240" w:lineRule="auto"/>
             </w:pPr>
           </w:p>
         </w:tc>
@@ -3385,7 +3385,7 @@
           </w:tcPr>
           <w:p>
             <w:pPr>
-              <w:spacing w:before="13" w:after="13" w:line="240" w:lineRule="auto"/>
+              <w:spacing w:before="10" w:after="10" w:line="240" w:lineRule="auto"/>
             </w:pPr>
           </w:p>
         </w:tc>
@@ -3393,7 +3393,7 @@
     </w:tbl>
     <w:p>
       <w:pPr>
-        <w:spacing w:before="96" w:after="0" w:line="240" w:lineRule="auto"/>
+        <w:spacing w:before="72" w:after="0" w:line="240" w:lineRule="auto"/>
         <w:rPr>
           <w:sz w:val="2"/>
           <w:szCs w:val="2"/>
@@ -3402,7 +3402,7 @@
     </w:p>
     <w:p>
       <w:pPr>
-        <w:spacing w:before="96" w:after="0" w:line="240" w:lineRule="auto"/>
+        <w:spacing w:before="72" w:after="0" w:line="240" w:lineRule="auto"/>
       </w:pPr>
       <w:r>
         <w:rPr>
@@ -3415,7 +3415,7 @@
     </w:p>
     <w:p>
       <w:pPr>
-        <w:spacing w:before="160" w:after="64" w:line="240" w:lineRule="auto"/>
+        <w:spacing w:before="120" w:after="48" w:line="240" w:lineRule="auto"/>
         <w:pBdr>
           <w:bottom w:val="single" w:sz="6" w:space="1" w:color="000000"/>
         </w:pBdr>
@@ -3446,7 +3446,7 @@
     </w:p>
     <w:p>
       <w:pPr>
-        <w:spacing w:before="160" w:after="64" w:line="240" w:lineRule="auto"/>
+        <w:spacing w:before="120" w:after="48" w:line="240" w:lineRule="auto"/>
         <w:pBdr>
           <w:bottom w:val="single" w:sz="6" w:space="1" w:color="000000"/>
         </w:pBdr>
@@ -3477,7 +3477,7 @@
     </w:p>
     <w:p>
       <w:pPr>
-        <w:spacing w:before="80" w:after="0" w:line="240" w:lineRule="auto"/>
+        <w:spacing w:before="60" w:after="0" w:line="240" w:lineRule="auto"/>
         <w:rPr>
           <w:sz w:val="2"/>
           <w:szCs w:val="2"/>
@@ -3511,7 +3511,7 @@
           </w:tcPr>
           <w:p>
             <w:pPr>
-              <w:spacing w:before="13" w:after="13" w:line="240" w:lineRule="auto"/>
+              <w:spacing w:before="10" w:after="10" w:line="240" w:lineRule="auto"/>
             </w:pPr>
             <w:r>
               <w:rPr>
@@ -3535,7 +3535,7 @@
           </w:tcPr>
           <w:p>
             <w:pPr>
-              <w:spacing w:before="13" w:after="13" w:line="240" w:lineRule="auto"/>
+              <w:spacing w:before="10" w:after="10" w:line="240" w:lineRule="auto"/>
             </w:pPr>
             <w:r>
               <w:rPr>
@@ -3561,7 +3561,7 @@
           </w:tcPr>
           <w:p>
             <w:pPr>
-              <w:spacing w:before="13" w:after="13" w:line="240" w:lineRule="auto"/>
+              <w:spacing w:before="10" w:after="10" w:line="240" w:lineRule="auto"/>
             </w:pPr>
             <w:r>
               <w:rPr>
@@ -3585,7 +3585,7 @@
           </w:tcPr>
           <w:p>
             <w:pPr>
-              <w:spacing w:before="13" w:after="13" w:line="240" w:lineRule="auto"/>
+              <w:spacing w:before="10" w:after="10" w:line="240" w:lineRule="auto"/>
             </w:pPr>
             <w:r>
               <w:rPr>
@@ -3611,7 +3611,7 @@
           </w:tcPr>
           <w:p>
             <w:pPr>
-              <w:spacing w:before="13" w:after="13" w:line="240" w:lineRule="auto"/>
+              <w:spacing w:before="10" w:after="10" w:line="240" w:lineRule="auto"/>
             </w:pPr>
             <w:r>
               <w:rPr>
@@ -3635,7 +3635,7 @@
           </w:tcPr>
           <w:p>
             <w:pPr>
-              <w:spacing w:before="13" w:after="13" w:line="240" w:lineRule="auto"/>
+              <w:spacing w:before="10" w:after="10" w:line="240" w:lineRule="auto"/>
             </w:pPr>
             <w:r>
               <w:rPr>
@@ -3661,7 +3661,7 @@
           </w:tcPr>
           <w:p>
             <w:pPr>
-              <w:spacing w:before="13" w:after="13" w:line="240" w:lineRule="auto"/>
+              <w:spacing w:before="10" w:after="10" w:line="240" w:lineRule="auto"/>
             </w:pPr>
             <w:r>
               <w:rPr>
@@ -3685,7 +3685,7 @@
           </w:tcPr>
           <w:p>
             <w:pPr>
-              <w:spacing w:before="13" w:after="13" w:line="240" w:lineRule="auto"/>
+              <w:spacing w:before="10" w:after="10" w:line="240" w:lineRule="auto"/>
             </w:pPr>
             <w:r>
               <w:rPr>
@@ -3711,7 +3711,7 @@
           </w:tcPr>
           <w:p>
             <w:pPr>
-              <w:spacing w:before="13" w:after="13" w:line="240" w:lineRule="auto"/>
+              <w:spacing w:before="10" w:after="10" w:line="240" w:lineRule="auto"/>
             </w:pPr>
             <w:r>
               <w:rPr>
@@ -3735,7 +3735,7 @@
           </w:tcPr>
           <w:p>
             <w:pPr>
-              <w:spacing w:before="13" w:after="13" w:line="240" w:lineRule="auto"/>
+              <w:spacing w:before="10" w:after="10" w:line="240" w:lineRule="auto"/>
             </w:pPr>
             <w:r>
               <w:rPr>
@@ -3761,7 +3761,7 @@
           </w:tcPr>
           <w:p>
             <w:pPr>
-              <w:spacing w:before="13" w:after="13" w:line="240" w:lineRule="auto"/>
+              <w:spacing w:before="10" w:after="10" w:line="240" w:lineRule="auto"/>
             </w:pPr>
             <w:r>
               <w:rPr>
@@ -3785,7 +3785,7 @@
           </w:tcPr>
           <w:p>
             <w:pPr>
-              <w:spacing w:before="13" w:after="13" w:line="240" w:lineRule="auto"/>
+              <w:spacing w:before="10" w:after="10" w:line="240" w:lineRule="auto"/>
             </w:pPr>
             <w:r>
               <w:rPr>
@@ -3811,7 +3811,7 @@
           </w:tcPr>
           <w:p>
             <w:pPr>
-              <w:spacing w:before="13" w:after="13" w:line="240" w:lineRule="auto"/>
+              <w:spacing w:before="10" w:after="10" w:line="240" w:lineRule="auto"/>
             </w:pPr>
             <w:r>
               <w:rPr>
@@ -3835,7 +3835,7 @@
           </w:tcPr>
           <w:p>
             <w:pPr>
-              <w:spacing w:before="13" w:after="13" w:line="240" w:lineRule="auto"/>
+              <w:spacing w:before="10" w:after="10" w:line="240" w:lineRule="auto"/>
             </w:pPr>
             <w:r>
               <w:rPr>
@@ -3861,7 +3861,7 @@
           </w:tcPr>
           <w:p>
             <w:pPr>
-              <w:spacing w:before="13" w:after="13" w:line="240" w:lineRule="auto"/>
+              <w:spacing w:before="10" w:after="10" w:line="240" w:lineRule="auto"/>
             </w:pPr>
             <w:r>
               <w:rPr>
@@ -3885,7 +3885,7 @@
           </w:tcPr>
           <w:p>
             <w:pPr>
-              <w:spacing w:before="13" w:after="13" w:line="240" w:lineRule="auto"/>
+              <w:spacing w:before="10" w:after="10" w:line="240" w:lineRule="auto"/>
             </w:pPr>
             <w:r>
               <w:rPr>
@@ -3911,7 +3911,7 @@
           </w:tcPr>
           <w:p>
             <w:pPr>
-              <w:spacing w:before="13" w:after="13" w:line="240" w:lineRule="auto"/>
+              <w:spacing w:before="10" w:after="10" w:line="240" w:lineRule="auto"/>
             </w:pPr>
             <w:r>
               <w:rPr>
@@ -3935,7 +3935,7 @@
           </w:tcPr>
           <w:p>
             <w:pPr>
-              <w:spacing w:before="13" w:after="13" w:line="240" w:lineRule="auto"/>
+              <w:spacing w:before="10" w:after="10" w:line="240" w:lineRule="auto"/>
             </w:pPr>
             <w:r>
               <w:rPr>
@@ -3961,7 +3961,7 @@
           </w:tcPr>
           <w:p>
             <w:pPr>
-              <w:spacing w:before="13" w:after="13" w:line="240" w:lineRule="auto"/>
+              <w:spacing w:before="10" w:after="10" w:line="240" w:lineRule="auto"/>
             </w:pPr>
             <w:r>
               <w:rPr>
@@ -3985,7 +3985,7 @@
           </w:tcPr>
           <w:p>
             <w:pPr>
-              <w:spacing w:before="13" w:after="13" w:line="240" w:lineRule="auto"/>
+              <w:spacing w:before="10" w:after="10" w:line="240" w:lineRule="auto"/>
             </w:pPr>
             <w:r>
               <w:rPr>
@@ -4011,7 +4011,7 @@
           </w:tcPr>
           <w:p>
             <w:pPr>
-              <w:spacing w:before="13" w:after="13" w:line="240" w:lineRule="auto"/>
+              <w:spacing w:before="10" w:after="10" w:line="240" w:lineRule="auto"/>
             </w:pPr>
             <w:r>
               <w:rPr>
@@ -4035,7 +4035,7 @@
           </w:tcPr>
           <w:p>
             <w:pPr>
-              <w:spacing w:before="13" w:after="13" w:line="240" w:lineRule="auto"/>
+              <w:spacing w:before="10" w:after="10" w:line="240" w:lineRule="auto"/>
             </w:pPr>
             <w:r>
               <w:rPr>
@@ -4051,7 +4051,7 @@
     </w:tbl>
     <w:p>
       <w:pPr>
-        <w:spacing w:before="96" w:after="0" w:line="240" w:lineRule="auto"/>
+        <w:spacing w:before="72" w:after="0" w:line="240" w:lineRule="auto"/>
         <w:rPr>
           <w:sz w:val="2"/>
           <w:szCs w:val="2"/>
@@ -4060,7 +4060,7 @@
     </w:p>
     <w:p>
       <w:pPr>
-        <w:spacing w:before="96" w:after="0" w:line="240" w:lineRule="auto"/>
+        <w:spacing w:before="72" w:after="0" w:line="240" w:lineRule="auto"/>
       </w:pPr>
       <w:r>
         <w:rPr>
@@ -4073,7 +4073,7 @@
     </w:p>
     <w:p>
       <w:pPr>
-        <w:spacing w:before="160" w:after="64" w:line="240" w:lineRule="auto"/>
+        <w:spacing w:before="120" w:after="48" w:line="240" w:lineRule="auto"/>
         <w:pBdr>
           <w:bottom w:val="single" w:sz="6" w:space="1" w:color="000000"/>
         </w:pBdr>
@@ -4091,7 +4091,7 @@
     </w:p>
     <w:p>
       <w:pPr>
-        <w:spacing w:before="80" w:after="0" w:line="240" w:lineRule="auto"/>
+        <w:spacing w:before="60" w:after="0" w:line="240" w:lineRule="auto"/>
         <w:rPr>
           <w:sz w:val="2"/>
           <w:szCs w:val="2"/>
@@ -4126,7 +4126,7 @@
           </w:tcPr>
           <w:p>
             <w:pPr>
-              <w:spacing w:before="13" w:after="13" w:line="240" w:lineRule="auto"/>
+              <w:spacing w:before="10" w:after="10" w:line="240" w:lineRule="auto"/>
             </w:pPr>
             <w:r>
               <w:rPr>
@@ -4150,7 +4150,7 @@
           </w:tcPr>
           <w:p>
             <w:pPr>
-              <w:spacing w:before="13" w:after="13" w:line="240" w:lineRule="auto"/>
+              <w:spacing w:before="10" w:after="10" w:line="240" w:lineRule="auto"/>
             </w:pPr>
             <w:r>
               <w:rPr>
@@ -4174,7 +4174,7 @@
           </w:tcPr>
           <w:p>
             <w:pPr>
-              <w:spacing w:before="13" w:after="13" w:line="240" w:lineRule="auto"/>
+              <w:spacing w:before="10" w:after="10" w:line="240" w:lineRule="auto"/>
             </w:pPr>
             <w:r>
               <w:rPr>
@@ -4200,7 +4200,7 @@
           </w:tcPr>
           <w:p>
             <w:pPr>
-              <w:spacing w:before="13" w:after="13" w:line="240" w:lineRule="auto"/>
+              <w:spacing w:before="10" w:after="10" w:line="240" w:lineRule="auto"/>
             </w:pPr>
           </w:p>
         </w:tc>
@@ -4216,7 +4216,7 @@
           </w:tcPr>
           <w:p>
             <w:pPr>
-              <w:spacing w:before="13" w:after="13" w:line="240" w:lineRule="auto"/>
+              <w:spacing w:before="10" w:after="10" w:line="240" w:lineRule="auto"/>
             </w:pPr>
           </w:p>
         </w:tc>
@@ -4232,7 +4232,7 @@
           </w:tcPr>
           <w:p>
             <w:pPr>
-              <w:spacing w:before="13" w:after="13" w:line="240" w:lineRule="auto"/>
+              <w:spacing w:before="10" w:after="10" w:line="240" w:lineRule="auto"/>
             </w:pPr>
           </w:p>
         </w:tc>
@@ -4240,7 +4240,7 @@
     </w:tbl>
     <w:p>
       <w:pPr>
-        <w:spacing w:before="96" w:after="0" w:line="240" w:lineRule="auto"/>
+        <w:spacing w:before="72" w:after="0" w:line="240" w:lineRule="auto"/>
         <w:rPr>
           <w:sz w:val="2"/>
           <w:szCs w:val="2"/>
@@ -4249,7 +4249,38 @@
     </w:p>
     <w:p>
       <w:pPr>
-        <w:spacing w:before="160" w:after="64" w:line="240" w:lineRule="auto"/>
+        <w:spacing w:before="120" w:after="48" w:line="240" w:lineRule="auto"/>
+        <w:pBdr>
+          <w:bottom w:val="single" w:sz="6" w:space="1" w:color="000000"/>
+        </w:pBdr>
+        <w:keepNext/>
+      </w:pPr>
+      <w:r>
+        <w:rPr>
+          <w:rFonts w:ascii="Calibri" w:hAnsi="Calibri"/>
+          <w:b/>
+          <w:sz w:val="21"/>
+          <w:spacing w:val="20"/>
+        </w:rPr>
+        <w:t>8. The read before the draft, fields carrying the prefix `prepick.`</w:t>
+      </w:r>
+    </w:p>
+    <w:p>
+      <w:pPr>
+        <w:spacing w:before="0" w:after="0" w:line="240" w:lineRule="auto"/>
+      </w:pPr>
+      <w:r>
+        <w:rPr>
+          <w:rFonts w:ascii="Calibri" w:hAnsi="Calibri"/>
+          <w:b w:val="0"/>
+          <w:sz w:val="21"/>
+        </w:rPr>
+        <w:t>Each player taps, from the ledger alone and before any AI draft, the lines worth a second look. First attempts with that read prepick.first_attempts_with_read, and with a final call moved off it prepick.first_attempts_changed_any. Lines compared prepick.lines_compared, moved prepick.lines_changed, toward the key prepick.changed_toward_key, away from it prepick.changed_away_from_key, held prepick.lines_held. Descriptive agreement on a keyed exercise, never a learning gain.</w:t>
+      </w:r>
+    </w:p>
+    <w:p>
+      <w:pPr>
+        <w:spacing w:before="120" w:after="48" w:line="240" w:lineRule="auto"/>
         <w:pBdr>
           <w:bottom w:val="single" w:sz="6" w:space="1" w:color="000000"/>
         </w:pBdr>
@@ -4280,7 +4311,7 @@
     </w:p>
     <w:p>
       <w:pPr>
-        <w:spacing w:before="160" w:after="64" w:line="240" w:lineRule="auto"/>
+        <w:spacing w:before="120" w:after="48" w:line="240" w:lineRule="auto"/>
         <w:pBdr>
           <w:bottom w:val="single" w:sz="6" w:space="1" w:color="000000"/>
         </w:pBdr>

--- a/Second-Pass-Results-Readout.docx
+++ b/Second-Pass-Results-Readout.docx
@@ -4,7 +4,7 @@
   <w:body>
     <w:p>
       <w:pPr>
-        <w:spacing w:before="0" w:after="96" w:line="240" w:lineRule="auto"/>
+        <w:spacing w:before="0" w:after="56" w:line="233" w:lineRule="auto"/>
         <w:jc w:val="center"/>
         <w:keepNext/>
       </w:pPr>
@@ -19,7 +19,7 @@
     </w:p>
     <w:p>
       <w:pPr>
-        <w:spacing w:before="72" w:after="0" w:line="240" w:lineRule="auto"/>
+        <w:spacing w:before="42" w:after="0" w:line="233" w:lineRule="auto"/>
       </w:pPr>
       <w:r>
         <w:rPr>
@@ -48,7 +48,7 @@
     </w:p>
     <w:p>
       <w:pPr>
-        <w:spacing w:before="72" w:after="0" w:line="240" w:lineRule="auto"/>
+        <w:spacing w:before="42" w:after="0" w:line="233" w:lineRule="auto"/>
       </w:pPr>
       <w:r>
         <w:rPr>
@@ -61,7 +61,7 @@
     </w:p>
     <w:p>
       <w:pPr>
-        <w:spacing w:before="120" w:after="48" w:line="240" w:lineRule="auto"/>
+        <w:spacing w:before="70" w:after="28" w:line="233" w:lineRule="auto"/>
         <w:pBdr>
           <w:bottom w:val="single" w:sz="6" w:space="1" w:color="000000"/>
         </w:pBdr>
@@ -79,7 +79,7 @@
     </w:p>
     <w:p>
       <w:pPr>
-        <w:spacing w:before="60" w:after="0" w:line="240" w:lineRule="auto"/>
+        <w:spacing w:before="35" w:after="0" w:line="233" w:lineRule="auto"/>
         <w:rPr>
           <w:sz w:val="2"/>
           <w:szCs w:val="2"/>
@@ -114,7 +114,7 @@
           </w:tcPr>
           <w:p>
             <w:pPr>
-              <w:spacing w:before="10" w:after="10" w:line="240" w:lineRule="auto"/>
+              <w:spacing w:before="6" w:after="6" w:line="233" w:lineRule="auto"/>
             </w:pPr>
             <w:r>
               <w:rPr>
@@ -138,7 +138,7 @@
           </w:tcPr>
           <w:p>
             <w:pPr>
-              <w:spacing w:before="10" w:after="10" w:line="240" w:lineRule="auto"/>
+              <w:spacing w:before="6" w:after="6" w:line="233" w:lineRule="auto"/>
             </w:pPr>
             <w:r>
               <w:rPr>
@@ -162,7 +162,7 @@
           </w:tcPr>
           <w:p>
             <w:pPr>
-              <w:spacing w:before="10" w:after="10" w:line="240" w:lineRule="auto"/>
+              <w:spacing w:before="6" w:after="6" w:line="233" w:lineRule="auto"/>
             </w:pPr>
             <w:r>
               <w:rPr>
@@ -188,7 +188,7 @@
           </w:tcPr>
           <w:p>
             <w:pPr>
-              <w:spacing w:before="10" w:after="10" w:line="240" w:lineRule="auto"/>
+              <w:spacing w:before="6" w:after="6" w:line="233" w:lineRule="auto"/>
             </w:pPr>
             <w:r>
               <w:rPr>
@@ -212,7 +212,7 @@
           </w:tcPr>
           <w:p>
             <w:pPr>
-              <w:spacing w:before="10" w:after="10" w:line="240" w:lineRule="auto"/>
+              <w:spacing w:before="6" w:after="6" w:line="233" w:lineRule="auto"/>
             </w:pPr>
             <w:r>
               <w:rPr>
@@ -236,7 +236,7 @@
           </w:tcPr>
           <w:p>
             <w:pPr>
-              <w:spacing w:before="10" w:after="10" w:line="240" w:lineRule="auto"/>
+              <w:spacing w:before="6" w:after="6" w:line="233" w:lineRule="auto"/>
             </w:pPr>
             <w:r>
               <w:rPr>
@@ -262,7 +262,7 @@
           </w:tcPr>
           <w:p>
             <w:pPr>
-              <w:spacing w:before="10" w:after="10" w:line="240" w:lineRule="auto"/>
+              <w:spacing w:before="6" w:after="6" w:line="233" w:lineRule="auto"/>
             </w:pPr>
             <w:r>
               <w:rPr>
@@ -286,7 +286,7 @@
           </w:tcPr>
           <w:p>
             <w:pPr>
-              <w:spacing w:before="10" w:after="10" w:line="240" w:lineRule="auto"/>
+              <w:spacing w:before="6" w:after="6" w:line="233" w:lineRule="auto"/>
             </w:pPr>
             <w:r>
               <w:rPr>
@@ -310,7 +310,7 @@
           </w:tcPr>
           <w:p>
             <w:pPr>
-              <w:spacing w:before="10" w:after="10" w:line="240" w:lineRule="auto"/>
+              <w:spacing w:before="6" w:after="6" w:line="233" w:lineRule="auto"/>
             </w:pPr>
             <w:r>
               <w:rPr>
@@ -336,7 +336,7 @@
           </w:tcPr>
           <w:p>
             <w:pPr>
-              <w:spacing w:before="10" w:after="10" w:line="240" w:lineRule="auto"/>
+              <w:spacing w:before="6" w:after="6" w:line="233" w:lineRule="auto"/>
             </w:pPr>
             <w:r>
               <w:rPr>
@@ -344,7 +344,7 @@
                 <w:b w:val="0"/>
                 <w:sz w:val="21"/>
               </w:rPr>
-              <w:t>Duplicate sends</w:t>
+              <w:t>Duplicate sends and conflicts</w:t>
             </w:r>
           </w:p>
         </w:tc>
@@ -360,7 +360,7 @@
           </w:tcPr>
           <w:p>
             <w:pPr>
-              <w:spacing w:before="10" w:after="10" w:line="240" w:lineRule="auto"/>
+              <w:spacing w:before="6" w:after="6" w:line="233" w:lineRule="auto"/>
             </w:pPr>
             <w:r>
               <w:rPr>
@@ -368,7 +368,7 @@
                 <w:b w:val="0"/>
                 <w:sz w:val="21"/>
               </w:rPr>
-              <w:t>run.duplicate_sends_set_aside</w:t>
+              <w:t>run.duplicate_sends_set_aside, conflicts run.attempt_conflicts_unresolved</w:t>
             </w:r>
           </w:p>
         </w:tc>
@@ -384,7 +384,7 @@
           </w:tcPr>
           <w:p>
             <w:pPr>
-              <w:spacing w:before="10" w:after="10" w:line="240" w:lineRule="auto"/>
+              <w:spacing w:before="6" w:after="6" w:line="233" w:lineRule="auto"/>
             </w:pPr>
             <w:r>
               <w:rPr>
@@ -392,7 +392,7 @@
                 <w:b w:val="0"/>
                 <w:sz w:val="21"/>
               </w:rPr>
-              <w:t>Rows that repeat an attempt identifier already read, so one attempt sent twice counts once.</w:t>
+              <w:t>A row matching another in every cell but the timestamp counts once. Rows sharing an attempt identifier with different content stay out of every count until you keep one with --resolve-conflict.</w:t>
             </w:r>
           </w:p>
         </w:tc>
@@ -410,7 +410,7 @@
           </w:tcPr>
           <w:p>
             <w:pPr>
-              <w:spacing w:before="10" w:after="10" w:line="240" w:lineRule="auto"/>
+              <w:spacing w:before="6" w:after="6" w:line="233" w:lineRule="auto"/>
             </w:pPr>
             <w:r>
               <w:rPr>
@@ -434,7 +434,7 @@
           </w:tcPr>
           <w:p>
             <w:pPr>
-              <w:spacing w:before="10" w:after="10" w:line="240" w:lineRule="auto"/>
+              <w:spacing w:before="6" w:after="6" w:line="233" w:lineRule="auto"/>
             </w:pPr>
             <w:r>
               <w:rPr>
@@ -458,7 +458,7 @@
           </w:tcPr>
           <w:p>
             <w:pPr>
-              <w:spacing w:before="10" w:after="10" w:line="240" w:lineRule="auto"/>
+              <w:spacing w:before="6" w:after="6" w:line="233" w:lineRule="auto"/>
             </w:pPr>
             <w:r>
               <w:rPr>
@@ -466,7 +466,7 @@
                 <w:b w:val="0"/>
                 <w:sz w:val="21"/>
               </w:rPr>
-              <w:t>The rows left after exclusions and duplicate sends, each one run of the drill.</w:t>
+              <w:t>The rows left after exclusions, duplicate sends and unresolved conflicts, each one run of the drill.</w:t>
             </w:r>
           </w:p>
         </w:tc>
@@ -484,7 +484,7 @@
           </w:tcPr>
           <w:p>
             <w:pPr>
-              <w:spacing w:before="10" w:after="10" w:line="240" w:lineRule="auto"/>
+              <w:spacing w:before="6" w:after="6" w:line="233" w:lineRule="auto"/>
             </w:pPr>
             <w:r>
               <w:rPr>
@@ -508,7 +508,7 @@
           </w:tcPr>
           <w:p>
             <w:pPr>
-              <w:spacing w:before="10" w:after="10" w:line="240" w:lineRule="auto"/>
+              <w:spacing w:before="6" w:after="6" w:line="233" w:lineRule="auto"/>
             </w:pPr>
             <w:r>
               <w:rPr>
@@ -532,7 +532,7 @@
           </w:tcPr>
           <w:p>
             <w:pPr>
-              <w:spacing w:before="10" w:after="10" w:line="240" w:lineRule="auto"/>
+              <w:spacing w:before="6" w:after="6" w:line="233" w:lineRule="auto"/>
             </w:pPr>
             <w:r>
               <w:rPr>
@@ -540,7 +540,7 @@
                 <w:b w:val="0"/>
                 <w:sz w:val="21"/>
               </w:rPr>
-              <w:t>Received attempts with a call on every practice line and, where a fresh case is named, on every fresh line.</w:t>
+              <w:t>Received attempts with a call on every practice line and, where a fresh case is named, on every fresh line. From brightwater-v6, all three written answers on every fresh line must also meet the page's minimum.</w:t>
             </w:r>
           </w:p>
         </w:tc>
@@ -558,7 +558,7 @@
           </w:tcPr>
           <w:p>
             <w:pPr>
-              <w:spacing w:before="10" w:after="10" w:line="240" w:lineRule="auto"/>
+              <w:spacing w:before="6" w:after="6" w:line="233" w:lineRule="auto"/>
             </w:pPr>
             <w:r>
               <w:rPr>
@@ -582,7 +582,7 @@
           </w:tcPr>
           <w:p>
             <w:pPr>
-              <w:spacing w:before="10" w:after="10" w:line="240" w:lineRule="auto"/>
+              <w:spacing w:before="6" w:after="6" w:line="233" w:lineRule="auto"/>
             </w:pPr>
             <w:r>
               <w:rPr>
@@ -606,7 +606,7 @@
           </w:tcPr>
           <w:p>
             <w:pPr>
-              <w:spacing w:before="10" w:after="10" w:line="240" w:lineRule="auto"/>
+              <w:spacing w:before="6" w:after="6" w:line="233" w:lineRule="auto"/>
             </w:pPr>
             <w:r>
               <w:rPr>
@@ -614,7 +614,7 @@
                 <w:b w:val="0"/>
                 <w:sz w:val="21"/>
               </w:rPr>
-              <w:t>Different codenames among received attempts. A codename is a pseudonym, so this count is never reported as a number of people.</w:t>
+              <w:t>Different codenames among received attempts, ignoring case. A codename is a pseudonym, so this count is never reported as a number of people.</w:t>
             </w:r>
           </w:p>
         </w:tc>
@@ -632,7 +632,7 @@
           </w:tcPr>
           <w:p>
             <w:pPr>
-              <w:spacing w:before="10" w:after="10" w:line="240" w:lineRule="auto"/>
+              <w:spacing w:before="6" w:after="6" w:line="233" w:lineRule="auto"/>
             </w:pPr>
             <w:r>
               <w:rPr>
@@ -656,7 +656,7 @@
           </w:tcPr>
           <w:p>
             <w:pPr>
-              <w:spacing w:before="10" w:after="10" w:line="240" w:lineRule="auto"/>
+              <w:spacing w:before="6" w:after="6" w:line="233" w:lineRule="auto"/>
             </w:pPr>
             <w:r>
               <w:rPr>
@@ -680,7 +680,7 @@
           </w:tcPr>
           <w:p>
             <w:pPr>
-              <w:spacing w:before="10" w:after="10" w:line="240" w:lineRule="auto"/>
+              <w:spacing w:before="6" w:after="6" w:line="233" w:lineRule="auto"/>
             </w:pPr>
             <w:r>
               <w:rPr>
@@ -706,7 +706,7 @@
           </w:tcPr>
           <w:p>
             <w:pPr>
-              <w:spacing w:before="10" w:after="10" w:line="240" w:lineRule="auto"/>
+              <w:spacing w:before="6" w:after="6" w:line="233" w:lineRule="auto"/>
             </w:pPr>
             <w:r>
               <w:rPr>
@@ -730,7 +730,7 @@
           </w:tcPr>
           <w:p>
             <w:pPr>
-              <w:spacing w:before="10" w:after="10" w:line="240" w:lineRule="auto"/>
+              <w:spacing w:before="6" w:after="6" w:line="233" w:lineRule="auto"/>
             </w:pPr>
             <w:r>
               <w:rPr>
@@ -754,7 +754,7 @@
           </w:tcPr>
           <w:p>
             <w:pPr>
-              <w:spacing w:before="10" w:after="10" w:line="240" w:lineRule="auto"/>
+              <w:spacing w:before="6" w:after="6" w:line="233" w:lineRule="auto"/>
             </w:pPr>
             <w:r>
               <w:rPr>
@@ -780,7 +780,7 @@
           </w:tcPr>
           <w:p>
             <w:pPr>
-              <w:spacing w:before="10" w:after="10" w:line="240" w:lineRule="auto"/>
+              <w:spacing w:before="6" w:after="6" w:line="233" w:lineRule="auto"/>
             </w:pPr>
             <w:r>
               <w:rPr>
@@ -804,7 +804,7 @@
           </w:tcPr>
           <w:p>
             <w:pPr>
-              <w:spacing w:before="10" w:after="10" w:line="240" w:lineRule="auto"/>
+              <w:spacing w:before="6" w:after="6" w:line="233" w:lineRule="auto"/>
             </w:pPr>
             <w:r>
               <w:rPr>
@@ -828,7 +828,7 @@
           </w:tcPr>
           <w:p>
             <w:pPr>
-              <w:spacing w:before="10" w:after="10" w:line="240" w:lineRule="auto"/>
+              <w:spacing w:before="6" w:after="6" w:line="233" w:lineRule="auto"/>
             </w:pPr>
             <w:r>
               <w:rPr>
@@ -854,7 +854,7 @@
           </w:tcPr>
           <w:p>
             <w:pPr>
-              <w:spacing w:before="10" w:after="10" w:line="240" w:lineRule="auto"/>
+              <w:spacing w:before="6" w:after="6" w:line="233" w:lineRule="auto"/>
             </w:pPr>
             <w:r>
               <w:rPr>
@@ -878,7 +878,7 @@
           </w:tcPr>
           <w:p>
             <w:pPr>
-              <w:spacing w:before="10" w:after="10" w:line="240" w:lineRule="auto"/>
+              <w:spacing w:before="6" w:after="6" w:line="233" w:lineRule="auto"/>
             </w:pPr>
             <w:r>
               <w:rPr>
@@ -902,7 +902,7 @@
           </w:tcPr>
           <w:p>
             <w:pPr>
-              <w:spacing w:before="10" w:after="10" w:line="240" w:lineRule="auto"/>
+              <w:spacing w:before="6" w:after="6" w:line="233" w:lineRule="auto"/>
             </w:pPr>
             <w:r>
               <w:rPr>
@@ -918,7 +918,7 @@
     </w:tbl>
     <w:p>
       <w:pPr>
-        <w:spacing w:before="72" w:after="0" w:line="240" w:lineRule="auto"/>
+        <w:spacing w:before="42" w:after="0" w:line="233" w:lineRule="auto"/>
         <w:rPr>
           <w:sz w:val="2"/>
           <w:szCs w:val="2"/>
@@ -927,7 +927,7 @@
     </w:p>
     <w:p>
       <w:pPr>
-        <w:spacing w:before="72" w:after="0" w:line="240" w:lineRule="auto"/>
+        <w:spacing w:before="42" w:after="0" w:line="233" w:lineRule="auto"/>
       </w:pPr>
       <w:r>
         <w:rPr>
@@ -940,7 +940,7 @@
     </w:p>
     <w:p>
       <w:pPr>
-        <w:spacing w:before="120" w:after="48" w:line="240" w:lineRule="auto"/>
+        <w:spacing w:before="70" w:after="28" w:line="233" w:lineRule="auto"/>
         <w:pBdr>
           <w:bottom w:val="single" w:sz="6" w:space="1" w:color="000000"/>
         </w:pBdr>
@@ -958,7 +958,7 @@
     </w:p>
     <w:p>
       <w:pPr>
-        <w:spacing w:before="0" w:after="0" w:line="240" w:lineRule="auto"/>
+        <w:spacing w:before="0" w:after="0" w:line="233" w:lineRule="auto"/>
       </w:pPr>
       <w:r>
         <w:rPr>
@@ -971,7 +971,7 @@
     </w:p>
     <w:p>
       <w:pPr>
-        <w:spacing w:before="60" w:after="0" w:line="240" w:lineRule="auto"/>
+        <w:spacing w:before="35" w:after="0" w:line="233" w:lineRule="auto"/>
         <w:rPr>
           <w:sz w:val="2"/>
           <w:szCs w:val="2"/>
@@ -1007,7 +1007,7 @@
           </w:tcPr>
           <w:p>
             <w:pPr>
-              <w:spacing w:before="10" w:after="10" w:line="240" w:lineRule="auto"/>
+              <w:spacing w:before="6" w:after="6" w:line="233" w:lineRule="auto"/>
             </w:pPr>
             <w:r>
               <w:rPr>
@@ -1031,7 +1031,7 @@
           </w:tcPr>
           <w:p>
             <w:pPr>
-              <w:spacing w:before="10" w:after="10" w:line="240" w:lineRule="auto"/>
+              <w:spacing w:before="6" w:after="6" w:line="233" w:lineRule="auto"/>
             </w:pPr>
             <w:r>
               <w:rPr>
@@ -1055,7 +1055,7 @@
           </w:tcPr>
           <w:p>
             <w:pPr>
-              <w:spacing w:before="10" w:after="10" w:line="240" w:lineRule="auto"/>
+              <w:spacing w:before="6" w:after="6" w:line="233" w:lineRule="auto"/>
             </w:pPr>
             <w:r>
               <w:rPr>
@@ -1079,7 +1079,7 @@
           </w:tcPr>
           <w:p>
             <w:pPr>
-              <w:spacing w:before="10" w:after="10" w:line="240" w:lineRule="auto"/>
+              <w:spacing w:before="6" w:after="6" w:line="233" w:lineRule="auto"/>
             </w:pPr>
             <w:r>
               <w:rPr>
@@ -1105,7 +1105,7 @@
           </w:tcPr>
           <w:p>
             <w:pPr>
-              <w:spacing w:before="10" w:after="10" w:line="240" w:lineRule="auto"/>
+              <w:spacing w:before="6" w:after="6" w:line="233" w:lineRule="auto"/>
             </w:pPr>
             <w:r>
               <w:rPr>
@@ -1129,7 +1129,7 @@
           </w:tcPr>
           <w:p>
             <w:pPr>
-              <w:spacing w:before="10" w:after="10" w:line="240" w:lineRule="auto"/>
+              <w:spacing w:before="6" w:after="6" w:line="233" w:lineRule="auto"/>
             </w:pPr>
           </w:p>
         </w:tc>
@@ -1145,7 +1145,7 @@
           </w:tcPr>
           <w:p>
             <w:pPr>
-              <w:spacing w:before="10" w:after="10" w:line="240" w:lineRule="auto"/>
+              <w:spacing w:before="6" w:after="6" w:line="233" w:lineRule="auto"/>
             </w:pPr>
           </w:p>
         </w:tc>
@@ -1161,7 +1161,7 @@
           </w:tcPr>
           <w:p>
             <w:pPr>
-              <w:spacing w:before="10" w:after="10" w:line="240" w:lineRule="auto"/>
+              <w:spacing w:before="6" w:after="6" w:line="233" w:lineRule="auto"/>
             </w:pPr>
           </w:p>
         </w:tc>
@@ -1179,7 +1179,7 @@
           </w:tcPr>
           <w:p>
             <w:pPr>
-              <w:spacing w:before="10" w:after="10" w:line="240" w:lineRule="auto"/>
+              <w:spacing w:before="6" w:after="6" w:line="233" w:lineRule="auto"/>
             </w:pPr>
             <w:r>
               <w:rPr>
@@ -1203,7 +1203,7 @@
           </w:tcPr>
           <w:p>
             <w:pPr>
-              <w:spacing w:before="10" w:after="10" w:line="240" w:lineRule="auto"/>
+              <w:spacing w:before="6" w:after="6" w:line="233" w:lineRule="auto"/>
             </w:pPr>
           </w:p>
         </w:tc>
@@ -1219,7 +1219,7 @@
           </w:tcPr>
           <w:p>
             <w:pPr>
-              <w:spacing w:before="10" w:after="10" w:line="240" w:lineRule="auto"/>
+              <w:spacing w:before="6" w:after="6" w:line="233" w:lineRule="auto"/>
             </w:pPr>
           </w:p>
         </w:tc>
@@ -1235,7 +1235,7 @@
           </w:tcPr>
           <w:p>
             <w:pPr>
-              <w:spacing w:before="10" w:after="10" w:line="240" w:lineRule="auto"/>
+              <w:spacing w:before="6" w:after="6" w:line="233" w:lineRule="auto"/>
             </w:pPr>
           </w:p>
         </w:tc>
@@ -1253,7 +1253,7 @@
           </w:tcPr>
           <w:p>
             <w:pPr>
-              <w:spacing w:before="10" w:after="10" w:line="240" w:lineRule="auto"/>
+              <w:spacing w:before="6" w:after="6" w:line="233" w:lineRule="auto"/>
             </w:pPr>
             <w:r>
               <w:rPr>
@@ -1277,7 +1277,7 @@
           </w:tcPr>
           <w:p>
             <w:pPr>
-              <w:spacing w:before="10" w:after="10" w:line="240" w:lineRule="auto"/>
+              <w:spacing w:before="6" w:after="6" w:line="233" w:lineRule="auto"/>
             </w:pPr>
           </w:p>
         </w:tc>
@@ -1293,7 +1293,7 @@
           </w:tcPr>
           <w:p>
             <w:pPr>
-              <w:spacing w:before="10" w:after="10" w:line="240" w:lineRule="auto"/>
+              <w:spacing w:before="6" w:after="6" w:line="233" w:lineRule="auto"/>
             </w:pPr>
           </w:p>
         </w:tc>
@@ -1309,7 +1309,7 @@
           </w:tcPr>
           <w:p>
             <w:pPr>
-              <w:spacing w:before="10" w:after="10" w:line="240" w:lineRule="auto"/>
+              <w:spacing w:before="6" w:after="6" w:line="233" w:lineRule="auto"/>
             </w:pPr>
           </w:p>
         </w:tc>
@@ -1327,7 +1327,7 @@
           </w:tcPr>
           <w:p>
             <w:pPr>
-              <w:spacing w:before="10" w:after="10" w:line="240" w:lineRule="auto"/>
+              <w:spacing w:before="6" w:after="6" w:line="233" w:lineRule="auto"/>
             </w:pPr>
             <w:r>
               <w:rPr>
@@ -1351,7 +1351,7 @@
           </w:tcPr>
           <w:p>
             <w:pPr>
-              <w:spacing w:before="10" w:after="10" w:line="240" w:lineRule="auto"/>
+              <w:spacing w:before="6" w:after="6" w:line="233" w:lineRule="auto"/>
             </w:pPr>
           </w:p>
         </w:tc>
@@ -1367,7 +1367,7 @@
           </w:tcPr>
           <w:p>
             <w:pPr>
-              <w:spacing w:before="10" w:after="10" w:line="240" w:lineRule="auto"/>
+              <w:spacing w:before="6" w:after="6" w:line="233" w:lineRule="auto"/>
             </w:pPr>
           </w:p>
         </w:tc>
@@ -1383,7 +1383,7 @@
           </w:tcPr>
           <w:p>
             <w:pPr>
-              <w:spacing w:before="10" w:after="10" w:line="240" w:lineRule="auto"/>
+              <w:spacing w:before="6" w:after="6" w:line="233" w:lineRule="auto"/>
             </w:pPr>
           </w:p>
         </w:tc>
@@ -1401,7 +1401,7 @@
           </w:tcPr>
           <w:p>
             <w:pPr>
-              <w:spacing w:before="10" w:after="10" w:line="240" w:lineRule="auto"/>
+              <w:spacing w:before="6" w:after="6" w:line="233" w:lineRule="auto"/>
             </w:pPr>
             <w:r>
               <w:rPr>
@@ -1425,7 +1425,7 @@
           </w:tcPr>
           <w:p>
             <w:pPr>
-              <w:spacing w:before="10" w:after="10" w:line="240" w:lineRule="auto"/>
+              <w:spacing w:before="6" w:after="6" w:line="233" w:lineRule="auto"/>
             </w:pPr>
           </w:p>
         </w:tc>
@@ -1441,7 +1441,7 @@
           </w:tcPr>
           <w:p>
             <w:pPr>
-              <w:spacing w:before="10" w:after="10" w:line="240" w:lineRule="auto"/>
+              <w:spacing w:before="6" w:after="6" w:line="233" w:lineRule="auto"/>
             </w:pPr>
           </w:p>
         </w:tc>
@@ -1457,7 +1457,7 @@
           </w:tcPr>
           <w:p>
             <w:pPr>
-              <w:spacing w:before="10" w:after="10" w:line="240" w:lineRule="auto"/>
+              <w:spacing w:before="6" w:after="6" w:line="233" w:lineRule="auto"/>
             </w:pPr>
           </w:p>
         </w:tc>
@@ -1475,7 +1475,7 @@
           </w:tcPr>
           <w:p>
             <w:pPr>
-              <w:spacing w:before="10" w:after="10" w:line="240" w:lineRule="auto"/>
+              <w:spacing w:before="6" w:after="6" w:line="233" w:lineRule="auto"/>
             </w:pPr>
             <w:r>
               <w:rPr>
@@ -1499,7 +1499,7 @@
           </w:tcPr>
           <w:p>
             <w:pPr>
-              <w:spacing w:before="10" w:after="10" w:line="240" w:lineRule="auto"/>
+              <w:spacing w:before="6" w:after="6" w:line="233" w:lineRule="auto"/>
             </w:pPr>
           </w:p>
         </w:tc>
@@ -1515,7 +1515,7 @@
           </w:tcPr>
           <w:p>
             <w:pPr>
-              <w:spacing w:before="10" w:after="10" w:line="240" w:lineRule="auto"/>
+              <w:spacing w:before="6" w:after="6" w:line="233" w:lineRule="auto"/>
             </w:pPr>
           </w:p>
         </w:tc>
@@ -1531,7 +1531,7 @@
           </w:tcPr>
           <w:p>
             <w:pPr>
-              <w:spacing w:before="10" w:after="10" w:line="240" w:lineRule="auto"/>
+              <w:spacing w:before="6" w:after="6" w:line="233" w:lineRule="auto"/>
             </w:pPr>
           </w:p>
         </w:tc>
@@ -1549,7 +1549,7 @@
           </w:tcPr>
           <w:p>
             <w:pPr>
-              <w:spacing w:before="10" w:after="10" w:line="240" w:lineRule="auto"/>
+              <w:spacing w:before="6" w:after="6" w:line="233" w:lineRule="auto"/>
             </w:pPr>
             <w:r>
               <w:rPr>
@@ -1573,7 +1573,7 @@
           </w:tcPr>
           <w:p>
             <w:pPr>
-              <w:spacing w:before="10" w:after="10" w:line="240" w:lineRule="auto"/>
+              <w:spacing w:before="6" w:after="6" w:line="233" w:lineRule="auto"/>
             </w:pPr>
           </w:p>
         </w:tc>
@@ -1589,7 +1589,7 @@
           </w:tcPr>
           <w:p>
             <w:pPr>
-              <w:spacing w:before="10" w:after="10" w:line="240" w:lineRule="auto"/>
+              <w:spacing w:before="6" w:after="6" w:line="233" w:lineRule="auto"/>
             </w:pPr>
           </w:p>
         </w:tc>
@@ -1605,7 +1605,7 @@
           </w:tcPr>
           <w:p>
             <w:pPr>
-              <w:spacing w:before="10" w:after="10" w:line="240" w:lineRule="auto"/>
+              <w:spacing w:before="6" w:after="6" w:line="233" w:lineRule="auto"/>
             </w:pPr>
           </w:p>
         </w:tc>
@@ -1623,7 +1623,7 @@
           </w:tcPr>
           <w:p>
             <w:pPr>
-              <w:spacing w:before="10" w:after="10" w:line="240" w:lineRule="auto"/>
+              <w:spacing w:before="6" w:after="6" w:line="233" w:lineRule="auto"/>
             </w:pPr>
             <w:r>
               <w:rPr>
@@ -1647,7 +1647,7 @@
           </w:tcPr>
           <w:p>
             <w:pPr>
-              <w:spacing w:before="10" w:after="10" w:line="240" w:lineRule="auto"/>
+              <w:spacing w:before="6" w:after="6" w:line="233" w:lineRule="auto"/>
             </w:pPr>
           </w:p>
         </w:tc>
@@ -1663,7 +1663,7 @@
           </w:tcPr>
           <w:p>
             <w:pPr>
-              <w:spacing w:before="10" w:after="10" w:line="240" w:lineRule="auto"/>
+              <w:spacing w:before="6" w:after="6" w:line="233" w:lineRule="auto"/>
             </w:pPr>
           </w:p>
         </w:tc>
@@ -1679,7 +1679,7 @@
           </w:tcPr>
           <w:p>
             <w:pPr>
-              <w:spacing w:before="10" w:after="10" w:line="240" w:lineRule="auto"/>
+              <w:spacing w:before="6" w:after="6" w:line="233" w:lineRule="auto"/>
             </w:pPr>
           </w:p>
         </w:tc>
@@ -1687,7 +1687,7 @@
     </w:tbl>
     <w:p>
       <w:pPr>
-        <w:spacing w:before="72" w:after="0" w:line="240" w:lineRule="auto"/>
+        <w:spacing w:before="42" w:after="0" w:line="233" w:lineRule="auto"/>
         <w:rPr>
           <w:sz w:val="2"/>
           <w:szCs w:val="2"/>
@@ -1696,7 +1696,7 @@
     </w:p>
     <w:p>
       <w:pPr>
-        <w:spacing w:before="120" w:after="48" w:line="240" w:lineRule="auto"/>
+        <w:spacing w:before="70" w:after="28" w:line="233" w:lineRule="auto"/>
         <w:pBdr>
           <w:bottom w:val="single" w:sz="6" w:space="1" w:color="000000"/>
         </w:pBdr>
@@ -1714,7 +1714,7 @@
     </w:p>
     <w:p>
       <w:pPr>
-        <w:spacing w:before="0" w:after="0" w:line="240" w:lineRule="auto"/>
+        <w:spacing w:before="0" w:after="0" w:line="233" w:lineRule="auto"/>
       </w:pPr>
       <w:r>
         <w:rPr>
@@ -1727,7 +1727,7 @@
     </w:p>
     <w:p>
       <w:pPr>
-        <w:spacing w:before="60" w:after="0" w:line="240" w:lineRule="auto"/>
+        <w:spacing w:before="35" w:after="0" w:line="233" w:lineRule="auto"/>
         <w:rPr>
           <w:sz w:val="2"/>
           <w:szCs w:val="2"/>
@@ -1764,7 +1764,7 @@
           </w:tcPr>
           <w:p>
             <w:pPr>
-              <w:spacing w:before="10" w:after="10" w:line="240" w:lineRule="auto"/>
+              <w:spacing w:before="6" w:after="6" w:line="233" w:lineRule="auto"/>
             </w:pPr>
             <w:r>
               <w:rPr>
@@ -1788,7 +1788,7 @@
           </w:tcPr>
           <w:p>
             <w:pPr>
-              <w:spacing w:before="10" w:after="10" w:line="240" w:lineRule="auto"/>
+              <w:spacing w:before="6" w:after="6" w:line="233" w:lineRule="auto"/>
             </w:pPr>
             <w:r>
               <w:rPr>
@@ -1812,7 +1812,7 @@
           </w:tcPr>
           <w:p>
             <w:pPr>
-              <w:spacing w:before="10" w:after="10" w:line="240" w:lineRule="auto"/>
+              <w:spacing w:before="6" w:after="6" w:line="233" w:lineRule="auto"/>
             </w:pPr>
             <w:r>
               <w:rPr>
@@ -1836,7 +1836,7 @@
           </w:tcPr>
           <w:p>
             <w:pPr>
-              <w:spacing w:before="10" w:after="10" w:line="240" w:lineRule="auto"/>
+              <w:spacing w:before="6" w:after="6" w:line="233" w:lineRule="auto"/>
             </w:pPr>
             <w:r>
               <w:rPr>
@@ -1860,7 +1860,7 @@
           </w:tcPr>
           <w:p>
             <w:pPr>
-              <w:spacing w:before="10" w:after="10" w:line="240" w:lineRule="auto"/>
+              <w:spacing w:before="6" w:after="6" w:line="233" w:lineRule="auto"/>
             </w:pPr>
             <w:r>
               <w:rPr>
@@ -1886,7 +1886,7 @@
           </w:tcPr>
           <w:p>
             <w:pPr>
-              <w:spacing w:before="10" w:after="10" w:line="240" w:lineRule="auto"/>
+              <w:spacing w:before="6" w:after="6" w:line="233" w:lineRule="auto"/>
             </w:pPr>
             <w:r>
               <w:rPr>
@@ -1910,7 +1910,7 @@
           </w:tcPr>
           <w:p>
             <w:pPr>
-              <w:spacing w:before="10" w:after="10" w:line="240" w:lineRule="auto"/>
+              <w:spacing w:before="6" w:after="6" w:line="233" w:lineRule="auto"/>
             </w:pPr>
           </w:p>
         </w:tc>
@@ -1926,7 +1926,7 @@
           </w:tcPr>
           <w:p>
             <w:pPr>
-              <w:spacing w:before="10" w:after="10" w:line="240" w:lineRule="auto"/>
+              <w:spacing w:before="6" w:after="6" w:line="233" w:lineRule="auto"/>
             </w:pPr>
           </w:p>
         </w:tc>
@@ -1942,7 +1942,7 @@
           </w:tcPr>
           <w:p>
             <w:pPr>
-              <w:spacing w:before="10" w:after="10" w:line="240" w:lineRule="auto"/>
+              <w:spacing w:before="6" w:after="6" w:line="233" w:lineRule="auto"/>
             </w:pPr>
           </w:p>
         </w:tc>
@@ -1958,7 +1958,7 @@
           </w:tcPr>
           <w:p>
             <w:pPr>
-              <w:spacing w:before="10" w:after="10" w:line="240" w:lineRule="auto"/>
+              <w:spacing w:before="6" w:after="6" w:line="233" w:lineRule="auto"/>
             </w:pPr>
           </w:p>
         </w:tc>
@@ -1976,7 +1976,7 @@
           </w:tcPr>
           <w:p>
             <w:pPr>
-              <w:spacing w:before="10" w:after="10" w:line="240" w:lineRule="auto"/>
+              <w:spacing w:before="6" w:after="6" w:line="233" w:lineRule="auto"/>
             </w:pPr>
             <w:r>
               <w:rPr>
@@ -2000,7 +2000,7 @@
           </w:tcPr>
           <w:p>
             <w:pPr>
-              <w:spacing w:before="10" w:after="10" w:line="240" w:lineRule="auto"/>
+              <w:spacing w:before="6" w:after="6" w:line="233" w:lineRule="auto"/>
             </w:pPr>
           </w:p>
         </w:tc>
@@ -2016,7 +2016,7 @@
           </w:tcPr>
           <w:p>
             <w:pPr>
-              <w:spacing w:before="10" w:after="10" w:line="240" w:lineRule="auto"/>
+              <w:spacing w:before="6" w:after="6" w:line="233" w:lineRule="auto"/>
             </w:pPr>
           </w:p>
         </w:tc>
@@ -2032,7 +2032,7 @@
           </w:tcPr>
           <w:p>
             <w:pPr>
-              <w:spacing w:before="10" w:after="10" w:line="240" w:lineRule="auto"/>
+              <w:spacing w:before="6" w:after="6" w:line="233" w:lineRule="auto"/>
             </w:pPr>
           </w:p>
         </w:tc>
@@ -2048,7 +2048,7 @@
           </w:tcPr>
           <w:p>
             <w:pPr>
-              <w:spacing w:before="10" w:after="10" w:line="240" w:lineRule="auto"/>
+              <w:spacing w:before="6" w:after="6" w:line="233" w:lineRule="auto"/>
             </w:pPr>
           </w:p>
         </w:tc>
@@ -2066,7 +2066,7 @@
           </w:tcPr>
           <w:p>
             <w:pPr>
-              <w:spacing w:before="10" w:after="10" w:line="240" w:lineRule="auto"/>
+              <w:spacing w:before="6" w:after="6" w:line="233" w:lineRule="auto"/>
             </w:pPr>
             <w:r>
               <w:rPr>
@@ -2090,7 +2090,7 @@
           </w:tcPr>
           <w:p>
             <w:pPr>
-              <w:spacing w:before="10" w:after="10" w:line="240" w:lineRule="auto"/>
+              <w:spacing w:before="6" w:after="6" w:line="233" w:lineRule="auto"/>
             </w:pPr>
           </w:p>
         </w:tc>
@@ -2106,7 +2106,7 @@
           </w:tcPr>
           <w:p>
             <w:pPr>
-              <w:spacing w:before="10" w:after="10" w:line="240" w:lineRule="auto"/>
+              <w:spacing w:before="6" w:after="6" w:line="233" w:lineRule="auto"/>
             </w:pPr>
           </w:p>
         </w:tc>
@@ -2122,7 +2122,7 @@
           </w:tcPr>
           <w:p>
             <w:pPr>
-              <w:spacing w:before="10" w:after="10" w:line="240" w:lineRule="auto"/>
+              <w:spacing w:before="6" w:after="6" w:line="233" w:lineRule="auto"/>
             </w:pPr>
           </w:p>
         </w:tc>
@@ -2138,7 +2138,7 @@
           </w:tcPr>
           <w:p>
             <w:pPr>
-              <w:spacing w:before="10" w:after="10" w:line="240" w:lineRule="auto"/>
+              <w:spacing w:before="6" w:after="6" w:line="233" w:lineRule="auto"/>
             </w:pPr>
           </w:p>
         </w:tc>
@@ -2156,7 +2156,7 @@
           </w:tcPr>
           <w:p>
             <w:pPr>
-              <w:spacing w:before="10" w:after="10" w:line="240" w:lineRule="auto"/>
+              <w:spacing w:before="6" w:after="6" w:line="233" w:lineRule="auto"/>
             </w:pPr>
             <w:r>
               <w:rPr>
@@ -2180,7 +2180,7 @@
           </w:tcPr>
           <w:p>
             <w:pPr>
-              <w:spacing w:before="10" w:after="10" w:line="240" w:lineRule="auto"/>
+              <w:spacing w:before="6" w:after="6" w:line="233" w:lineRule="auto"/>
             </w:pPr>
           </w:p>
         </w:tc>
@@ -2196,7 +2196,7 @@
           </w:tcPr>
           <w:p>
             <w:pPr>
-              <w:spacing w:before="10" w:after="10" w:line="240" w:lineRule="auto"/>
+              <w:spacing w:before="6" w:after="6" w:line="233" w:lineRule="auto"/>
             </w:pPr>
           </w:p>
         </w:tc>
@@ -2212,7 +2212,7 @@
           </w:tcPr>
           <w:p>
             <w:pPr>
-              <w:spacing w:before="10" w:after="10" w:line="240" w:lineRule="auto"/>
+              <w:spacing w:before="6" w:after="6" w:line="233" w:lineRule="auto"/>
             </w:pPr>
           </w:p>
         </w:tc>
@@ -2228,7 +2228,7 @@
           </w:tcPr>
           <w:p>
             <w:pPr>
-              <w:spacing w:before="10" w:after="10" w:line="240" w:lineRule="auto"/>
+              <w:spacing w:before="6" w:after="6" w:line="233" w:lineRule="auto"/>
             </w:pPr>
           </w:p>
         </w:tc>
@@ -2246,7 +2246,7 @@
           </w:tcPr>
           <w:p>
             <w:pPr>
-              <w:spacing w:before="10" w:after="10" w:line="240" w:lineRule="auto"/>
+              <w:spacing w:before="6" w:after="6" w:line="233" w:lineRule="auto"/>
             </w:pPr>
             <w:r>
               <w:rPr>
@@ -2270,7 +2270,7 @@
           </w:tcPr>
           <w:p>
             <w:pPr>
-              <w:spacing w:before="10" w:after="10" w:line="240" w:lineRule="auto"/>
+              <w:spacing w:before="6" w:after="6" w:line="233" w:lineRule="auto"/>
             </w:pPr>
           </w:p>
         </w:tc>
@@ -2286,7 +2286,7 @@
           </w:tcPr>
           <w:p>
             <w:pPr>
-              <w:spacing w:before="10" w:after="10" w:line="240" w:lineRule="auto"/>
+              <w:spacing w:before="6" w:after="6" w:line="233" w:lineRule="auto"/>
             </w:pPr>
           </w:p>
         </w:tc>
@@ -2302,7 +2302,7 @@
           </w:tcPr>
           <w:p>
             <w:pPr>
-              <w:spacing w:before="10" w:after="10" w:line="240" w:lineRule="auto"/>
+              <w:spacing w:before="6" w:after="6" w:line="233" w:lineRule="auto"/>
             </w:pPr>
           </w:p>
         </w:tc>
@@ -2318,7 +2318,7 @@
           </w:tcPr>
           <w:p>
             <w:pPr>
-              <w:spacing w:before="10" w:after="10" w:line="240" w:lineRule="auto"/>
+              <w:spacing w:before="6" w:after="6" w:line="233" w:lineRule="auto"/>
             </w:pPr>
           </w:p>
         </w:tc>
@@ -2336,7 +2336,7 @@
           </w:tcPr>
           <w:p>
             <w:pPr>
-              <w:spacing w:before="10" w:after="10" w:line="240" w:lineRule="auto"/>
+              <w:spacing w:before="6" w:after="6" w:line="233" w:lineRule="auto"/>
             </w:pPr>
             <w:r>
               <w:rPr>
@@ -2360,7 +2360,7 @@
           </w:tcPr>
           <w:p>
             <w:pPr>
-              <w:spacing w:before="10" w:after="10" w:line="240" w:lineRule="auto"/>
+              <w:spacing w:before="6" w:after="6" w:line="233" w:lineRule="auto"/>
             </w:pPr>
           </w:p>
         </w:tc>
@@ -2376,7 +2376,7 @@
           </w:tcPr>
           <w:p>
             <w:pPr>
-              <w:spacing w:before="10" w:after="10" w:line="240" w:lineRule="auto"/>
+              <w:spacing w:before="6" w:after="6" w:line="233" w:lineRule="auto"/>
             </w:pPr>
           </w:p>
         </w:tc>
@@ -2392,7 +2392,7 @@
           </w:tcPr>
           <w:p>
             <w:pPr>
-              <w:spacing w:before="10" w:after="10" w:line="240" w:lineRule="auto"/>
+              <w:spacing w:before="6" w:after="6" w:line="233" w:lineRule="auto"/>
             </w:pPr>
           </w:p>
         </w:tc>
@@ -2408,7 +2408,7 @@
           </w:tcPr>
           <w:p>
             <w:pPr>
-              <w:spacing w:before="10" w:after="10" w:line="240" w:lineRule="auto"/>
+              <w:spacing w:before="6" w:after="6" w:line="233" w:lineRule="auto"/>
             </w:pPr>
           </w:p>
         </w:tc>
@@ -2426,7 +2426,7 @@
           </w:tcPr>
           <w:p>
             <w:pPr>
-              <w:spacing w:before="10" w:after="10" w:line="240" w:lineRule="auto"/>
+              <w:spacing w:before="6" w:after="6" w:line="233" w:lineRule="auto"/>
             </w:pPr>
             <w:r>
               <w:rPr>
@@ -2450,7 +2450,7 @@
           </w:tcPr>
           <w:p>
             <w:pPr>
-              <w:spacing w:before="10" w:after="10" w:line="240" w:lineRule="auto"/>
+              <w:spacing w:before="6" w:after="6" w:line="233" w:lineRule="auto"/>
             </w:pPr>
           </w:p>
         </w:tc>
@@ -2466,7 +2466,7 @@
           </w:tcPr>
           <w:p>
             <w:pPr>
-              <w:spacing w:before="10" w:after="10" w:line="240" w:lineRule="auto"/>
+              <w:spacing w:before="6" w:after="6" w:line="233" w:lineRule="auto"/>
             </w:pPr>
           </w:p>
         </w:tc>
@@ -2482,7 +2482,7 @@
           </w:tcPr>
           <w:p>
             <w:pPr>
-              <w:spacing w:before="10" w:after="10" w:line="240" w:lineRule="auto"/>
+              <w:spacing w:before="6" w:after="6" w:line="233" w:lineRule="auto"/>
             </w:pPr>
           </w:p>
         </w:tc>
@@ -2498,7 +2498,7 @@
           </w:tcPr>
           <w:p>
             <w:pPr>
-              <w:spacing w:before="10" w:after="10" w:line="240" w:lineRule="auto"/>
+              <w:spacing w:before="6" w:after="6" w:line="233" w:lineRule="auto"/>
             </w:pPr>
           </w:p>
         </w:tc>
@@ -2516,7 +2516,7 @@
           </w:tcPr>
           <w:p>
             <w:pPr>
-              <w:spacing w:before="10" w:after="10" w:line="240" w:lineRule="auto"/>
+              <w:spacing w:before="6" w:after="6" w:line="233" w:lineRule="auto"/>
             </w:pPr>
             <w:r>
               <w:rPr>
@@ -2540,7 +2540,7 @@
           </w:tcPr>
           <w:p>
             <w:pPr>
-              <w:spacing w:before="10" w:after="10" w:line="240" w:lineRule="auto"/>
+              <w:spacing w:before="6" w:after="6" w:line="233" w:lineRule="auto"/>
             </w:pPr>
           </w:p>
         </w:tc>
@@ -2556,7 +2556,7 @@
           </w:tcPr>
           <w:p>
             <w:pPr>
-              <w:spacing w:before="10" w:after="10" w:line="240" w:lineRule="auto"/>
+              <w:spacing w:before="6" w:after="6" w:line="233" w:lineRule="auto"/>
             </w:pPr>
           </w:p>
         </w:tc>
@@ -2572,7 +2572,7 @@
           </w:tcPr>
           <w:p>
             <w:pPr>
-              <w:spacing w:before="10" w:after="10" w:line="240" w:lineRule="auto"/>
+              <w:spacing w:before="6" w:after="6" w:line="233" w:lineRule="auto"/>
             </w:pPr>
           </w:p>
         </w:tc>
@@ -2588,7 +2588,7 @@
           </w:tcPr>
           <w:p>
             <w:pPr>
-              <w:spacing w:before="10" w:after="10" w:line="240" w:lineRule="auto"/>
+              <w:spacing w:before="6" w:after="6" w:line="233" w:lineRule="auto"/>
             </w:pPr>
           </w:p>
         </w:tc>
@@ -2596,7 +2596,7 @@
     </w:tbl>
     <w:p>
       <w:pPr>
-        <w:spacing w:before="72" w:after="0" w:line="240" w:lineRule="auto"/>
+        <w:spacing w:before="42" w:after="0" w:line="233" w:lineRule="auto"/>
         <w:rPr>
           <w:sz w:val="2"/>
           <w:szCs w:val="2"/>
@@ -2605,7 +2605,7 @@
     </w:p>
     <w:p>
       <w:pPr>
-        <w:spacing w:before="120" w:after="48" w:line="240" w:lineRule="auto"/>
+        <w:spacing w:before="70" w:after="28" w:line="233" w:lineRule="auto"/>
         <w:pBdr>
           <w:bottom w:val="single" w:sz="6" w:space="1" w:color="000000"/>
         </w:pBdr>
@@ -2623,7 +2623,7 @@
     </w:p>
     <w:p>
       <w:pPr>
-        <w:spacing w:before="0" w:after="0" w:line="240" w:lineRule="auto"/>
+        <w:spacing w:before="0" w:after="0" w:line="233" w:lineRule="auto"/>
       </w:pPr>
       <w:r>
         <w:rPr>
@@ -2636,7 +2636,7 @@
     </w:p>
     <w:p>
       <w:pPr>
-        <w:spacing w:before="60" w:after="0" w:line="240" w:lineRule="auto"/>
+        <w:spacing w:before="35" w:after="0" w:line="233" w:lineRule="auto"/>
         <w:rPr>
           <w:sz w:val="2"/>
           <w:szCs w:val="2"/>
@@ -2671,7 +2671,7 @@
           </w:tcPr>
           <w:p>
             <w:pPr>
-              <w:spacing w:before="10" w:after="10" w:line="240" w:lineRule="auto"/>
+              <w:spacing w:before="6" w:after="6" w:line="233" w:lineRule="auto"/>
             </w:pPr>
             <w:r>
               <w:rPr>
@@ -2695,7 +2695,7 @@
           </w:tcPr>
           <w:p>
             <w:pPr>
-              <w:spacing w:before="10" w:after="10" w:line="240" w:lineRule="auto"/>
+              <w:spacing w:before="6" w:after="6" w:line="233" w:lineRule="auto"/>
             </w:pPr>
             <w:r>
               <w:rPr>
@@ -2719,7 +2719,7 @@
           </w:tcPr>
           <w:p>
             <w:pPr>
-              <w:spacing w:before="10" w:after="10" w:line="240" w:lineRule="auto"/>
+              <w:spacing w:before="6" w:after="6" w:line="233" w:lineRule="auto"/>
             </w:pPr>
             <w:r>
               <w:rPr>
@@ -2745,7 +2745,7 @@
           </w:tcPr>
           <w:p>
             <w:pPr>
-              <w:spacing w:before="10" w:after="10" w:line="240" w:lineRule="auto"/>
+              <w:spacing w:before="6" w:after="6" w:line="233" w:lineRule="auto"/>
             </w:pPr>
           </w:p>
         </w:tc>
@@ -2761,7 +2761,7 @@
           </w:tcPr>
           <w:p>
             <w:pPr>
-              <w:spacing w:before="10" w:after="10" w:line="240" w:lineRule="auto"/>
+              <w:spacing w:before="6" w:after="6" w:line="233" w:lineRule="auto"/>
             </w:pPr>
           </w:p>
         </w:tc>
@@ -2777,7 +2777,7 @@
           </w:tcPr>
           <w:p>
             <w:pPr>
-              <w:spacing w:before="10" w:after="10" w:line="240" w:lineRule="auto"/>
+              <w:spacing w:before="6" w:after="6" w:line="233" w:lineRule="auto"/>
             </w:pPr>
           </w:p>
         </w:tc>
@@ -2795,7 +2795,7 @@
           </w:tcPr>
           <w:p>
             <w:pPr>
-              <w:spacing w:before="10" w:after="10" w:line="240" w:lineRule="auto"/>
+              <w:spacing w:before="6" w:after="6" w:line="233" w:lineRule="auto"/>
             </w:pPr>
             <w:r>
               <w:rPr>
@@ -2819,7 +2819,7 @@
           </w:tcPr>
           <w:p>
             <w:pPr>
-              <w:spacing w:before="10" w:after="10" w:line="240" w:lineRule="auto"/>
+              <w:spacing w:before="6" w:after="6" w:line="233" w:lineRule="auto"/>
             </w:pPr>
             <w:r>
               <w:rPr>
@@ -2843,7 +2843,7 @@
           </w:tcPr>
           <w:p>
             <w:pPr>
-              <w:spacing w:before="10" w:after="10" w:line="240" w:lineRule="auto"/>
+              <w:spacing w:before="6" w:after="6" w:line="233" w:lineRule="auto"/>
             </w:pPr>
             <w:r>
               <w:rPr>
@@ -2859,7 +2859,7 @@
     </w:tbl>
     <w:p>
       <w:pPr>
-        <w:spacing w:before="72" w:after="0" w:line="240" w:lineRule="auto"/>
+        <w:spacing w:before="42" w:after="0" w:line="233" w:lineRule="auto"/>
         <w:rPr>
           <w:sz w:val="2"/>
           <w:szCs w:val="2"/>
@@ -2868,7 +2868,7 @@
     </w:p>
     <w:p>
       <w:pPr>
-        <w:spacing w:before="72" w:after="0" w:line="240" w:lineRule="auto"/>
+        <w:spacing w:before="42" w:after="0" w:line="233" w:lineRule="auto"/>
       </w:pPr>
       <w:r>
         <w:rPr>
@@ -2881,7 +2881,7 @@
     </w:p>
     <w:p>
       <w:pPr>
-        <w:spacing w:before="120" w:after="48" w:line="240" w:lineRule="auto"/>
+        <w:spacing w:before="70" w:after="28" w:line="233" w:lineRule="auto"/>
         <w:pBdr>
           <w:bottom w:val="single" w:sz="6" w:space="1" w:color="000000"/>
         </w:pBdr>
@@ -2899,7 +2899,7 @@
     </w:p>
     <w:p>
       <w:pPr>
-        <w:spacing w:before="60" w:after="0" w:line="240" w:lineRule="auto"/>
+        <w:spacing w:before="35" w:after="0" w:line="233" w:lineRule="auto"/>
         <w:rPr>
           <w:sz w:val="2"/>
           <w:szCs w:val="2"/>
@@ -2935,7 +2935,7 @@
           </w:tcPr>
           <w:p>
             <w:pPr>
-              <w:spacing w:before="10" w:after="10" w:line="240" w:lineRule="auto"/>
+              <w:spacing w:before="6" w:after="6" w:line="233" w:lineRule="auto"/>
             </w:pPr>
             <w:r>
               <w:rPr>
@@ -2959,7 +2959,7 @@
           </w:tcPr>
           <w:p>
             <w:pPr>
-              <w:spacing w:before="10" w:after="10" w:line="240" w:lineRule="auto"/>
+              <w:spacing w:before="6" w:after="6" w:line="233" w:lineRule="auto"/>
             </w:pPr>
             <w:r>
               <w:rPr>
@@ -2983,7 +2983,7 @@
           </w:tcPr>
           <w:p>
             <w:pPr>
-              <w:spacing w:before="10" w:after="10" w:line="240" w:lineRule="auto"/>
+              <w:spacing w:before="6" w:after="6" w:line="233" w:lineRule="auto"/>
             </w:pPr>
             <w:r>
               <w:rPr>
@@ -3007,7 +3007,7 @@
           </w:tcPr>
           <w:p>
             <w:pPr>
-              <w:spacing w:before="10" w:after="10" w:line="240" w:lineRule="auto"/>
+              <w:spacing w:before="6" w:after="6" w:line="233" w:lineRule="auto"/>
             </w:pPr>
             <w:r>
               <w:rPr>
@@ -3033,7 +3033,7 @@
           </w:tcPr>
           <w:p>
             <w:pPr>
-              <w:spacing w:before="10" w:after="10" w:line="240" w:lineRule="auto"/>
+              <w:spacing w:before="6" w:after="6" w:line="233" w:lineRule="auto"/>
             </w:pPr>
             <w:r>
               <w:rPr>
@@ -3057,7 +3057,7 @@
           </w:tcPr>
           <w:p>
             <w:pPr>
-              <w:spacing w:before="10" w:after="10" w:line="240" w:lineRule="auto"/>
+              <w:spacing w:before="6" w:after="6" w:line="233" w:lineRule="auto"/>
             </w:pPr>
           </w:p>
         </w:tc>
@@ -3073,7 +3073,7 @@
           </w:tcPr>
           <w:p>
             <w:pPr>
-              <w:spacing w:before="10" w:after="10" w:line="240" w:lineRule="auto"/>
+              <w:spacing w:before="6" w:after="6" w:line="233" w:lineRule="auto"/>
             </w:pPr>
           </w:p>
         </w:tc>
@@ -3089,7 +3089,7 @@
           </w:tcPr>
           <w:p>
             <w:pPr>
-              <w:spacing w:before="10" w:after="10" w:line="240" w:lineRule="auto"/>
+              <w:spacing w:before="6" w:after="6" w:line="233" w:lineRule="auto"/>
             </w:pPr>
           </w:p>
         </w:tc>
@@ -3107,7 +3107,7 @@
           </w:tcPr>
           <w:p>
             <w:pPr>
-              <w:spacing w:before="10" w:after="10" w:line="240" w:lineRule="auto"/>
+              <w:spacing w:before="6" w:after="6" w:line="233" w:lineRule="auto"/>
             </w:pPr>
             <w:r>
               <w:rPr>
@@ -3131,7 +3131,7 @@
           </w:tcPr>
           <w:p>
             <w:pPr>
-              <w:spacing w:before="10" w:after="10" w:line="240" w:lineRule="auto"/>
+              <w:spacing w:before="6" w:after="6" w:line="233" w:lineRule="auto"/>
             </w:pPr>
           </w:p>
         </w:tc>
@@ -3147,7 +3147,7 @@
           </w:tcPr>
           <w:p>
             <w:pPr>
-              <w:spacing w:before="10" w:after="10" w:line="240" w:lineRule="auto"/>
+              <w:spacing w:before="6" w:after="6" w:line="233" w:lineRule="auto"/>
             </w:pPr>
           </w:p>
         </w:tc>
@@ -3163,7 +3163,7 @@
           </w:tcPr>
           <w:p>
             <w:pPr>
-              <w:spacing w:before="10" w:after="10" w:line="240" w:lineRule="auto"/>
+              <w:spacing w:before="6" w:after="6" w:line="233" w:lineRule="auto"/>
             </w:pPr>
           </w:p>
         </w:tc>
@@ -3181,7 +3181,7 @@
           </w:tcPr>
           <w:p>
             <w:pPr>
-              <w:spacing w:before="10" w:after="10" w:line="240" w:lineRule="auto"/>
+              <w:spacing w:before="6" w:after="6" w:line="233" w:lineRule="auto"/>
             </w:pPr>
             <w:r>
               <w:rPr>
@@ -3205,7 +3205,7 @@
           </w:tcPr>
           <w:p>
             <w:pPr>
-              <w:spacing w:before="10" w:after="10" w:line="240" w:lineRule="auto"/>
+              <w:spacing w:before="6" w:after="6" w:line="233" w:lineRule="auto"/>
             </w:pPr>
           </w:p>
         </w:tc>
@@ -3221,7 +3221,7 @@
           </w:tcPr>
           <w:p>
             <w:pPr>
-              <w:spacing w:before="10" w:after="10" w:line="240" w:lineRule="auto"/>
+              <w:spacing w:before="6" w:after="6" w:line="233" w:lineRule="auto"/>
             </w:pPr>
           </w:p>
         </w:tc>
@@ -3237,7 +3237,7 @@
           </w:tcPr>
           <w:p>
             <w:pPr>
-              <w:spacing w:before="10" w:after="10" w:line="240" w:lineRule="auto"/>
+              <w:spacing w:before="6" w:after="6" w:line="233" w:lineRule="auto"/>
             </w:pPr>
           </w:p>
         </w:tc>
@@ -3255,7 +3255,7 @@
           </w:tcPr>
           <w:p>
             <w:pPr>
-              <w:spacing w:before="10" w:after="10" w:line="240" w:lineRule="auto"/>
+              <w:spacing w:before="6" w:after="6" w:line="233" w:lineRule="auto"/>
             </w:pPr>
             <w:r>
               <w:rPr>
@@ -3279,7 +3279,7 @@
           </w:tcPr>
           <w:p>
             <w:pPr>
-              <w:spacing w:before="10" w:after="10" w:line="240" w:lineRule="auto"/>
+              <w:spacing w:before="6" w:after="6" w:line="233" w:lineRule="auto"/>
             </w:pPr>
           </w:p>
         </w:tc>
@@ -3295,7 +3295,7 @@
           </w:tcPr>
           <w:p>
             <w:pPr>
-              <w:spacing w:before="10" w:after="10" w:line="240" w:lineRule="auto"/>
+              <w:spacing w:before="6" w:after="6" w:line="233" w:lineRule="auto"/>
             </w:pPr>
           </w:p>
         </w:tc>
@@ -3311,7 +3311,7 @@
           </w:tcPr>
           <w:p>
             <w:pPr>
-              <w:spacing w:before="10" w:after="10" w:line="240" w:lineRule="auto"/>
+              <w:spacing w:before="6" w:after="6" w:line="233" w:lineRule="auto"/>
             </w:pPr>
           </w:p>
         </w:tc>
@@ -3329,7 +3329,7 @@
           </w:tcPr>
           <w:p>
             <w:pPr>
-              <w:spacing w:before="10" w:after="10" w:line="240" w:lineRule="auto"/>
+              <w:spacing w:before="6" w:after="6" w:line="233" w:lineRule="auto"/>
             </w:pPr>
             <w:r>
               <w:rPr>
@@ -3353,7 +3353,7 @@
           </w:tcPr>
           <w:p>
             <w:pPr>
-              <w:spacing w:before="10" w:after="10" w:line="240" w:lineRule="auto"/>
+              <w:spacing w:before="6" w:after="6" w:line="233" w:lineRule="auto"/>
             </w:pPr>
           </w:p>
         </w:tc>
@@ -3369,7 +3369,7 @@
           </w:tcPr>
           <w:p>
             <w:pPr>
-              <w:spacing w:before="10" w:after="10" w:line="240" w:lineRule="auto"/>
+              <w:spacing w:before="6" w:after="6" w:line="233" w:lineRule="auto"/>
             </w:pPr>
           </w:p>
         </w:tc>
@@ -3385,7 +3385,7 @@
           </w:tcPr>
           <w:p>
             <w:pPr>
-              <w:spacing w:before="10" w:after="10" w:line="240" w:lineRule="auto"/>
+              <w:spacing w:before="6" w:after="6" w:line="233" w:lineRule="auto"/>
             </w:pPr>
           </w:p>
         </w:tc>
@@ -3393,7 +3393,7 @@
     </w:tbl>
     <w:p>
       <w:pPr>
-        <w:spacing w:before="72" w:after="0" w:line="240" w:lineRule="auto"/>
+        <w:spacing w:before="42" w:after="0" w:line="233" w:lineRule="auto"/>
         <w:rPr>
           <w:sz w:val="2"/>
           <w:szCs w:val="2"/>
@@ -3402,7 +3402,7 @@
     </w:p>
     <w:p>
       <w:pPr>
-        <w:spacing w:before="72" w:after="0" w:line="240" w:lineRule="auto"/>
+        <w:spacing w:before="42" w:after="0" w:line="233" w:lineRule="auto"/>
       </w:pPr>
       <w:r>
         <w:rPr>
@@ -3415,7 +3415,7 @@
     </w:p>
     <w:p>
       <w:pPr>
-        <w:spacing w:before="120" w:after="48" w:line="240" w:lineRule="auto"/>
+        <w:spacing w:before="70" w:after="28" w:line="233" w:lineRule="auto"/>
         <w:pBdr>
           <w:bottom w:val="single" w:sz="6" w:space="1" w:color="000000"/>
         </w:pBdr>
@@ -3433,7 +3433,7 @@
     </w:p>
     <w:p>
       <w:pPr>
-        <w:spacing w:before="0" w:after="0" w:line="240" w:lineRule="auto"/>
+        <w:spacing w:before="0" w:after="0" w:line="233" w:lineRule="auto"/>
       </w:pPr>
       <w:r>
         <w:rPr>
@@ -3446,7 +3446,7 @@
     </w:p>
     <w:p>
       <w:pPr>
-        <w:spacing w:before="120" w:after="48" w:line="240" w:lineRule="auto"/>
+        <w:spacing w:before="70" w:after="28" w:line="233" w:lineRule="auto"/>
         <w:pBdr>
           <w:bottom w:val="single" w:sz="6" w:space="1" w:color="000000"/>
         </w:pBdr>
@@ -3464,7 +3464,7 @@
     </w:p>
     <w:p>
       <w:pPr>
-        <w:spacing w:before="0" w:after="0" w:line="240" w:lineRule="auto"/>
+        <w:spacing w:before="0" w:after="0" w:line="233" w:lineRule="auto"/>
       </w:pPr>
       <w:r>
         <w:rPr>
@@ -3472,12 +3472,12 @@
           <w:b w:val="0"/>
           <w:sz w:val="21"/>
         </w:rPr>
-        <w:t>A separate result from section 5. From brightwater-v6 every fresh case call carries a three-part written explanation, and an independent educator scores each part 0 to 2 against RUBRIC.md on a sheet that never shows the machine's call result. Fresh case explain.case_version.</w:t>
+        <w:t>A separate result from section 5. From brightwater-v6 every fresh case call carries a three-part written explanation, and an independent educator will score each part 0 to 2 against RUBRIC.md on a sheet that never shows the machine's call result. None has been scored yet. Fresh case explain.case_version.</w:t>
       </w:r>
     </w:p>
     <w:p>
       <w:pPr>
-        <w:spacing w:before="60" w:after="0" w:line="240" w:lineRule="auto"/>
+        <w:spacing w:before="35" w:after="0" w:line="233" w:lineRule="auto"/>
         <w:rPr>
           <w:sz w:val="2"/>
           <w:szCs w:val="2"/>
@@ -3511,7 +3511,7 @@
           </w:tcPr>
           <w:p>
             <w:pPr>
-              <w:spacing w:before="10" w:after="10" w:line="240" w:lineRule="auto"/>
+              <w:spacing w:before="6" w:after="6" w:line="233" w:lineRule="auto"/>
             </w:pPr>
             <w:r>
               <w:rPr>
@@ -3535,7 +3535,7 @@
           </w:tcPr>
           <w:p>
             <w:pPr>
-              <w:spacing w:before="10" w:after="10" w:line="240" w:lineRule="auto"/>
+              <w:spacing w:before="6" w:after="6" w:line="233" w:lineRule="auto"/>
             </w:pPr>
             <w:r>
               <w:rPr>
@@ -3561,7 +3561,7 @@
           </w:tcPr>
           <w:p>
             <w:pPr>
-              <w:spacing w:before="10" w:after="10" w:line="240" w:lineRule="auto"/>
+              <w:spacing w:before="6" w:after="6" w:line="233" w:lineRule="auto"/>
             </w:pPr>
             <w:r>
               <w:rPr>
@@ -3585,7 +3585,7 @@
           </w:tcPr>
           <w:p>
             <w:pPr>
-              <w:spacing w:before="10" w:after="10" w:line="240" w:lineRule="auto"/>
+              <w:spacing w:before="6" w:after="6" w:line="233" w:lineRule="auto"/>
             </w:pPr>
             <w:r>
               <w:rPr>
@@ -3611,7 +3611,7 @@
           </w:tcPr>
           <w:p>
             <w:pPr>
-              <w:spacing w:before="10" w:after="10" w:line="240" w:lineRule="auto"/>
+              <w:spacing w:before="6" w:after="6" w:line="233" w:lineRule="auto"/>
             </w:pPr>
             <w:r>
               <w:rPr>
@@ -3635,7 +3635,7 @@
           </w:tcPr>
           <w:p>
             <w:pPr>
-              <w:spacing w:before="10" w:after="10" w:line="240" w:lineRule="auto"/>
+              <w:spacing w:before="6" w:after="6" w:line="233" w:lineRule="auto"/>
             </w:pPr>
             <w:r>
               <w:rPr>
@@ -3661,7 +3661,57 @@
           </w:tcPr>
           <w:p>
             <w:pPr>
-              <w:spacing w:before="10" w:after="10" w:line="240" w:lineRule="auto"/>
+              <w:spacing w:before="6" w:after="6" w:line="233" w:lineRule="auto"/>
+            </w:pPr>
+            <w:r>
+              <w:rPr>
+                <w:rFonts w:ascii="Calibri" w:hAnsi="Calibri"/>
+                <w:b w:val="0"/>
+                <w:sz w:val="21"/>
+              </w:rPr>
+              <w:t>First attempts with an answer below the page's minimum, counted incomplete</w:t>
+            </w:r>
+          </w:p>
+        </w:tc>
+        <w:tc>
+          <w:tcPr>
+            <w:tcW w:type="dxa" w:w="8424"/>
+            <w:tcBorders>
+              <w:top w:val="single" w:sz="4" w:space="0" w:color="9A9A9A"/>
+              <w:left w:val="single" w:sz="4" w:space="0" w:color="9A9A9A"/>
+              <w:bottom w:val="single" w:sz="4" w:space="0" w:color="9A9A9A"/>
+              <w:right w:val="single" w:sz="4" w:space="0" w:color="9A9A9A"/>
+            </w:tcBorders>
+          </w:tcPr>
+          <w:p>
+            <w:pPr>
+              <w:spacing w:before="6" w:after="6" w:line="233" w:lineRule="auto"/>
+            </w:pPr>
+            <w:r>
+              <w:rPr>
+                <w:rFonts w:ascii="Calibri" w:hAnsi="Calibri"/>
+                <w:b w:val="0"/>
+                <w:sz w:val="21"/>
+              </w:rPr>
+              <w:t>explain.first_attempts_below_minimum</w:t>
+            </w:r>
+          </w:p>
+        </w:tc>
+      </w:tr>
+      <w:tr>
+        <w:tc>
+          <w:tcPr>
+            <w:tcW w:type="dxa" w:w="2088"/>
+            <w:tcBorders>
+              <w:top w:val="single" w:sz="4" w:space="0" w:color="9A9A9A"/>
+              <w:left w:val="single" w:sz="4" w:space="0" w:color="9A9A9A"/>
+              <w:bottom w:val="single" w:sz="4" w:space="0" w:color="9A9A9A"/>
+              <w:right w:val="single" w:sz="4" w:space="0" w:color="9A9A9A"/>
+            </w:tcBorders>
+          </w:tcPr>
+          <w:p>
+            <w:pPr>
+              <w:spacing w:before="6" w:after="6" w:line="233" w:lineRule="auto"/>
             </w:pPr>
             <w:r>
               <w:rPr>
@@ -3685,7 +3735,7 @@
           </w:tcPr>
           <w:p>
             <w:pPr>
-              <w:spacing w:before="10" w:after="10" w:line="240" w:lineRule="auto"/>
+              <w:spacing w:before="6" w:after="6" w:line="233" w:lineRule="auto"/>
             </w:pPr>
             <w:r>
               <w:rPr>
@@ -3711,7 +3761,7 @@
           </w:tcPr>
           <w:p>
             <w:pPr>
-              <w:spacing w:before="10" w:after="10" w:line="240" w:lineRule="auto"/>
+              <w:spacing w:before="6" w:after="6" w:line="233" w:lineRule="auto"/>
             </w:pPr>
             <w:r>
               <w:rPr>
@@ -3735,7 +3785,7 @@
           </w:tcPr>
           <w:p>
             <w:pPr>
-              <w:spacing w:before="10" w:after="10" w:line="240" w:lineRule="auto"/>
+              <w:spacing w:before="6" w:after="6" w:line="233" w:lineRule="auto"/>
             </w:pPr>
             <w:r>
               <w:rPr>
@@ -3761,7 +3811,7 @@
           </w:tcPr>
           <w:p>
             <w:pPr>
-              <w:spacing w:before="10" w:after="10" w:line="240" w:lineRule="auto"/>
+              <w:spacing w:before="6" w:after="6" w:line="233" w:lineRule="auto"/>
             </w:pPr>
             <w:r>
               <w:rPr>
@@ -3785,7 +3835,7 @@
           </w:tcPr>
           <w:p>
             <w:pPr>
-              <w:spacing w:before="10" w:after="10" w:line="240" w:lineRule="auto"/>
+              <w:spacing w:before="6" w:after="6" w:line="233" w:lineRule="auto"/>
             </w:pPr>
             <w:r>
               <w:rPr>
@@ -3811,7 +3861,7 @@
           </w:tcPr>
           <w:p>
             <w:pPr>
-              <w:spacing w:before="10" w:after="10" w:line="240" w:lineRule="auto"/>
+              <w:spacing w:before="6" w:after="6" w:line="233" w:lineRule="auto"/>
             </w:pPr>
             <w:r>
               <w:rPr>
@@ -3835,7 +3885,7 @@
           </w:tcPr>
           <w:p>
             <w:pPr>
-              <w:spacing w:before="10" w:after="10" w:line="240" w:lineRule="auto"/>
+              <w:spacing w:before="6" w:after="6" w:line="233" w:lineRule="auto"/>
             </w:pPr>
             <w:r>
               <w:rPr>
@@ -3861,7 +3911,7 @@
           </w:tcPr>
           <w:p>
             <w:pPr>
-              <w:spacing w:before="10" w:after="10" w:line="240" w:lineRule="auto"/>
+              <w:spacing w:before="6" w:after="6" w:line="233" w:lineRule="auto"/>
             </w:pPr>
             <w:r>
               <w:rPr>
@@ -3885,7 +3935,7 @@
           </w:tcPr>
           <w:p>
             <w:pPr>
-              <w:spacing w:before="10" w:after="10" w:line="240" w:lineRule="auto"/>
+              <w:spacing w:before="6" w:after="6" w:line="233" w:lineRule="auto"/>
             </w:pPr>
             <w:r>
               <w:rPr>
@@ -3911,7 +3961,7 @@
           </w:tcPr>
           <w:p>
             <w:pPr>
-              <w:spacing w:before="10" w:after="10" w:line="240" w:lineRule="auto"/>
+              <w:spacing w:before="6" w:after="6" w:line="233" w:lineRule="auto"/>
             </w:pPr>
             <w:r>
               <w:rPr>
@@ -3935,7 +3985,7 @@
           </w:tcPr>
           <w:p>
             <w:pPr>
-              <w:spacing w:before="10" w:after="10" w:line="240" w:lineRule="auto"/>
+              <w:spacing w:before="6" w:after="6" w:line="233" w:lineRule="auto"/>
             </w:pPr>
             <w:r>
               <w:rPr>
@@ -3961,7 +4011,7 @@
           </w:tcPr>
           <w:p>
             <w:pPr>
-              <w:spacing w:before="10" w:after="10" w:line="240" w:lineRule="auto"/>
+              <w:spacing w:before="6" w:after="6" w:line="233" w:lineRule="auto"/>
             </w:pPr>
             <w:r>
               <w:rPr>
@@ -3985,7 +4035,7 @@
           </w:tcPr>
           <w:p>
             <w:pPr>
-              <w:spacing w:before="10" w:after="10" w:line="240" w:lineRule="auto"/>
+              <w:spacing w:before="6" w:after="6" w:line="233" w:lineRule="auto"/>
             </w:pPr>
             <w:r>
               <w:rPr>
@@ -4011,7 +4061,7 @@
           </w:tcPr>
           <w:p>
             <w:pPr>
-              <w:spacing w:before="10" w:after="10" w:line="240" w:lineRule="auto"/>
+              <w:spacing w:before="6" w:after="6" w:line="233" w:lineRule="auto"/>
             </w:pPr>
             <w:r>
               <w:rPr>
@@ -4035,7 +4085,7 @@
           </w:tcPr>
           <w:p>
             <w:pPr>
-              <w:spacing w:before="10" w:after="10" w:line="240" w:lineRule="auto"/>
+              <w:spacing w:before="6" w:after="6" w:line="233" w:lineRule="auto"/>
             </w:pPr>
             <w:r>
               <w:rPr>
@@ -4051,7 +4101,7 @@
     </w:tbl>
     <w:p>
       <w:pPr>
-        <w:spacing w:before="72" w:after="0" w:line="240" w:lineRule="auto"/>
+        <w:spacing w:before="42" w:after="0" w:line="233" w:lineRule="auto"/>
         <w:rPr>
           <w:sz w:val="2"/>
           <w:szCs w:val="2"/>
@@ -4060,7 +4110,7 @@
     </w:p>
     <w:p>
       <w:pPr>
-        <w:spacing w:before="72" w:after="0" w:line="240" w:lineRule="auto"/>
+        <w:spacing w:before="42" w:after="0" w:line="233" w:lineRule="auto"/>
       </w:pPr>
       <w:r>
         <w:rPr>
@@ -4068,12 +4118,12 @@
           <w:b w:val="0"/>
           <w:sz w:val="21"/>
         </w:rPr>
-        <w:t>With five items and no comparable baseline, these scores do not establish learning gain.</w:t>
+        <w:t>With five items and no comparable baseline, these scores will not establish learning gain.</w:t>
       </w:r>
     </w:p>
     <w:p>
       <w:pPr>
-        <w:spacing w:before="120" w:after="48" w:line="240" w:lineRule="auto"/>
+        <w:spacing w:before="70" w:after="28" w:line="233" w:lineRule="auto"/>
         <w:pBdr>
           <w:bottom w:val="single" w:sz="6" w:space="1" w:color="000000"/>
         </w:pBdr>
@@ -4091,7 +4141,7 @@
     </w:p>
     <w:p>
       <w:pPr>
-        <w:spacing w:before="60" w:after="0" w:line="240" w:lineRule="auto"/>
+        <w:spacing w:before="35" w:after="0" w:line="233" w:lineRule="auto"/>
         <w:rPr>
           <w:sz w:val="2"/>
           <w:szCs w:val="2"/>
@@ -4126,7 +4176,7 @@
           </w:tcPr>
           <w:p>
             <w:pPr>
-              <w:spacing w:before="10" w:after="10" w:line="240" w:lineRule="auto"/>
+              <w:spacing w:before="6" w:after="6" w:line="233" w:lineRule="auto"/>
             </w:pPr>
             <w:r>
               <w:rPr>
@@ -4150,7 +4200,7 @@
           </w:tcPr>
           <w:p>
             <w:pPr>
-              <w:spacing w:before="10" w:after="10" w:line="240" w:lineRule="auto"/>
+              <w:spacing w:before="6" w:after="6" w:line="233" w:lineRule="auto"/>
             </w:pPr>
             <w:r>
               <w:rPr>
@@ -4174,7 +4224,7 @@
           </w:tcPr>
           <w:p>
             <w:pPr>
-              <w:spacing w:before="10" w:after="10" w:line="240" w:lineRule="auto"/>
+              <w:spacing w:before="6" w:after="6" w:line="233" w:lineRule="auto"/>
             </w:pPr>
             <w:r>
               <w:rPr>
@@ -4200,7 +4250,7 @@
           </w:tcPr>
           <w:p>
             <w:pPr>
-              <w:spacing w:before="10" w:after="10" w:line="240" w:lineRule="auto"/>
+              <w:spacing w:before="6" w:after="6" w:line="233" w:lineRule="auto"/>
             </w:pPr>
           </w:p>
         </w:tc>
@@ -4216,7 +4266,7 @@
           </w:tcPr>
           <w:p>
             <w:pPr>
-              <w:spacing w:before="10" w:after="10" w:line="240" w:lineRule="auto"/>
+              <w:spacing w:before="6" w:after="6" w:line="233" w:lineRule="auto"/>
             </w:pPr>
           </w:p>
         </w:tc>
@@ -4232,7 +4282,7 @@
           </w:tcPr>
           <w:p>
             <w:pPr>
-              <w:spacing w:before="10" w:after="10" w:line="240" w:lineRule="auto"/>
+              <w:spacing w:before="6" w:after="6" w:line="233" w:lineRule="auto"/>
             </w:pPr>
           </w:p>
         </w:tc>
@@ -4240,7 +4290,7 @@
     </w:tbl>
     <w:p>
       <w:pPr>
-        <w:spacing w:before="72" w:after="0" w:line="240" w:lineRule="auto"/>
+        <w:spacing w:before="42" w:after="0" w:line="233" w:lineRule="auto"/>
         <w:rPr>
           <w:sz w:val="2"/>
           <w:szCs w:val="2"/>
@@ -4249,7 +4299,7 @@
     </w:p>
     <w:p>
       <w:pPr>
-        <w:spacing w:before="120" w:after="48" w:line="240" w:lineRule="auto"/>
+        <w:spacing w:before="70" w:after="28" w:line="233" w:lineRule="auto"/>
         <w:pBdr>
           <w:bottom w:val="single" w:sz="6" w:space="1" w:color="000000"/>
         </w:pBdr>
@@ -4267,7 +4317,7 @@
     </w:p>
     <w:p>
       <w:pPr>
-        <w:spacing w:before="0" w:after="0" w:line="240" w:lineRule="auto"/>
+        <w:spacing w:before="0" w:after="0" w:line="233" w:lineRule="auto"/>
       </w:pPr>
       <w:r>
         <w:rPr>
@@ -4280,7 +4330,7 @@
     </w:p>
     <w:p>
       <w:pPr>
-        <w:spacing w:before="120" w:after="48" w:line="240" w:lineRule="auto"/>
+        <w:spacing w:before="70" w:after="28" w:line="233" w:lineRule="auto"/>
         <w:pBdr>
           <w:bottom w:val="single" w:sz="6" w:space="1" w:color="000000"/>
         </w:pBdr>
@@ -4298,7 +4348,7 @@
     </w:p>
     <w:p>
       <w:pPr>
-        <w:spacing w:before="0" w:after="0" w:line="240" w:lineRule="auto"/>
+        <w:spacing w:before="0" w:after="0" w:line="233" w:lineRule="auto"/>
       </w:pPr>
       <w:r>
         <w:rPr>
@@ -4311,7 +4361,7 @@
     </w:p>
     <w:p>
       <w:pPr>
-        <w:spacing w:before="120" w:after="48" w:line="240" w:lineRule="auto"/>
+        <w:spacing w:before="70" w:after="28" w:line="233" w:lineRule="auto"/>
         <w:pBdr>
           <w:bottom w:val="single" w:sz="6" w:space="1" w:color="000000"/>
         </w:pBdr>
@@ -4329,7 +4379,7 @@
     </w:p>
     <w:p>
       <w:pPr>
-        <w:spacing w:before="0" w:after="0" w:line="240" w:lineRule="auto"/>
+        <w:spacing w:before="0" w:after="0" w:line="233" w:lineRule="auto"/>
       </w:pPr>
       <w:r>
         <w:rPr>
@@ -4714,7 +4764,7 @@
     <w:qFormat/>
     <w:rsid w:val="00FC693F"/>
     <w:pPr>
-      <w:spacing w:after="0" w:before="0" w:line="240" w:lineRule="auto"/>
+      <w:spacing w:after="0" w:before="0" w:line="233" w:lineRule="auto"/>
     </w:pPr>
     <w:rPr>
       <w:rFonts w:ascii="Calibri" w:hAnsi="Calibri"/>
